--- a/src/Layers/W1/BaseApp/Sales/History/StandardSalesCreditMemoThemable.docx
+++ b/src/Layers/W1/BaseApp/Sales/History/StandardSalesCreditMemoThemable.docx
@@ -7,12 +7,12 @@
         <w:tblStyle w:val="TableGrid"/>
         <w:tblW w:w="5000" w:type="pct"/>
         <w:tblBorders>
-          <w:top w:val="none" w:sz="0" w:space="0" w:color="auto"/>
-          <w:left w:val="none" w:sz="0" w:space="0" w:color="auto"/>
-          <w:bottom w:val="none" w:sz="0" w:space="0" w:color="auto"/>
-          <w:right w:val="none" w:sz="0" w:space="0" w:color="auto"/>
-          <w:insideH w:val="none" w:sz="0" w:space="0" w:color="auto"/>
-          <w:insideV w:val="none" w:sz="0" w:space="0" w:color="auto"/>
+          <w:top w:val="none" w:color="auto" w:sz="0" w:space="0"/>
+          <w:left w:val="none" w:color="auto" w:sz="0" w:space="0"/>
+          <w:bottom w:val="none" w:color="auto" w:sz="0" w:space="0"/>
+          <w:right w:val="none" w:color="auto" w:sz="0" w:space="0"/>
+          <w:insideH w:val="none" w:color="auto" w:sz="0" w:space="0"/>
+          <w:insideV w:val="none" w:color="auto" w:sz="0" w:space="0"/>
         </w:tblBorders>
         <w:tblCellMar>
           <w:left w:w="0" w:type="dxa"/>
@@ -540,12 +540,12 @@
         <w:tblStyle w:val="TableGrid"/>
         <w:tblW w:w="0" w:type="auto"/>
         <w:tblBorders>
-          <w:top w:val="none" w:sz="0" w:space="0" w:color="auto"/>
-          <w:left w:val="none" w:sz="0" w:space="0" w:color="auto"/>
-          <w:bottom w:val="none" w:sz="0" w:space="0" w:color="auto"/>
-          <w:right w:val="none" w:sz="0" w:space="0" w:color="auto"/>
-          <w:insideH w:val="none" w:sz="0" w:space="0" w:color="auto"/>
-          <w:insideV w:val="none" w:sz="0" w:space="0" w:color="auto"/>
+          <w:top w:val="none" w:color="auto" w:sz="0" w:space="0"/>
+          <w:left w:val="none" w:color="auto" w:sz="0" w:space="0"/>
+          <w:bottom w:val="none" w:color="auto" w:sz="0" w:space="0"/>
+          <w:right w:val="none" w:color="auto" w:sz="0" w:space="0"/>
+          <w:insideH w:val="none" w:color="auto" w:sz="0" w:space="0"/>
+          <w:insideV w:val="none" w:color="auto" w:sz="0" w:space="0"/>
         </w:tblBorders>
         <w:tblCellMar>
           <w:left w:w="0" w:type="dxa"/>
@@ -841,12 +841,12 @@
         <w:tblStyle w:val="TableGrid"/>
         <w:tblW w:w="0" w:type="auto"/>
         <w:tblBorders>
-          <w:top w:val="none" w:sz="0" w:space="0" w:color="auto"/>
-          <w:left w:val="none" w:sz="0" w:space="0" w:color="auto"/>
-          <w:bottom w:val="none" w:sz="0" w:space="0" w:color="auto"/>
-          <w:right w:val="none" w:sz="0" w:space="0" w:color="auto"/>
-          <w:insideH w:val="none" w:sz="0" w:space="0" w:color="auto"/>
-          <w:insideV w:val="none" w:sz="0" w:space="0" w:color="auto"/>
+          <w:top w:val="none" w:color="auto" w:sz="0" w:space="0"/>
+          <w:left w:val="none" w:color="auto" w:sz="0" w:space="0"/>
+          <w:bottom w:val="none" w:color="auto" w:sz="0" w:space="0"/>
+          <w:right w:val="none" w:color="auto" w:sz="0" w:space="0"/>
+          <w:insideH w:val="none" w:color="auto" w:sz="0" w:space="0"/>
+          <w:insideV w:val="none" w:color="auto" w:sz="0" w:space="0"/>
         </w:tblBorders>
         <w:tblLayout w:type="fixed"/>
         <w:tblCellMar>
@@ -885,7 +885,7 @@
               <w:tcPr>
                 <w:tcW w:w="954" w:type="dxa"/>
                 <w:tcBorders>
-                  <w:bottom w:val="single" w:sz="4" w:space="0" w:color="auto"/>
+                  <w:bottom w:val="single" w:color="auto" w:sz="4" w:space="0"/>
                 </w:tcBorders>
                 <w:shd w:val="clear" w:color="auto" w:fill="5B9BD5" w:themeFill="accent1"/>
                 <w:vAlign w:val="bottom"/>
@@ -919,7 +919,7 @@
               <w:tcPr>
                 <w:tcW w:w="2238" w:type="dxa"/>
                 <w:tcBorders>
-                  <w:bottom w:val="single" w:sz="4" w:space="0" w:color="auto"/>
+                  <w:bottom w:val="single" w:color="auto" w:sz="4" w:space="0"/>
                 </w:tcBorders>
                 <w:shd w:val="clear" w:color="auto" w:fill="5B9BD5" w:themeFill="accent1"/>
                 <w:vAlign w:val="bottom"/>
@@ -953,7 +953,7 @@
               <w:tcPr>
                 <w:tcW w:w="965" w:type="dxa"/>
                 <w:tcBorders>
-                  <w:bottom w:val="single" w:sz="4" w:space="0" w:color="auto"/>
+                  <w:bottom w:val="single" w:color="auto" w:sz="4" w:space="0"/>
                 </w:tcBorders>
                 <w:shd w:val="clear" w:color="auto" w:fill="5B9BD5" w:themeFill="accent1"/>
                 <w:vAlign w:val="bottom"/>
@@ -987,7 +987,7 @@
               <w:tcPr>
                 <w:tcW w:w="805" w:type="dxa"/>
                 <w:tcBorders>
-                  <w:bottom w:val="single" w:sz="4" w:space="0" w:color="auto"/>
+                  <w:bottom w:val="single" w:color="auto" w:sz="4" w:space="0"/>
                 </w:tcBorders>
                 <w:shd w:val="clear" w:color="auto" w:fill="5B9BD5" w:themeFill="accent1"/>
                 <w:vAlign w:val="bottom"/>
@@ -1010,7 +1010,7 @@
           <w:tcPr>
             <w:tcW w:w="708" w:type="dxa"/>
             <w:tcBorders>
-              <w:bottom w:val="single" w:sz="4" w:space="0" w:color="auto"/>
+              <w:bottom w:val="single" w:color="auto" w:sz="4" w:space="0"/>
             </w:tcBorders>
             <w:shd w:val="clear" w:color="auto" w:fill="5B9BD5" w:themeFill="accent1"/>
             <w:vAlign w:val="bottom"/>
@@ -1037,7 +1037,7 @@
               <w:tcPr>
                 <w:tcW w:w="1365" w:type="dxa"/>
                 <w:tcBorders>
-                  <w:bottom w:val="single" w:sz="4" w:space="0" w:color="auto"/>
+                  <w:bottom w:val="single" w:color="auto" w:sz="4" w:space="0"/>
                 </w:tcBorders>
                 <w:shd w:val="clear" w:color="auto" w:fill="5B9BD5" w:themeFill="accent1"/>
                 <w:vAlign w:val="bottom"/>
@@ -1060,7 +1060,7 @@
           <w:tcPr>
             <w:tcW w:w="620" w:type="dxa"/>
             <w:tcBorders>
-              <w:bottom w:val="single" w:sz="4" w:space="0" w:color="auto"/>
+              <w:bottom w:val="single" w:color="auto" w:sz="4" w:space="0"/>
             </w:tcBorders>
             <w:shd w:val="clear" w:color="auto" w:fill="5B9BD5" w:themeFill="accent1"/>
             <w:vAlign w:val="bottom"/>
@@ -1087,7 +1087,7 @@
               <w:tcPr>
                 <w:tcW w:w="709" w:type="dxa"/>
                 <w:tcBorders>
-                  <w:bottom w:val="single" w:sz="4" w:space="0" w:color="auto"/>
+                  <w:bottom w:val="single" w:color="auto" w:sz="4" w:space="0"/>
                 </w:tcBorders>
                 <w:shd w:val="clear" w:color="auto" w:fill="5B9BD5" w:themeFill="accent1"/>
                 <w:vAlign w:val="bottom"/>
@@ -1122,7 +1122,7 @@
               <w:tcPr>
                 <w:tcW w:w="1807" w:type="dxa"/>
                 <w:tcBorders>
-                  <w:bottom w:val="single" w:sz="4" w:space="0" w:color="auto"/>
+                  <w:bottom w:val="single" w:color="auto" w:sz="4" w:space="0"/>
                 </w:tcBorders>
                 <w:shd w:val="clear" w:color="auto" w:fill="5B9BD5" w:themeFill="accent1"/>
                 <w:tcMar>
@@ -1153,7 +1153,7 @@
           <w:tcPr>
             <w:tcW w:w="954" w:type="dxa"/>
             <w:tcBorders>
-              <w:top w:val="single" w:sz="4" w:space="0" w:color="auto"/>
+              <w:top w:val="single" w:color="auto" w:sz="4" w:space="0"/>
             </w:tcBorders>
           </w:tcPr>
           <w:p>
@@ -1166,7 +1166,7 @@
           <w:tcPr>
             <w:tcW w:w="2238" w:type="dxa"/>
             <w:tcBorders>
-              <w:top w:val="single" w:sz="4" w:space="0" w:color="auto"/>
+              <w:top w:val="single" w:color="auto" w:sz="4" w:space="0"/>
             </w:tcBorders>
           </w:tcPr>
           <w:p>
@@ -1179,7 +1179,7 @@
           <w:tcPr>
             <w:tcW w:w="965" w:type="dxa"/>
             <w:tcBorders>
-              <w:top w:val="single" w:sz="4" w:space="0" w:color="auto"/>
+              <w:top w:val="single" w:color="auto" w:sz="4" w:space="0"/>
             </w:tcBorders>
           </w:tcPr>
           <w:p>
@@ -1192,7 +1192,7 @@
           <w:tcPr>
             <w:tcW w:w="805" w:type="dxa"/>
             <w:tcBorders>
-              <w:top w:val="single" w:sz="4" w:space="0" w:color="auto"/>
+              <w:top w:val="single" w:color="auto" w:sz="4" w:space="0"/>
             </w:tcBorders>
           </w:tcPr>
           <w:p>
@@ -1205,7 +1205,7 @@
           <w:tcPr>
             <w:tcW w:w="708" w:type="dxa"/>
             <w:tcBorders>
-              <w:top w:val="single" w:sz="4" w:space="0" w:color="auto"/>
+              <w:top w:val="single" w:color="auto" w:sz="4" w:space="0"/>
             </w:tcBorders>
           </w:tcPr>
           <w:p>
@@ -1218,7 +1218,7 @@
           <w:tcPr>
             <w:tcW w:w="1365" w:type="dxa"/>
             <w:tcBorders>
-              <w:top w:val="single" w:sz="4" w:space="0" w:color="auto"/>
+              <w:top w:val="single" w:color="auto" w:sz="4" w:space="0"/>
             </w:tcBorders>
           </w:tcPr>
           <w:p>
@@ -1231,7 +1231,7 @@
           <w:tcPr>
             <w:tcW w:w="620" w:type="dxa"/>
             <w:tcBorders>
-              <w:top w:val="single" w:sz="4" w:space="0" w:color="auto"/>
+              <w:top w:val="single" w:color="auto" w:sz="4" w:space="0"/>
             </w:tcBorders>
           </w:tcPr>
           <w:p>
@@ -1244,7 +1244,7 @@
           <w:tcPr>
             <w:tcW w:w="709" w:type="dxa"/>
             <w:tcBorders>
-              <w:top w:val="single" w:sz="4" w:space="0" w:color="auto"/>
+              <w:top w:val="single" w:color="auto" w:sz="4" w:space="0"/>
             </w:tcBorders>
           </w:tcPr>
           <w:p>
@@ -1257,7 +1257,7 @@
           <w:tcPr>
             <w:tcW w:w="1807" w:type="dxa"/>
             <w:tcBorders>
-              <w:top w:val="single" w:sz="4" w:space="0" w:color="auto"/>
+              <w:top w:val="single" w:color="auto" w:sz="4" w:space="0"/>
             </w:tcBorders>
             <w:tcMar>
               <w:right w:w="0" w:type="dxa"/>
@@ -1935,7 +1935,7 @@
                 <w:tcW w:w="2694" w:type="dxa"/>
                 <w:gridSpan w:val="3"/>
                 <w:tcBorders>
-                  <w:bottom w:val="single" w:sz="4" w:space="0" w:color="5B9BD5" w:themeColor="accent1"/>
+                  <w:bottom w:val="single" w:color="5B9BD5" w:themeColor="accent1" w:sz="4" w:space="0"/>
                 </w:tcBorders>
               </w:tcPr>
               <w:p>
@@ -1976,7 +1976,7 @@
               <w:tcPr>
                 <w:tcW w:w="1807" w:type="dxa"/>
                 <w:tcBorders>
-                  <w:bottom w:val="single" w:sz="4" w:space="0" w:color="5B9BD5" w:themeColor="accent1"/>
+                  <w:bottom w:val="single" w:color="5B9BD5" w:themeColor="accent1" w:sz="4" w:space="0"/>
                 </w:tcBorders>
                 <w:tcMar>
                   <w:right w:w="0" w:type="dxa"/>
@@ -2011,12 +2011,12 @@
         <w:tblW w:w="0" w:type="auto"/>
         <w:jc w:val="right"/>
         <w:tblBorders>
-          <w:top w:val="none" w:sz="0" w:space="0" w:color="auto"/>
-          <w:left w:val="none" w:sz="0" w:space="0" w:color="auto"/>
-          <w:bottom w:val="none" w:sz="0" w:space="0" w:color="auto"/>
-          <w:right w:val="none" w:sz="0" w:space="0" w:color="auto"/>
-          <w:insideH w:val="none" w:sz="0" w:space="0" w:color="auto"/>
-          <w:insideV w:val="none" w:sz="0" w:space="0" w:color="auto"/>
+          <w:top w:val="none" w:color="auto" w:sz="0" w:space="0"/>
+          <w:left w:val="none" w:color="auto" w:sz="0" w:space="0"/>
+          <w:bottom w:val="none" w:color="auto" w:sz="0" w:space="0"/>
+          <w:right w:val="none" w:color="auto" w:sz="0" w:space="0"/>
+          <w:insideH w:val="none" w:color="auto" w:sz="0" w:space="0"/>
+          <w:insideV w:val="none" w:color="auto" w:sz="0" w:space="0"/>
         </w:tblBorders>
         <w:tblLayout w:type="fixed"/>
         <w:tblCellMar>
@@ -2306,12 +2306,12 @@
       <w:tblStyle w:val="TableGrid"/>
       <w:tblW w:w="5000" w:type="pct"/>
       <w:tblBorders>
-        <w:top w:val="none" w:sz="0" w:space="0" w:color="auto"/>
-        <w:left w:val="none" w:sz="0" w:space="0" w:color="auto"/>
-        <w:bottom w:val="none" w:sz="0" w:space="0" w:color="auto"/>
-        <w:right w:val="none" w:sz="0" w:space="0" w:color="auto"/>
-        <w:insideH w:val="none" w:sz="0" w:space="0" w:color="auto"/>
-        <w:insideV w:val="none" w:sz="0" w:space="0" w:color="auto"/>
+        <w:top w:val="none" w:color="auto" w:sz="0" w:space="0"/>
+        <w:left w:val="none" w:color="auto" w:sz="0" w:space="0"/>
+        <w:bottom w:val="none" w:color="auto" w:sz="0" w:space="0"/>
+        <w:right w:val="none" w:color="auto" w:sz="0" w:space="0"/>
+        <w:insideH w:val="none" w:color="auto" w:sz="0" w:space="0"/>
+        <w:insideV w:val="none" w:color="auto" w:sz="0" w:space="0"/>
       </w:tblBorders>
       <w:tblLayout w:type="fixed"/>
       <w:tblCellMar>
@@ -2414,12 +2414,12 @@
       <w:tblStyle w:val="TableGrid"/>
       <w:tblW w:w="5000" w:type="pct"/>
       <w:tblBorders>
-        <w:top w:val="none" w:sz="0" w:space="0" w:color="auto"/>
-        <w:left w:val="none" w:sz="0" w:space="0" w:color="auto"/>
-        <w:bottom w:val="none" w:sz="0" w:space="0" w:color="auto"/>
-        <w:right w:val="none" w:sz="0" w:space="0" w:color="auto"/>
-        <w:insideH w:val="none" w:sz="0" w:space="0" w:color="auto"/>
-        <w:insideV w:val="none" w:sz="0" w:space="0" w:color="auto"/>
+        <w:top w:val="none" w:color="auto" w:sz="0" w:space="0"/>
+        <w:left w:val="none" w:color="auto" w:sz="0" w:space="0"/>
+        <w:bottom w:val="none" w:color="auto" w:sz="0" w:space="0"/>
+        <w:right w:val="none" w:color="auto" w:sz="0" w:space="0"/>
+        <w:insideH w:val="none" w:color="auto" w:sz="0" w:space="0"/>
+        <w:insideV w:val="none" w:color="auto" w:sz="0" w:space="0"/>
       </w:tblBorders>
       <w:tblLayout w:type="fixed"/>
       <w:tblCellMar>
@@ -3078,12 +3078,12 @@
       <w:tblStyle w:val="TableGrid"/>
       <w:tblW w:w="0" w:type="auto"/>
       <w:tblBorders>
-        <w:top w:val="none" w:sz="0" w:space="0" w:color="auto"/>
-        <w:left w:val="none" w:sz="0" w:space="0" w:color="auto"/>
-        <w:bottom w:val="none" w:sz="0" w:space="0" w:color="auto"/>
-        <w:right w:val="none" w:sz="0" w:space="0" w:color="auto"/>
-        <w:insideH w:val="none" w:sz="0" w:space="0" w:color="auto"/>
-        <w:insideV w:val="none" w:sz="0" w:space="0" w:color="auto"/>
+        <w:top w:val="none" w:color="auto" w:sz="0" w:space="0"/>
+        <w:left w:val="none" w:color="auto" w:sz="0" w:space="0"/>
+        <w:bottom w:val="none" w:color="auto" w:sz="0" w:space="0"/>
+        <w:right w:val="none" w:color="auto" w:sz="0" w:space="0"/>
+        <w:insideH w:val="none" w:color="auto" w:sz="0" w:space="0"/>
+        <w:insideV w:val="none" w:color="auto" w:sz="0" w:space="0"/>
       </w:tblBorders>
       <w:tblCellMar>
         <w:left w:w="0" w:type="dxa"/>
@@ -3293,18 +3293,18 @@
 </file>
 
 <file path=word/header2.xml><?xml version="1.0" encoding="utf-8"?>
-<w:hdr xmlns:wpc="http://schemas.microsoft.com/office/word/2010/wordprocessingCanvas" xmlns:cx="http://schemas.microsoft.com/office/drawing/2014/chartex" xmlns:cx1="http://schemas.microsoft.com/office/drawing/2015/9/8/chartex" xmlns:cx2="http://schemas.microsoft.com/office/drawing/2015/10/21/chartex" xmlns:cx3="http://schemas.microsoft.com/office/drawing/2016/5/9/chartex" xmlns:cx4="http://schemas.microsoft.com/office/drawing/2016/5/10/chartex" xmlns:cx5="http://schemas.microsoft.com/office/drawing/2016/5/11/chartex" xmlns:cx6="http://schemas.microsoft.com/office/drawing/2016/5/12/chartex" xmlns:cx7="http://schemas.microsoft.com/office/drawing/2016/5/13/chartex" xmlns:cx8="http://schemas.microsoft.com/office/drawing/2016/5/14/chartex" xmlns:mc="http://schemas.openxmlformats.org/markup-compatibility/2006" xmlns:aink="http://schemas.microsoft.com/office/drawing/2016/ink" xmlns:am3d="http://schemas.microsoft.com/office/drawing/2017/model3d" xmlns:o="urn:schemas-microsoft-com:office:office" xmlns:oel="http://schemas.microsoft.com/office/2019/extlst" xmlns:r="http://schemas.openxmlformats.org/officeDocument/2006/relationships" xmlns:m="http://schemas.openxmlformats.org/officeDocument/2006/math" xmlns:v="urn:schemas-microsoft-com:vml" xmlns:wp14="http://schemas.microsoft.com/office/word/2010/wordprocessingDrawing" xmlns:wp="http://schemas.openxmlformats.org/drawingml/2006/wordprocessingDrawing" xmlns:w10="urn:schemas-microsoft-com:office:word" xmlns:w="http://schemas.openxmlformats.org/wordprocessingml/2006/main" xmlns:w14="http://schemas.microsoft.com/office/word/2010/wordml" xmlns:w15="http://schemas.microsoft.com/office/word/2012/wordml" xmlns:w16cex="http://schemas.microsoft.com/office/word/2018/wordml/cex" xmlns:w16cid="http://schemas.microsoft.com/office/word/2016/wordml/cid" xmlns:w16="http://schemas.microsoft.com/office/word/2018/wordml" xmlns:w16du="http://schemas.microsoft.com/office/word/2023/wordml/word16du" xmlns:w16sdtdh="http://schemas.microsoft.com/office/word/2020/wordml/sdtdatahash" xmlns:w16sdtfl="http://schemas.microsoft.com/office/word/2024/wordml/sdtformatlock" xmlns:w16se="http://schemas.microsoft.com/office/word/2015/wordml/symex" xmlns:wpg="http://schemas.microsoft.com/office/word/2010/wordprocessingGroup" xmlns:wpi="http://schemas.microsoft.com/office/word/2010/wordprocessingInk" xmlns:wne="http://schemas.microsoft.com/office/word/2006/wordml" xmlns:wps="http://schemas.microsoft.com/office/word/2010/wordprocessingShape" mc:Ignorable="w14 w15 w16se w16cid w16 w16cex w16sdtdh w16sdtfl w16du wp14">
+<w:hdr xmlns:a="http://schemas.openxmlformats.org/drawingml/2006/main" xmlns:pic="http://schemas.openxmlformats.org/drawingml/2006/picture" xmlns:wpc="http://schemas.microsoft.com/office/word/2010/wordprocessingCanvas" xmlns:cx="http://schemas.microsoft.com/office/drawing/2014/chartex" xmlns:cx1="http://schemas.microsoft.com/office/drawing/2015/9/8/chartex" xmlns:cx2="http://schemas.microsoft.com/office/drawing/2015/10/21/chartex" xmlns:cx3="http://schemas.microsoft.com/office/drawing/2016/5/9/chartex" xmlns:cx4="http://schemas.microsoft.com/office/drawing/2016/5/10/chartex" xmlns:cx5="http://schemas.microsoft.com/office/drawing/2016/5/11/chartex" xmlns:cx6="http://schemas.microsoft.com/office/drawing/2016/5/12/chartex" xmlns:cx7="http://schemas.microsoft.com/office/drawing/2016/5/13/chartex" xmlns:cx8="http://schemas.microsoft.com/office/drawing/2016/5/14/chartex" xmlns:mc="http://schemas.openxmlformats.org/markup-compatibility/2006" xmlns:aink="http://schemas.microsoft.com/office/drawing/2016/ink" xmlns:am3d="http://schemas.microsoft.com/office/drawing/2017/model3d" xmlns:o="urn:schemas-microsoft-com:office:office" xmlns:oel="http://schemas.microsoft.com/office/2019/extlst" xmlns:r="http://schemas.openxmlformats.org/officeDocument/2006/relationships" xmlns:m="http://schemas.openxmlformats.org/officeDocument/2006/math" xmlns:v="urn:schemas-microsoft-com:vml" xmlns:wp14="http://schemas.microsoft.com/office/word/2010/wordprocessingDrawing" xmlns:wp="http://schemas.openxmlformats.org/drawingml/2006/wordprocessingDrawing" xmlns:w10="urn:schemas-microsoft-com:office:word" xmlns:w="http://schemas.openxmlformats.org/wordprocessingml/2006/main" xmlns:w14="http://schemas.microsoft.com/office/word/2010/wordml" xmlns:w15="http://schemas.microsoft.com/office/word/2012/wordml" xmlns:w16cex="http://schemas.microsoft.com/office/word/2018/wordml/cex" xmlns:w16cid="http://schemas.microsoft.com/office/word/2016/wordml/cid" xmlns:w16="http://schemas.microsoft.com/office/word/2018/wordml" xmlns:w16du="http://schemas.microsoft.com/office/word/2023/wordml/word16du" xmlns:w16sdtdh="http://schemas.microsoft.com/office/word/2020/wordml/sdtdatahash" xmlns:w16sdtfl="http://schemas.microsoft.com/office/word/2024/wordml/sdtformatlock" xmlns:w16se="http://schemas.microsoft.com/office/word/2015/wordml/symex" xmlns:wpg="http://schemas.microsoft.com/office/word/2010/wordprocessingGroup" xmlns:wpi="http://schemas.microsoft.com/office/word/2010/wordprocessingInk" xmlns:wne="http://schemas.microsoft.com/office/word/2006/wordml" xmlns:wps="http://schemas.microsoft.com/office/word/2010/wordprocessingShape" mc:Ignorable="w14 w15 w16se w16cid w16 w16cex w16sdtdh w16sdtfl w16du wp14">
   <w:tbl>
     <w:tblPr>
       <w:tblStyle w:val="TableGrid"/>
       <w:tblW w:w="0" w:type="auto"/>
       <w:tblBorders>
-        <w:top w:val="none" w:sz="0" w:space="0" w:color="auto"/>
-        <w:left w:val="none" w:sz="0" w:space="0" w:color="auto"/>
-        <w:bottom w:val="none" w:sz="0" w:space="0" w:color="auto"/>
-        <w:right w:val="none" w:sz="0" w:space="0" w:color="auto"/>
-        <w:insideH w:val="none" w:sz="0" w:space="0" w:color="auto"/>
-        <w:insideV w:val="none" w:sz="0" w:space="0" w:color="auto"/>
+        <w:top w:val="none" w:color="auto" w:sz="0" w:space="0"/>
+        <w:left w:val="none" w:color="auto" w:sz="0" w:space="0"/>
+        <w:bottom w:val="none" w:color="auto" w:sz="0" w:space="0"/>
+        <w:right w:val="none" w:color="auto" w:sz="0" w:space="0"/>
+        <w:insideH w:val="none" w:color="auto" w:sz="0" w:space="0"/>
+        <w:insideV w:val="none" w:color="auto" w:sz="0" w:space="0"/>
       </w:tblBorders>
       <w:tblCellMar>
         <w:left w:w="0" w:type="dxa"/>
@@ -7157,7 +7157,9 @@
 </a:theme>
 </file>
 
-<file path=customXml/item1.xml>��< ? x m l   v e r s i o n = " 1 . 0 "   e n c o d i n g = " u t f - 1 6 " ? > < N a v W o r d R e p o r t X m l P a r t   x m l n s = " u r n : m i c r o s o f t - d y n a m i c s - n a v / r e p o r t s / S t a n d a r d _ S a l e s _ C r e d i t _ M e m o / 1 3 0 7 / " > +<file path=customXml/item1.xml>��< ? x m l   v e r s i o n = " 1 . 0 "   e n c o d i n g = " u t f - 1 6 " ? > + 
+ < N a v W o r d R e p o r t X m l P a r t   x m l n s = " u r n : m i c r o s o f t - d y n a m i c s - n a v / r e p o r t s / S t a n d a r d _ S a l e s _ C r e d i t _ M e m o / 1 3 0 7 / " >   
      < B C R e p o r t I n f o r m a t i o n >   
@@ -7301,7 +7303,7 @@
  
          < C o m p a n y P h o n e N o _ L b l > C o m p a n y P h o n e N o _ L b l < / C o m p a n y P h o n e N o _ L b l >   
-         < C o m p a n y P i c t u r e > C o m p a n y P i c t u r e < / C o m p a n y P i c t u r e > +         < C o m p a n y P i c t u r e   / >   
          < C o m p a n y R e g i s t r a t i o n N u m b e r > C o m p a n y R e g i s t r a t i o n N u m b e r < / C o m p a n y R e g i s t r a t i o n N u m b e r >   

--- a/src/Layers/W1/BaseApp/Sales/History/StandardSalesCreditMemoThemable.docx
+++ b/src/Layers/W1/BaseApp/Sales/History/StandardSalesCreditMemoThemable.docx
@@ -7223,6 +7223,84 @@
  
          < / R e p o r t R e q u e s t >   
+         < C o m p a n y M e t a d a t a > + 
+             < C o m p a n y N a m e > C o m p a n y   N a m e < / C o m p a n y N a m e > + 
+             < C o m p a n y D i s p l a y N a m e > C o m p a n y   D i s p l a y   N a m e < / C o m p a n y D i s p l a y N a m e > + 
+             < C o m p a n y A d d r e s s L i n e s > + 
+                 < C o m p a n y A d d r e s s L i n e > C o m p a n y   A d d r e s s   L i n e   1 < / C o m p a n y A d d r e s s L i n e > + 
+                 < C o m p a n y A d d r e s s L i n e > C o m p a n y   A d d r e s s   L i n e   2 < / C o m p a n y A d d r e s s L i n e > + 
+                 < C o m p a n y A d d r e s s L i n e > C o m p a n y   A d d r e s s   L i n e   3 < / C o m p a n y A d d r e s s L i n e > + 
+                 < C o m p a n y A d d r e s s L i n e > C o m p a n y   A d d r e s s   L i n e   4 < / C o m p a n y A d d r e s s L i n e > + 
+                 < C o m p a n y A d d r e s s L i n e > C o m p a n y   A d d r e s s   L i n e   5 < / C o m p a n y A d d r e s s L i n e > + 
+                 < C o m p a n y A d d r e s s L i n e > C o m p a n y   A d d r e s s   L i n e   6 < / C o m p a n y A d d r e s s L i n e > + 
+                 < C o m p a n y A d d r e s s L i n e > C o m p a n y   A d d r e s s   L i n e   7 < / C o m p a n y A d d r e s s L i n e > + 
+                 < C o m p a n y A d d r e s s L i n e > C o m p a n y   A d d r e s s   L i n e   8 < / C o m p a n y A d d r e s s L i n e > + 
+             < / C o m p a n y A d d r e s s L i n e s > + 
+             < C o m p a n y P h o n e > C o m p a n y   P h o n e < / C o m p a n y P h o n e > + 
+             < C o m p a n y P h o n e C a p t i o n > C o m p a n y   P h o n e   C a p t i o n < / C o m p a n y P h o n e C a p t i o n > + 
+             < C o m p a n y F a x N o > C o m p a n y   F a x   N o . < / C o m p a n y F a x N o > + 
+             < C o m p a n y F a x N o C a p t i o n > C o m p a n y   F a x   N o .   C a p t i o n < / C o m p a n y F a x N o C a p t i o n > + 
+             < C o m p a n y E m a i l > C o m p a n y   E m a i l < / C o m p a n y E m a i l > + 
+             < C o m p a n y E m a i l C a p t i o n > C o m p a n y   E m a i l   C a p t i o n < / C o m p a n y E m a i l C a p t i o n > + 
+             < C o m p a n y H o m e P a g e > C o m p a n y   H o m e   P a g e < / C o m p a n y H o m e P a g e > + 
+             < C o m p a n y H o m e P a g e C a p t i o n > C o m p a n y   H o m e   P a g e   C a p t i o n < / C o m p a n y H o m e P a g e C a p t i o n > + 
+             < C o m p a n y L o g o > C o m p a n y   L o g o < / C o m p a n y L o g o > + 
+             < C o m p a n y V A T R e g i s t r a t i o n N o > C o m p a n y   V A T   R e g i s t r a t i o n   N o . < / C o m p a n y V A T R e g i s t r a t i o n N o > + 
+             < C o m p a n y V A T R e g i s t r a t i o n N o C a p t i o n > C o m p a n y   V A T   R e g i s t r a t i o n   N o .   C a p t i o n < / C o m p a n y V A T R e g i s t r a t i o n N o C a p t i o n > + 
+             < C o m p a n y R e g i s t r a t i o n N o > C o m p a n y   R e g i s t r a t i o n   N o . < / C o m p a n y R e g i s t r a t i o n N o > + 
+             < C o m p a n y R e g i s t r a t i o n N o C a p t i o n > C o m p a n y   R e g i s t r a t i o n   N o .   C a p t i o n < / C o m p a n y R e g i s t r a t i o n N o C a p t i o n > + 
+             < C o m p a n y B a n k N a m e > C o m p a n y   B a n k   N a m e < / C o m p a n y B a n k N a m e > + 
+             < C o m p a n y B a n k N a m e C a p t i o n > C o m p a n y   B a n k   N a m e   C a p t i o n < / C o m p a n y B a n k N a m e C a p t i o n > + 
+             < C o m p a n y B a n k A c c o u n t N o > C o m p a n y   B a n k   A c c o u n t   N o . < / C o m p a n y B a n k A c c o u n t N o > + 
+             < C o m p a n y B a n k A c c o u n t N o C a p t i o n > C o m p a n y   B a n k   A c c o u n t   N o .   C a p t i o n < / C o m p a n y B a n k A c c o u n t N o C a p t i o n > + 
+             < C o m p a n y B a n k B r a n c h N o > C o m p a n y   B a n k   B r a n c h   N o . < / C o m p a n y B a n k B r a n c h N o > + 
+             < C o m p a n y B a n k B r a n c h N o C a p t i o n > C o m p a n y   B a n k   B r a n c h   N o .   C a p t i o n < / C o m p a n y B a n k B r a n c h N o C a p t i o n > + 
+             < C o m p a n y I B A N > C o m p a n y   I B A N < / C o m p a n y I B A N > + 
+             < C o m p a n y I B A N C a p t i o n > C o m p a n y   I B A N   C a p t i o n < / C o m p a n y I B A N C a p t i o n > + 
+             < C o m p a n y B a n k S W I F T > C o m p a n y   B a n k   S W I F T < / C o m p a n y B a n k S W I F T > + 
+             < C o m p a n y B a n k S W I F T C a p t i o n > C o m p a n y   B a n k   S W I F T   C a p t i o n < / C o m p a n y B a n k S W I F T C a p t i o n > + 
+             < C o m p a n y G i r o N o > C o m p a n y   G i r o   N o . < / C o m p a n y G i r o N o > + 
+             < C o m p a n y G i r o N o C a p t i o n > C o m p a n y   G i r o   N o .   C a p t i o n < / C o m p a n y G i r o N o C a p t i o n > + 
+         < / C o m p a n y M e t a d a t a > + 
      < / B C R e p o r t I n f o r m a t i o n >   
      < H e a d e r > @@ -7364,10 +7442,6 @@
          < E x t e r n a l D o c u m e n t N o > E x t e r n a l D o c u m e n t N o < / E x t e r n a l D o c u m e n t N o >   
          < E x t e r n a l D o c u m e n t N o L b l > E x t e r n a l D o c u m e n t N o L b l < / E x t e r n a l D o c u m e n t N o L b l > - 
-         < G l o b a l L o c a t i o n N u m b e r > G l o b a l L o c a t i o n N u m b e r < / G l o b a l L o c a t i o n N u m b e r > - 
-         < G l o b a l L o c a t i o n N u m b e r _ L b l > G l o b a l L o c a t i o n N u m b e r _ L b l < / G l o b a l L o c a t i o n N u m b e r _ L b l >   
          < H o m e P a g e _ H e a d e r _ L b l > H o m e P a g e _ H e a d e r _ L b l < / H o m e P a g e _ H e a d e r _ L b l >   
@@ -7706,6 +7780,919 @@
 
 <file path=customXml/item2.xml><?xml version="1.0" encoding="utf-8"?>
 <b:Sources xmlns:b="http://schemas.openxmlformats.org/officeDocument/2006/bibliography" xmlns="http://schemas.openxmlformats.org/officeDocument/2006/bibliography" SelectedStyle="\APASixthEditionOfficeOnline.xsl" StyleName="APA" Version="6"/>
+</file>
+
+<file path=customXml/item3.xml>��< ? x m l   v e r s i o n = " 1 . 0 "   e n c o d i n g = " u t f - 1 6 " ? > + 
+ < N a v W o r d R e p o r t X m l P a r t   x m l n s = " u r n : m i c r o s o f t - d y n a m i c s - b u s i n e s s c e n t r a l / i n t e r n a l / e x t e n d e d / r e p o r t s / S t a n d a r d _ S a l e s _ C r e d i t _ M e m o / 1 3 0 7 / " > + 
+     < B C R e p o r t I n f o r m a t i o n > + 
+         < R e p o r t M e t a d a t a > + 
+             < E x t e n s i o n I d > E x t e n s i o n   I D < / E x t e n s i o n I d > + 
+             < E x t e n s i o n N a m e > E x t e n s i o n   N a m e < / E x t e n s i o n N a m e > + 
+             < E x t e n s i o n P u b l i s h e r > E x t e n s i o n   P u b l i s h e r < / E x t e n s i o n P u b l i s h e r > + 
+             < E x t e n s i o n V e r s i o n > E x t e n s i o n   V e r s i o n < / E x t e n s i o n V e r s i o n > + 
+             < R e p o r t I d > R e p o r t   I D < / R e p o r t I d > + 
+             < R e p o r t N a m e > R e p o r t   N a m e < / R e p o r t N a m e > + 
+             < A b o u t T h i s R e p o r t T i t l e > A b o u t   T h i s   R e p o r t   T i t l e < / A b o u t T h i s R e p o r t T i t l e > + 
+             < A b o u t T h i s R e p o r t T e x t > A b o u t   T h i s   R e p o r t   T e x t < / A b o u t T h i s R e p o r t T e x t > + 
+             < R e p o r t H e l p L i n k > R e p o r t   H e l p   L i n k < / R e p o r t H e l p L i n k > + 
+         < / R e p o r t M e t a d a t a > + 
+         < R e p o r t R e q u e s t > + 
+             < T e n a n t E n t r a I d > T e n a n t   E n t r a   I d < / T e n a n t E n t r a I d > + 
+             < E n v i r o n m e n t N a m e > E n v i r o n m e n t   N a m e < / E n v i r o n m e n t N a m e > + 
+             < E n v i r o n m e n t T y p e > E n v i r o n m e n t   T y p e < / E n v i r o n m e n t T y p e > + 
+             < C o m p a n y N a m e > C o m p a n y   N a m e < / C o m p a n y N a m e > + 
+             < C o m p a n y D i s p l a y N a m e > C o m p a n y   D i s p l a y   N a m e < / C o m p a n y D i s p l a y N a m e > + 
+             < C o m p a n y I d > C o m p a n y   I D < / C o m p a n y I d > + 
+             < U s e r N a m e > U s e r   N a m e < / U s e r N a m e > + 
+             < D a t e A n d T i m e > D a t e   a n d   T i m e < / D a t e A n d T i m e > + 
+             < L a n g u a g e > L a n g u a g e < / L a n g u a g e > + 
+             < F o r m a t R e g i o n > F o r m a t   R e g i o n < / F o r m a t R e g i o n > + 
+             < D a t e T i m e V a l u e s > + 
+                 < Y e a r > Y e a r < / Y e a r > + 
+                 < M o n t h N u m b e r > M o n t h   N u m b e r < / M o n t h N u m b e r > + 
+                 < D a y N u m b e r > D a y   N u m b e r < / D a y N u m b e r > + 
+                 < H o u r > H o u r < / H o u r > + 
+                 < M i n u t e > M i n u t e < / M i n u t e > + 
+             < / D a t e T i m e V a l u e s > + 
+         < / R e p o r t R e q u e s t > + 
+         < C o m p a n y M e t a d a t a > + 
+             < C o m p a n y N a m e > C o m p a n y   N a m e < / C o m p a n y N a m e > + 
+             < C o m p a n y D i s p l a y N a m e > C o m p a n y   D i s p l a y   N a m e < / C o m p a n y D i s p l a y N a m e > + 
+             < C o m p a n y A d d r e s s L i n e s > + 
+                 < C o m p a n y A d d r e s s L i n e > C o m p a n y   A d d r e s s   L i n e   1 < / C o m p a n y A d d r e s s L i n e > + 
+                 < C o m p a n y A d d r e s s L i n e > C o m p a n y   A d d r e s s   L i n e   2 < / C o m p a n y A d d r e s s L i n e > + 
+                 < C o m p a n y A d d r e s s L i n e > C o m p a n y   A d d r e s s   L i n e   3 < / C o m p a n y A d d r e s s L i n e > + 
+                 < C o m p a n y A d d r e s s L i n e > C o m p a n y   A d d r e s s   L i n e   4 < / C o m p a n y A d d r e s s L i n e > + 
+                 < C o m p a n y A d d r e s s L i n e > C o m p a n y   A d d r e s s   L i n e   5 < / C o m p a n y A d d r e s s L i n e > + 
+                 < C o m p a n y A d d r e s s L i n e > C o m p a n y   A d d r e s s   L i n e   6 < / C o m p a n y A d d r e s s L i n e > + 
+                 < C o m p a n y A d d r e s s L i n e > C o m p a n y   A d d r e s s   L i n e   7 < / C o m p a n y A d d r e s s L i n e > + 
+                 < C o m p a n y A d d r e s s L i n e > C o m p a n y   A d d r e s s   L i n e   8 < / C o m p a n y A d d r e s s L i n e > + 
+             < / C o m p a n y A d d r e s s L i n e s > + 
+             < C o m p a n y P h o n e > C o m p a n y   P h o n e < / C o m p a n y P h o n e > + 
+             < C o m p a n y P h o n e C a p t i o n > C o m p a n y   P h o n e   C a p t i o n < / C o m p a n y P h o n e C a p t i o n > + 
+             < C o m p a n y F a x N o > C o m p a n y   F a x   N o . < / C o m p a n y F a x N o > + 
+             < C o m p a n y F a x N o C a p t i o n > C o m p a n y   F a x   N o .   C a p t i o n < / C o m p a n y F a x N o C a p t i o n > + 
+             < C o m p a n y E m a i l > C o m p a n y   E m a i l < / C o m p a n y E m a i l > + 
+             < C o m p a n y E m a i l C a p t i o n > C o m p a n y   E m a i l   C a p t i o n < / C o m p a n y E m a i l C a p t i o n > + 
+             < C o m p a n y H o m e P a g e > C o m p a n y   H o m e   P a g e < / C o m p a n y H o m e P a g e > + 
+             < C o m p a n y H o m e P a g e C a p t i o n > C o m p a n y   H o m e   P a g e   C a p t i o n < / C o m p a n y H o m e P a g e C a p t i o n > + 
+             < C o m p a n y L o g o > C o m p a n y   L o g o < / C o m p a n y L o g o > + 
+             < C o m p a n y V A T R e g i s t r a t i o n N o > C o m p a n y   V A T   R e g i s t r a t i o n   N o . < / C o m p a n y V A T R e g i s t r a t i o n N o > + 
+             < C o m p a n y V A T R e g i s t r a t i o n N o C a p t i o n > C o m p a n y   V A T   R e g i s t r a t i o n   N o .   C a p t i o n < / C o m p a n y V A T R e g i s t r a t i o n N o C a p t i o n > + 
+             < C o m p a n y R e g i s t r a t i o n N o > C o m p a n y   R e g i s t r a t i o n   N o . < / C o m p a n y R e g i s t r a t i o n N o > + 
+             < C o m p a n y R e g i s t r a t i o n N o C a p t i o n > C o m p a n y   R e g i s t r a t i o n   N o .   C a p t i o n < / C o m p a n y R e g i s t r a t i o n N o C a p t i o n > + 
+             < C o m p a n y B a n k N a m e > C o m p a n y   B a n k   N a m e < / C o m p a n y B a n k N a m e > + 
+             < C o m p a n y B a n k N a m e C a p t i o n > C o m p a n y   B a n k   N a m e   C a p t i o n < / C o m p a n y B a n k N a m e C a p t i o n > + 
+             < C o m p a n y B a n k A c c o u n t N o > C o m p a n y   B a n k   A c c o u n t   N o . < / C o m p a n y B a n k A c c o u n t N o > + 
+             < C o m p a n y B a n k A c c o u n t N o C a p t i o n > C o m p a n y   B a n k   A c c o u n t   N o .   C a p t i o n < / C o m p a n y B a n k A c c o u n t N o C a p t i o n > + 
+             < C o m p a n y B a n k B r a n c h N o > C o m p a n y   B a n k   B r a n c h   N o . < / C o m p a n y B a n k B r a n c h N o > + 
+             < C o m p a n y B a n k B r a n c h N o C a p t i o n > C o m p a n y   B a n k   B r a n c h   N o .   C a p t i o n < / C o m p a n y B a n k B r a n c h N o C a p t i o n > + 
+             < C o m p a n y I B A N > C o m p a n y   I B A N < / C o m p a n y I B A N > + 
+             < C o m p a n y I B A N C a p t i o n > C o m p a n y   I B A N   C a p t i o n < / C o m p a n y I B A N C a p t i o n > + 
+             < C o m p a n y B a n k S W I F T > C o m p a n y   B a n k   S W I F T < / C o m p a n y B a n k S W I F T > + 
+             < C o m p a n y B a n k S W I F T C a p t i o n > C o m p a n y   B a n k   S W I F T   C a p t i o n < / C o m p a n y B a n k S W I F T C a p t i o n > + 
+             < C o m p a n y G i r o N o > C o m p a n y   G i r o   N o . < / C o m p a n y G i r o N o > + 
+             < C o m p a n y G i r o N o C a p t i o n > C o m p a n y   G i r o   N o .   C a p t i o n < / C o m p a n y G i r o N o C a p t i o n > + 
+         < / C o m p a n y M e t a d a t a > + 
+     < / B C R e p o r t I n f o r m a t i o n > + 
+     < T o o l t i p s > + 
+         < T o o l t i p   c o l u m n = " C o m p a n y H o m e P a g e "   E l e m e n t I d = " 1 9 8 9 1 8 8 7 0 " > + 
+             < T o o l t i p T e x t   l a n g = " e n - U S " > S p e c i f i e s   y o u r   c o m p a n y ' s   w e b   s i t e . < / T o o l t i p T e x t > + 
+         < / T o o l t i p > + 
+         < T o o l t i p   c o l u m n = " C o m p a n y E M a i l "   E l e m e n t I d = " 1 6 7 7 0 7 4 0 5 8 " > + 
+             < T o o l t i p T e x t   l a n g = " e n - U S " > S p e c i f i e s   t h e   c o m p a n y ' s   e m a i l   a d d r e s s . < / T o o l t i p T e x t > + 
+         < / T o o l t i p > + 
+         < T o o l t i p   c o l u m n = " C o m p a n y P i c t u r e "   E l e m e n t I d = " 1 3 9 7 4 1 1 0 7 4 " > + 
+             < T o o l t i p T e x t   l a n g = " e n - U S " > S p e c i f i e s   t h e   p i c t u r e   t h a t   h a s   b e e n   s e t   u p   f o r   t h e   c o m p a n y ,   s u c h   a s   a   c o m p a n y   l o g o . < / T o o l t i p T e x t > + 
+         < / T o o l t i p > + 
+         < T o o l t i p   c o l u m n = " C o m p a n y P h o n e N o "   E l e m e n t I d = " 2 5 0 4 4 0 6 5 5 " > + 
+             < T o o l t i p T e x t   l a n g = " e n - U S " > S p e c i f i e s   t h e   c o m p a n y ' s   t e l e p h o n e   n u m b e r . < / T o o l t i p T e x t > + 
+         < / T o o l t i p > + 
+         < T o o l t i p   c o l u m n = " C o m p a n y G i r o N o "   E l e m e n t I d = " 1 3 6 0 1 9 6 3 2 0 " > + 
+             < T o o l t i p T e x t   l a n g = " e n - U S " > S p e c i f i e s   t h e   c o m p a n y ' s   g i r o   n u m b e r . < / T o o l t i p T e x t > + 
+         < / T o o l t i p > + 
+         < T o o l t i p   c o l u m n = " C o m p a n y B a n k N a m e "   E l e m e n t I d = " 1 5 3 4 9 0 5 6 0 5 " > + 
+             < T o o l t i p T e x t   l a n g = " e n - U S " > S p e c i f i e s   t h e   n a m e   o f   t h e   b a n k   w h e r e   y o u   h a v e   t h e   b a n k   a c c o u n t . < / T o o l t i p T e x t > + 
+         < / T o o l t i p > + 
+         < T o o l t i p   c o l u m n = " C o m p a n y B a n k B r a n c h N o "   E l e m e n t I d = " 7 9 3 1 3 3 0 5 7 " > + 
+             < T o o l t i p T e x t   l a n g = " e n - U S " > S p e c i f i e s   a   n u m b e r   o f   t h e   b a n k   b r a n c h . < / T o o l t i p T e x t > + 
+         < / T o o l t i p > + 
+         < T o o l t i p   c o l u m n = " C o m p a n y B a n k A c c o u n t N o "   E l e m e n t I d = " 3 0 1 4 0 2 0 4 " > + 
+             < T o o l t i p T e x t   l a n g = " e n - U S " > S p e c i f i e s   t h e   n u m b e r   u s e d   b y   t h e   b a n k   f o r   t h e   b a n k   a c c o u n t . < / T o o l t i p T e x t > + 
+         < / T o o l t i p > + 
+         < T o o l t i p   c o l u m n = " C o m p a n y I B A N "   E l e m e n t I d = " 9 0 6 5 4 9 1 8 2 " > + 
+             < T o o l t i p T e x t   l a n g = " e n - U S " > S p e c i f i e s   t h e   b a n k   a c c o u n t ' s   i n t e r n a t i o n a l   b a n k   a c c o u n t   n u m b e r . < / T o o l t i p T e x t > + 
+         < / T o o l t i p > + 
+         < T o o l t i p   c o l u m n = " C o m p a n y S W I F T "   E l e m e n t I d = " 6 6 8 2 5 0 2 4 5 " > + 
+             < T o o l t i p T e x t   l a n g = " e n - U S " > S p e c i f i e s   t h e   i n t e r n a t i o n a l   b a n k   i d e n t i f i e r   c o d e   ( S W I F T )   o f   t h e   b a n k   w h e r e   y o u   h a v e   t h e   a c c o u n t . < / T o o l t i p T e x t > + 
+         < / T o o l t i p > + 
+         < T o o l t i p   c o l u m n = " S e l l T o C o n t a c t P h o n e N o "   E l e m e n t I d = " 1 6 1 3 8 2 2 4 8 3 " > + 
+             < T o o l t i p T e x t   l a n g = " e n - U S " > S p e c i f i e s   t h e   c o n t a c t ' s   p h o n e   n u m b e r . < / T o o l t i p T e x t > + 
+         < / T o o l t i p > + 
+         < T o o l t i p   c o l u m n = " S e l l T o C o n t a c t M o b i l e P h o n e N o "   E l e m e n t I d = " 1 8 4 3 5 8 7 4 7 " > + 
+             < T o o l t i p T e x t   l a n g = " e n - U S " > S p e c i f i e s   t h e   c o n t a c t ' s   m o b i l e   t e l e p h o n e   n u m b e r . < / T o o l t i p T e x t > + 
+         < / T o o l t i p > + 
+         < T o o l t i p   c o l u m n = " S e l l T o C o n t a c t E m a i l "   E l e m e n t I d = " 2 6 2 8 2 4 5 6 4 " > + 
+             < T o o l t i p T e x t   l a n g = " e n - U S " > S p e c i f i e s   t h e   e m a i l   a d d r e s s   o f   t h e   c o n t a c t . < / T o o l t i p T e x t > + 
+         < / T o o l t i p > + 
+         < T o o l t i p   c o l u m n = " B i l l T o C o n t a c t P h o n e N o "   E l e m e n t I d = " 3 6 2 4 7 7 4 8 8 " > + 
+             < T o o l t i p T e x t   l a n g = " e n - U S " > S p e c i f i e s   t h e   c o n t a c t ' s   p h o n e   n u m b e r . < / T o o l t i p T e x t > + 
+         < / T o o l t i p > + 
+         < T o o l t i p   c o l u m n = " B i l l T o C o n t a c t M o b i l e P h o n e N o "   E l e m e n t I d = " 2 4 8 4 8 8 6 9 6 " > + 
+             < T o o l t i p T e x t   l a n g = " e n - U S " > S p e c i f i e s   t h e   c o n t a c t ' s   m o b i l e   t e l e p h o n e   n u m b e r . < / T o o l t i p T e x t > + 
+         < / T o o l t i p > + 
+         < T o o l t i p   c o l u m n = " B i l l T o C o n t a c t E m a i l "   E l e m e n t I d = " 3 3 5 8 2 7 8 9 5 " > + 
+             < T o o l t i p T e x t   l a n g = " e n - U S " > S p e c i f i e s   t h e   e m a i l   a d d r e s s   o f   t h e   c o n t a c t . < / T o o l t i p T e x t > + 
+         < / T o o l t i p > + 
+         < T o o l t i p   c o l u m n = " Y o u r R e f e r e n c e "   E l e m e n t I d = " 1 1 0 3 9 9 5 1 " > + 
+             < T o o l t i p T e x t   l a n g = " e n - U S " > S p e c i f i e s   t h e   c u s t o m e r ' s   r e f e r e n c e .   T h e   c o n t e n t s   w i l l   b e   p r i n t e d   o n   s a l e s   d o c u m e n t s . < / T o o l t i p T e x t > + 
+         < / T o o l t i p > + 
+         < T o o l t i p   c o l u m n = " E x t e r n a l D o c u m e n t N o "   E l e m e n t I d = " 7 3 3 9 5 3 9 6 6 " > + 
+             < T o o l t i p T e x t   l a n g = " e n - U S " > S p e c i f i e s   t h e   e x t e r n a l   d o c u m e n t   n u m b e r   t h a t   i s   e n t e r e d   o n   t h e   s a l e s   h e a d e r   t h a t   t h i s   l i n e   w a s   p o s t e d   f r o m . < / T o o l t i p T e x t > + 
+         < / T o o l t i p > + 
+         < T o o l t i p   c o l u m n = " S h i p m e n t M e t h o d D e s c r i p t i o n "   E l e m e n t I d = " 2 0 5 9 4 0 3 2 6 0 " > + 
+             < T o o l t i p T e x t   l a n g = " e n - U S " > S p e c i f i e s   a   d e s c r i p t i o n   o f   t h e   s h i p m e n t   m e t h o d . < / T o o l t i p T e x t > + 
+         < / T o o l t i p > + 
+         < T o o l t i p   c o l u m n = " S h i p T o P h o n e N o "   E l e m e n t I d = " 3 6 9 7 0 2 2 5 5 " > + 
+             < T o o l t i p T e x t   l a n g = " e n - U S " > S p e c i f i e s   t h e   t e l e p h o n e   n u m b e r   o f   t h e   c o m p a n y ' s   s h i p p i n g   a d d r e s s . < / T o o l t i p T e x t > + 
+         < / T o o l t i p > + 
+         < T o o l t i p   c o l u m n = " P a y m e n t T e r m s D e s c r i p t i o n "   E l e m e n t I d = " 2 0 3 8 7 4 2 7 0 0 " > + 
+             < T o o l t i p T e x t   l a n g = " e n - U S " > S p e c i f i e s   a n   e x p l a n a t i o n   o f   t h e   p a y m e n t   t e r m s . < / T o o l t i p T e x t > + 
+         < / T o o l t i p > + 
+         < T o o l t i p   c o l u m n = " P a y m e n t M e t h o d D e s c r i p t i o n "   E l e m e n t I d = " 5 8 5 7 5 7 9 7 4 " > + 
+             < T o o l t i p T e x t   l a n g = " e n - U S " > S p e c i f i e s   a   t e x t   t h a t   d e s c r i b e s   t h e   p a y m e n t   m e t h o d . < / T o o l t i p T e x t > + 
+         < / T o o l t i p > + 
+         < T o o l t i p   c o l u m n = " B i l l t o C u s t u m e r N o "   E l e m e n t I d = " 2 8 0 4 7 3 0 5 8 " > + 
+             < T o o l t i p T e x t   l a n g = " e n - U S " > S p e c i f i e s   t h e   n u m b e r   o f   t h e   c u s t o m e r   t h a t   y o u   s e n d   o r   s e n t   t h e   c r e d i t   m e m o   t o . < / T o o l t i p T e x t > + 
+         < / T o o l t i p > + 
+         < T o o l t i p   c o l u m n = " D o c u m e n t N o "   E l e m e n t I d = " 9 7 0 3 5 0 5 3 9 " > + 
+             < T o o l t i p T e x t   l a n g = " e n - U S " > S p e c i f i e s   t h e   p o s t e d   c r e d i t   m e m o   n u m b e r .   Y o u   c a n n o t   c h a n g e   t h e   n u m b e r   b e c a u s e   t h e   d o c u m e n t   h a s   a l r e a d y   b e e n   p o s t e d . < / T o o l t i p T e x t > + 
+         < / T o o l t i p > + 
+         < T o o l t i p   c o l u m n = " S a l e s P e r s o n N a m e "   E l e m e n t I d = " 8 7 1 4 9 2 9 8 3 " > + 
+             < T o o l t i p T e x t   l a n g = " e n - U S " > S p e c i f i e s   t h e   n a m e   o f   t h e   s a l e s p e r s o n   o r   p u r c h a s e r . < / T o o l t i p T e x t > + 
+         < / T o o l t i p > + 
+         < T o o l t i p   c o l u m n = " S e l l t o C u s t o m e r N o "   E l e m e n t I d = " 2 0 5 0 6 4 7 3 4 9 " > + 
+             < T o o l t i p T e x t   l a n g = " e n - U S " > S p e c i f i e s   t h e   n u m b e r   o f   t h e   c u s t o m e r   t h a t   y o u   s h i p p e d   t h e   i t e m s   o n   t h e   c r e d i t   m e m o   t o . < / T o o l t i p T e x t > + 
+         < / T o o l t i p > + 
+         < T o o l t i p   c o l u m n = " A m o u n t E x c l u d i n g V A T _ L i n e "   E l e m e n t I d = " 1 0 6 2 4 6 0 0 4 0 " > + 
+             < T o o l t i p T e x t   l a n g = " e n - U S " > S p e c i f i e s   t h e   l i n e ' s   n e t   a m o u n t . < / T o o l t i p T e x t > + 
+         < / T o o l t i p > + 
+         < T o o l t i p   c o l u m n = " A m o u n t I n c l u d i n g V A T _ L i n e "   E l e m e n t I d = " 7 7 0 9 2 8 4 0 2 " > + 
+             < T o o l t i p T e x t   l a n g = " e n - U S " > S p e c i f i e s   t h e   n e t   a m o u n t ,   i n c l u d i n g   V A T ,   f o r   t h i s   l i n e . < / T o o l t i p T e x t > + 
+         < / T o o l t i p > + 
+         < T o o l t i p   c o l u m n = " D e s c r i p t i o n _ L i n e "   E l e m e n t I d = " 1 4 0 6 8 2 2 3 1 0 " > + 
+             < T o o l t i p T e x t   l a n g = " e n - U S " > S p e c i f i e s   t h e   n a m e   o f   t h e   i t e m   o r   g e n e r a l   l e d g e r   a c c o u n t ,   o r   s o m e   d e s c r i p t i v e   t e x t . < / T o o l t i p T e x t > + 
+         < / T o o l t i p > + 
+         < T o o l t i p   c o l u m n = " L i n e D i s c o u n t P e r c e n t _ L i n e "   E l e m e n t I d = " 9 0 7 8 2 7 4 3 6 " > + 
+             < T o o l t i p T e x t   l a n g = " e n - U S " > S p e c i f i e s   t h e   d i s c o u n t   p e r c e n t a g e   t h a t   i s   g r a n t e d   f o r   t h e   i t e m   o n   t h e   l i n e . < / T o o l t i p T e x t > + 
+         < / T o o l t i p > + 
+         < T o o l t i p   c o l u m n = " I t e m N o _ L i n e "   E l e m e n t I d = " 1 9 1 0 2 9 6 2 8 8 " > + 
+             < T o o l t i p T e x t   l a n g = " e n - U S " > S p e c i f i e s   t h e   n u m b e r   o f   t h e   i n v o l v e d   e n t r y   o r   r e c o r d ,   a c c o r d i n g   t o   t h e   s p e c i f i e d   n u m b e r   s e r i e s . < / T o o l t i p T e x t > + 
+         < / T o o l t i p > + 
+         < T o o l t i p   c o l u m n = " I t e m R e f e r e n c e N o _ L i n e "   E l e m e n t I d = " 9 2 7 2 3 5 7 " > + 
+             < T o o l t i p T e x t   l a n g = " e n - U S " > S p e c i f i e s   t h e   r e f e r e n c e d   i t e m   n u m b e r . < / T o o l t i p T e x t > + 
+         < / T o o l t i p > + 
+         < T o o l t i p   c o l u m n = " U n i t O f M e a s u r e "   E l e m e n t I d = " 1 8 0 8 2 2 8 0 1 8 " > + 
+             < T o o l t i p T e x t   l a n g = " e n - U S " > S p e c i f i e s   t h e   n a m e   o f   t h e   i t e m   o r   r e s o u r c e ' s   u n i t   o f   m e a s u r e ,   s u c h   a s   p i e c e   o r   h o u r . < / T o o l t i p T e x t > + 
+         < / T o o l t i p > + 
+         < T o o l t i p   c o l u m n = " L i n e N o _ A s s e m b l y L i n e "   E l e m e n t I d = " 6 4 0 5 8 3 8 9 1 " > + 
+             < T o o l t i p T e x t   l a n g = " e n - U S " > S p e c i f i e s   t h e   n u m b e r   o f   t h e   i n v o l v e d   e n t r y   o r   r e c o r d ,   a c c o r d i n g   t o   t h e   s p e c i f i e d   n u m b e r   s e r i e s . < / T o o l t i p T e x t > + 
+         < / T o o l t i p > + 
+         < T o o l t i p   c o l u m n = " D e s c r i p t i o n _ A s s e m b l y L i n e "   E l e m e n t I d = " 2 8 0 7 4 3 7 9 6 " > + 
+             < T o o l t i p T e x t   l a n g = " e n - U S " > S p e c i f i e s   t h e   d e s c r i p t i o n   o f   t h e   a s s e m b l y   c o m p o n e n t   o n   t h e   p o s t e d   a s s e m b l y   l i n e . < / T o o l t i p T e x t > + 
+         < / T o o l t i p > + 
+         < T o o l t i p   c o l u m n = " Q u a n t i t y _ A s s e m b l y L i n e "   E l e m e n t I d = " 1 9 5 7 6 4 8 2 3 1 " > + 
+             < T o o l t i p T e x t   l a n g = " e n - U S " > S p e c i f i e s   h o w   m a n y   u n i t s   o f   t h e   a s s e m b l y   c o m p o n e n t   w e r e   p o s t e d   a s   c o n s u m e d   b y   t h e   p o s t e d   a s s e m b l y   o r d e r   l i n e . < / T o o l t i p T e x t > + 
+         < / T o o l t i p > + 
+         < T o o l t i p   c o l u m n = " V a r i a n t C o d e _ A s s e m b l y L i n e "   E l e m e n t I d = " 1 8 6 9 4 0 7 6 7 2 " > + 
+             < T o o l t i p T e x t   l a n g = " e n - U S " > S p e c i f i e s   t h e   v a r i a n t   o f   t h e   i t e m   o n   t h e   l i n e . < / T o o l t i p T e x t > + 
+         < / T o o l t i p > + 
+         < T o o l t i p   c o l u m n = " I n v o i c e D i s c o u n t A m o u n t _ V A T A m o u n t L i n e "   E l e m e n t I d = " 8 2 4 7 3 0 1 4 1 " > + 
+             < T o o l t i p T e x t   l a n g = " e n - U S " > S p e c i f i e s   t h e   i n v o i c e   d i s c o u n t   a m o u n t   f o r   a   s p e c i f i c   V A T   i d e n t i f i e r . < / T o o l t i p T e x t > + 
+         < / T o o l t i p > + 
+         < T o o l t i p   c o l u m n = " I n v o i c e D i s c o u n t B a s e A m o u n t _ V A T A m o u n t L i n e "   E l e m e n t I d = " 2 0 4 0 3 3 2 2 6 6 " > + 
+             < T o o l t i p T e x t   l a n g = " e n - U S " > S p e c i f i e s   t h e   i n v o i c e   d i s c o u n t   b a s e   a m o u n t . < / T o o l t i p T e x t > + 
+         < / T o o l t i p > + 
+         < T o o l t i p   c o l u m n = " L i n e A m o u n t _ V a t A m o u n t L i n e "   E l e m e n t I d = " 2 1 4 6 5 4 0 1 " > + 
+             < T o o l t i p T e x t   l a n g = " e n - U S " > S p e c i f i e s   t h e   t o t a l   a m o u n t   f o r   s a l e s   o r   p u r c h a s e   l i n e s   w i t h   a   s p e c i f i c   V A T   i d e n t i f i e r . < / T o o l t i p T e x t > + 
+         < / T o o l t i p > + 
+         < T o o l t i p   c o l u m n = " V A T A m o u n t _ V a t A m o u n t L i n e "   E l e m e n t I d = " 1 8 9 1 8 2 0 6 2 0 " > + 
+             < T o o l t i p T e x t   l a n g = " e n - U S " > S p e c i f i e s   t h e   a m o u n t   o f   V A T   t h a t   i s   i n c l u d e d   i n   t h e   t o t a l   a m o u n t . < / T o o l t i p T e x t > + 
+         < / T o o l t i p > + 
+         < T o o l t i p   c o l u m n = " V A T B a s e _ V a t A m o u n t L i n e "   E l e m e n t I d = " 1 4 5 8 9 3 7 8 1 9 " > + 
+             < T o o l t i p T e x t   l a n g = " e n - U S " > S p e c i f i e s   t h e   t o t a l   n e t   a m o u n t   ( a m o u n t   e x c l u d i n g   V A T )   f o r   s a l e s   o r   p u r c h a s e   l i n e s   w i t h   a   s p e c i f i c   V A T   I d e n t i f i e r . < / T o o l t i p T e x t > + 
+         < / T o o l t i p > + 
+         < T o o l t i p   c o l u m n = " V A T I d e n t i f i e r _ V a t A m o u n t L i n e "   E l e m e n t I d = " 1 1 4 2 0 7 0 0 3 5 " > + 
+             < T o o l t i p T e x t   l a n g = " e n - U S " > S p e c i f i e s   t h e   V A T   I d e n t i f i e r   v a l u e . < / T o o l t i p T e x t > + 
+         < / T o o l t i p > + 
+         < T o o l t i p   c o l u m n = " V A T P c t _ V a t A m o u n t L i n e "   E l e m e n t I d = " 1 4 5 3 5 4 2 7 7 7 " > + 
+             < T o o l t i p T e x t   l a n g = " e n - U S " > S p e c i f i e s   t h e   V A T   %   t h a t   w a s   u s e d   o n   t h e   s a l e s   o r   p u r c h a s e   l i n e s   w i t h   t h i s   V A T   I d e n t i f i e r . < / T o o l t i p T e x t > + 
+         < / T o o l t i p > + 
+         < T o o l t i p   c o l u m n = " V A T I d e n t i f i e r _ V A T C l a u s e L i n e "   E l e m e n t I d = " 1 4 6 4 4 7 2 4 7 8 " > + 
+             < T o o l t i p T e x t   l a n g = " e n - U S " > S p e c i f i e s   t h e   V A T   I d e n t i f i e r   v a l u e . < / T o o l t i p T e x t > + 
+         < / T o o l t i p > + 
+         < T o o l t i p   c o l u m n = " C o d e _ V A T C l a u s e L i n e "   E l e m e n t I d = " 1 8 2 4 5 8 9 8 4 7 " > + 
+             < T o o l t i p T e x t   l a n g = " e n - U S " > S p e c i f i e s   t h e   c o d e   f o r   a   V A T   c l a u s e ,   w h i c h   i s   u s e d   t o   p r o v i d e   a   V A T   d e s c r i p t i o n   a s s o c i a t e d   w i t h   a   s a l e s   l i n e   o n   a   s a l e s   i n v o i c e ,   c r e d i t   m e m o ,   o r   o t h e r   s a l e s   d o c u m e n t . < / T o o l t i p T e x t > + 
+         < / T o o l t i p > + 
+         < T o o l t i p   c o l u m n = " D e s c r i p t i o n 2 _ V A T C l a u s e L i n e "   E l e m e n t I d = " 1 3 7 9 6 6 7 4 7 0 " > + 
+             < T o o l t i p T e x t   l a n g = " e n - U S " > S p e c i f i e s   a n   a d d i t i o n a l   d e s c r i p t i o n   o f   a   V A T   c l a u s e . < / T o o l t i p T e x t > + 
+         < / T o o l t i p > + 
+         < T o o l t i p   c o l u m n = " V A T A m o u n t _ V A T C l a u s e L i n e "   E l e m e n t I d = " 2 2 2 4 6 9 0 5 9 " > + 
+             < T o o l t i p T e x t   l a n g = " e n - U S " > S p e c i f i e s   t h e   a m o u n t   o f   V A T   t h a t   i s   i n c l u d e d   i n   t h e   t o t a l   a m o u n t . < / T o o l t i p T e x t > + 
+         < / T o o l t i p > + 
+     < / T o o l t i p s > + 
+     < H e a d e r   E l e m e n t T y p e = " D a t a I t e m "   E l e m e n t I d = " 1 2 4 0 3 7 3 8 8 6 " > + 
+         < A p p l i e s T o D o c u m e n t   E l e m e n t T y p e = " C o l u m n "   E l e m e n t I d = " 7 8 4 1 8 3 9 6 5 "   D a t a T y p e = " T e x t " > A p p l i e s T o D o c u m e n t < / A p p l i e s T o D o c u m e n t > + 
+         < A p p l i e s T o D o c u m e n t _ L b l   E l e m e n t T y p e = " C o l u m n "   E l e m e n t I d = " 1 9 9 2 0 4 2 5 9 4 "   D a t a T y p e = " L a b e l " > A p p l i e s T o D o c u m e n t _ L b l < / A p p l i e s T o D o c u m e n t _ L b l > + 
+         < B i l l T o C o n t a c t E m a i l   E l e m e n t T y p e = " C o l u m n "   E l e m e n t I d = " 3 3 5 8 2 7 8 9 5 "   D a t a T y p e = " T e x t " > B i l l T o C o n t a c t E m a i l < / B i l l T o C o n t a c t E m a i l > + 
+         < B i l l T o C o n t a c t E m a i l L b l   E l e m e n t T y p e = " C o l u m n "   E l e m e n t I d = " 2 9 6 4 7 8 3 6 5 "   D a t a T y p e = " L a b e l " > B i l l T o C o n t a c t E m a i l L b l < / B i l l T o C o n t a c t E m a i l L b l > + 
+         < B i l l T o C o n t a c t M o b i l e P h o n e N o   E l e m e n t T y p e = " C o l u m n "   E l e m e n t I d = " 2 4 8 4 8 8 6 9 6 "   D a t a T y p e = " T e x t " > B i l l T o C o n t a c t M o b i l e P h o n e N o < / B i l l T o C o n t a c t M o b i l e P h o n e N o > + 
+         < B i l l T o C o n t a c t M o b i l e P h o n e N o L b l   E l e m e n t T y p e = " C o l u m n "   E l e m e n t I d = " 2 7 6 3 1 1 3 3 8 "   D a t a T y p e = " L a b e l " > B i l l T o C o n t a c t M o b i l e P h o n e N o L b l < / B i l l T o C o n t a c t M o b i l e P h o n e N o L b l > + 
+         < B i l l T o C o n t a c t P h o n e N o   E l e m e n t T y p e = " C o l u m n "   E l e m e n t I d = " 3 6 2 4 7 7 4 8 8 "   D a t a T y p e = " T e x t " > B i l l T o C o n t a c t P h o n e N o < / B i l l T o C o n t a c t P h o n e N o > + 
+         < B i l l T o C o n t a c t P h o n e N o L b l   E l e m e n t T y p e = " C o l u m n "   E l e m e n t I d = " 2 1 2 3 3 4 5 9 6 6 "   D a t a T y p e = " L a b e l " > B i l l T o C o n t a c t P h o n e N o L b l < / B i l l T o C o n t a c t P h o n e N o L b l > + 
+         < B i l l t o C u s t u m e r N o   E l e m e n t T y p e = " C o l u m n "   E l e m e n t I d = " 2 8 0 4 7 3 0 5 8 "   D a t a T y p e = " C o d e " > B i l l t o C u s t u m e r N o < / B i l l t o C u s t u m e r N o > + 
+         < B i l l t o C u s t u m e r N o _ L b l   E l e m e n t T y p e = " C o l u m n "   E l e m e n t I d = " 2 1 8 1 7 1 2 6 3 "   D a t a T y p e = " S t r i n g " > B i l l t o C u s t u m e r N o _ L b l < / B i l l t o C u s t u m e r N o _ L b l > + 
+         < C o m p a n y A d d r e s s 1   E l e m e n t T y p e = " C o l u m n "   E l e m e n t I d = " 1 8 8 4 1 6 4 3 2 3 "   D a t a T y p e = " T e x t " > C o m p a n y A d d r e s s 1 < / C o m p a n y A d d r e s s 1 > + 
+         < C o m p a n y A d d r e s s 2   E l e m e n t T y p e = " C o l u m n "   E l e m e n t I d = " 1 2 4 6 4 6 7 7 0 6 "   D a t a T y p e = " T e x t " > C o m p a n y A d d r e s s 2 < / C o m p a n y A d d r e s s 2 > + 
+         < C o m p a n y A d d r e s s 3   E l e m e n t T y p e = " C o l u m n "   E l e m e n t I d = " 6 0 8 7 7 1 0 8 9 "   D a t a T y p e = " T e x t " > C o m p a n y A d d r e s s 3 < / C o m p a n y A d d r e s s 3 > + 
+         < C o m p a n y A d d r e s s 4   E l e m e n t T y p e = " C o l u m n "   E l e m e n t I d = " 7 7 7 6 8 0 1 1 2 "   D a t a T y p e = " T e x t " > C o m p a n y A d d r e s s 4 < / C o m p a n y A d d r e s s 4 > + 
+         < C o m p a n y A d d r e s s 5   E l e m e n t T y p e = " C o l u m n "   E l e m e n t I d = " 1 3 9 9 8 3 4 9 5 "   D a t a T y p e = " T e x t " > C o m p a n y A d d r e s s 5 < / C o m p a n y A d d r e s s 5 > + 
+         < C o m p a n y A d d r e s s 6   E l e m e n t T y p e = " C o l u m n "   E l e m e n t I d = " 4 9 7 7 1 3 1 2 2 "   D a t a T y p e = " T e x t " > C o m p a n y A d d r e s s 6 < / C o m p a n y A d d r e s s 6 > + 
+         < C o m p a n y A d d r e s s 7   E l e m e n t T y p e = " C o l u m n "   E l e m e n t I d = " 1 1 3 5 4 0 9 7 3 9 "   D a t a T y p e = " T e x t " > C o m p a n y A d d r e s s 7 < / C o m p a n y A d d r e s s 7 > + 
+         < C o m p a n y A d d r e s s 8   E l e m e n t T y p e = " C o l u m n "   E l e m e n t I d = " 1 7 1 5 2 5 5 3 0 0 "   D a t a T y p e = " T e x t " > C o m p a n y A d d r e s s 8 < / C o m p a n y A d d r e s s 8 > + 
+         < C o m p a n y B a n k A c c o u n t N o   E l e m e n t T y p e = " C o l u m n "   E l e m e n t I d = " 3 0 1 4 0 2 0 4 "   D a t a T y p e = " T e x t " > C o m p a n y B a n k A c c o u n t N o < / C o m p a n y B a n k A c c o u n t N o > + 
+         < C o m p a n y B a n k A c c o u n t N o _ L b l   E l e m e n t T y p e = " C o l u m n "   E l e m e n t I d = " 1 0 9 7 7 4 3 3 4 5 "   D a t a T y p e = " L a b e l " > C o m p a n y B a n k A c c o u n t N o _ L b l < / C o m p a n y B a n k A c c o u n t N o _ L b l > + 
+         < C o m p a n y B a n k B r a n c h N o   E l e m e n t T y p e = " C o l u m n "   E l e m e n t I d = " 7 9 3 1 3 3 0 5 7 "   D a t a T y p e = " T e x t " > C o m p a n y B a n k B r a n c h N o < / C o m p a n y B a n k B r a n c h N o > + 
+         < C o m p a n y B a n k B r a n c h N o _ L b l   E l e m e n t T y p e = " C o l u m n "   E l e m e n t I d = " 3 2 7 9 0 6 6 9 2 "   D a t a T y p e = " S t r i n g " > C o m p a n y B a n k B r a n c h N o _ L b l < / C o m p a n y B a n k B r a n c h N o _ L b l > + 
+         < C o m p a n y B a n k N a m e   E l e m e n t T y p e = " C o l u m n "   E l e m e n t I d = " 1 5 3 4 9 0 5 6 0 5 "   D a t a T y p e = " T e x t " > C o m p a n y B a n k N a m e < / C o m p a n y B a n k N a m e > + 
+         < C o m p a n y B a n k N a m e _ L b l   E l e m e n t T y p e = " C o l u m n "   E l e m e n t I d = " 1 2 0 4 3 0 7 0 1 4 "   D a t a T y p e = " L a b e l " > C o m p a n y B a n k N a m e _ L b l < / C o m p a n y B a n k N a m e _ L b l > + 
+         < C o m p a n y C u s t o m G i r o   E l e m e n t T y p e = " C o l u m n "   E l e m e n t I d = " 1 6 7 0 4 7 5 7 9 8 "   D a t a T y p e = " T e x t " > C o m p a n y C u s t o m G i r o < / C o m p a n y C u s t o m G i r o > + 
+         < C o m p a n y C u s t o m G i r o _ L b l   E l e m e n t T y p e = " C o l u m n "   E l e m e n t I d = " 8 9 1 4 3 9 6 2 5 "   D a t a T y p e = " T e x t " > C o m p a n y C u s t o m G i r o _ L b l < / C o m p a n y C u s t o m G i r o _ L b l > + 
+         < C o m p a n y E M a i l   E l e m e n t T y p e = " C o l u m n "   E l e m e n t I d = " 1 6 7 7 0 7 4 0 5 8 "   D a t a T y p e = " T e x t " > C o m p a n y E M a i l < / C o m p a n y E M a i l > + 
+         < C o m p a n y G i r o N o   E l e m e n t T y p e = " C o l u m n "   E l e m e n t I d = " 1 3 6 0 1 9 6 3 2 0 "   D a t a T y p e = " T e x t " > C o m p a n y G i r o N o < / C o m p a n y G i r o N o > + 
+         < C o m p a n y G i r o N o _ L b l   E l e m e n t T y p e = " C o l u m n "   E l e m e n t I d = " 8 6 1 6 0 2 1 1 5 "   D a t a T y p e = " L a b e l " > C o m p a n y G i r o N o _ L b l < / C o m p a n y G i r o N o _ L b l > + 
+         < C o m p a n y H o m e P a g e   E l e m e n t T y p e = " C o l u m n "   E l e m e n t I d = " 1 9 8 9 1 8 8 7 0 "   D a t a T y p e = " T e x t " > C o m p a n y H o m e P a g e < / C o m p a n y H o m e P a g e > + 
+         < C o m p a n y I B A N   E l e m e n t T y p e = " C o l u m n "   E l e m e n t I d = " 9 0 6 5 4 9 1 8 2 "   D a t a T y p e = " C o d e " > C o m p a n y I B A N < / C o m p a n y I B A N > + 
+         < C o m p a n y I B A N _ L b l   E l e m e n t T y p e = " C o l u m n "   E l e m e n t I d = " 1 2 6 7 9 5 2 2 2 7 "   D a t a T y p e = " S t r i n g " > C o m p a n y I B A N _ L b l < / C o m p a n y I B A N _ L b l > + 
+         < C o m p a n y L e g a l O f f i c e   E l e m e n t T y p e = " C o l u m n "   E l e m e n t I d = " 7 1 4 2 5 8 1 1 1 "   D a t a T y p e = " T e x t " > C o m p a n y L e g a l O f f i c e < / C o m p a n y L e g a l O f f i c e > + 
+         < C o m p a n y L e g a l O f f i c e _ L b l   E l e m e n t T y p e = " C o l u m n "   E l e m e n t I d = " 1 5 3 3 1 7 5 1 0 8 "   D a t a T y p e = " T e x t " > C o m p a n y L e g a l O f f i c e _ L b l < / C o m p a n y L e g a l O f f i c e _ L b l > + 
+         < C o m p a n y L e g a l S t a t e m e n t   E l e m e n t T y p e = " C o l u m n "   E l e m e n t I d = " 4 4 8 3 5 8 8 7 6 "   D a t a T y p e = " T e x t " > C o m p a n y L e g a l S t a t e m e n t < / C o m p a n y L e g a l S t a t e m e n t > + 
+         < C o m p a n y L o g o P o s i t i o n   E l e m e n t T y p e = " C o l u m n "   E l e m e n t I d = " 1 4 2 5 2 6 6 6 8 8 "   D a t a T y p e = " I n t e g e r " > C o m p a n y L o g o P o s i t i o n < / C o m p a n y L o g o P o s i t i o n > + 
+         < C o m p a n y P h o n e N o   E l e m e n t T y p e = " C o l u m n "   E l e m e n t I d = " 2 5 0 4 4 0 6 5 5 "   D a t a T y p e = " T e x t " > C o m p a n y P h o n e N o < / C o m p a n y P h o n e N o > + 
+         < C o m p a n y P h o n e N o _ L b l   E l e m e n t T y p e = " C o l u m n "   E l e m e n t I d = " 5 5 8 5 9 3 5 8 6 "   D a t a T y p e = " L a b e l " > C o m p a n y P h o n e N o _ L b l < / C o m p a n y P h o n e N o _ L b l > + 
+         < C o m p a n y P i c t u r e   E l e m e n t T y p e = " C o l u m n "   E l e m e n t I d = " 1 3 9 7 4 1 1 0 7 4 "   D a t a T y p e = " B l o b "   / > + 
+         < C o m p a n y R e g i s t r a t i o n N u m b e r   E l e m e n t T y p e = " C o l u m n "   E l e m e n t I d = " 2 0 2 3 6 3 9 4 2 4 "   D a t a T y p e = " T e x t " > C o m p a n y R e g i s t r a t i o n N u m b e r < / C o m p a n y R e g i s t r a t i o n N u m b e r > + 
+         < C o m p a n y R e g i s t r a t i o n N u m b e r _ L b l   E l e m e n t T y p e = " C o l u m n "   E l e m e n t I d = " 1 8 3 3 1 0 6 6 5 3 "   D a t a T y p e = " T e x t " > C o m p a n y R e g i s t r a t i o n N u m b e r _ L b l < / C o m p a n y R e g i s t r a t i o n N u m b e r _ L b l > + 
+         < C o m p a n y S W I F T   E l e m e n t T y p e = " C o l u m n "   E l e m e n t I d = " 6 6 8 2 5 0 2 4 5 "   D a t a T y p e = " C o d e " > C o m p a n y S W I F T < / C o m p a n y S W I F T > + 
+         < C o m p a n y S W I F T _ L b l   E l e m e n t T y p e = " C o l u m n "   E l e m e n t I d = " 2 0 2 9 5 9 7 3 8 4 "   D a t a T y p e = " S t r i n g " > C o m p a n y S W I F T _ L b l < / C o m p a n y S W I F T _ L b l > + 
+         < C o m p a n y V A T R e g i s t r a t i o n N o   E l e m e n t T y p e = " C o l u m n "   E l e m e n t I d = " 1 9 1 4 0 1 3 6 4 9 "   D a t a T y p e = " T e x t " > C o m p a n y V A T R e g i s t r a t i o n N o < / C o m p a n y V A T R e g i s t r a t i o n N o > + 
+         < C o m p a n y V A T R e g i s t r a t i o n N o _ L b l   E l e m e n t T y p e = " C o l u m n "   E l e m e n t I d = " 9 2 4 5 0 3 1 2 4 "   D a t a T y p e = " T e x t " > C o m p a n y V A T R e g i s t r a t i o n N o _ L b l < / C o m p a n y V A T R e g i s t r a t i o n N o _ L b l > + 
+         < C o m p a n y V A T R e g N o   E l e m e n t T y p e = " C o l u m n "   E l e m e n t I d = " 1 7 1 4 3 1 9 3 6 "   D a t a T y p e = " T e x t " > C o m p a n y V A T R e g N o < / C o m p a n y V A T R e g N o > + 
+         < C o m p a n y V A T R e g N o _ L b l   E l e m e n t T y p e = " C o l u m n "   E l e m e n t I d = " 7 7 3 2 0 1 5 0 1 "   D a t a T y p e = " T e x t " > C o m p a n y V A T R e g N o _ L b l < / C o m p a n y V A T R e g N o _ L b l > + 
+         < C o p y _ L b l   E l e m e n t T y p e = " C o l u m n "   E l e m e n t I d = " 6 0 4 7 8 2 7 8 1 "   D a t a T y p e = " L a b e l " > C o p y _ L b l < / C o p y _ L b l > + 
+         < C u s t o m e r A d d r e s s 1   E l e m e n t T y p e = " C o l u m n "   E l e m e n t I d = " 1 8 0 1 9 6 6 4 5 4 "   D a t a T y p e = " T e x t " > C u s t o m e r A d d r e s s 1 < / C u s t o m e r A d d r e s s 1 > + 
+         < C u s t o m e r A d d r e s s 2   E l e m e n t T y p e = " C o l u m n "   E l e m e n t I d = " 1 1 6 4 2 6 9 8 3 7 "   D a t a T y p e = " T e x t " > C u s t o m e r A d d r e s s 2 < / C u s t o m e r A d d r e s s 2 > + 
+         < C u s t o m e r A d d r e s s 3   E l e m e n t T y p e = " C o l u m n "   E l e m e n t I d = " 5 2 6 5 7 3 2 2 0 "   D a t a T y p e = " T e x t " > C u s t o m e r A d d r e s s 3 < / C u s t o m e r A d d r e s s 3 > + 
+         < C u s t o m e r A d d r e s s 4   E l e m e n t T y p e = " C o l u m n "   E l e m e n t I d = " 1 1 1 1 2 3 3 9 7 "   D a t a T y p e = " T e x t " > C u s t o m e r A d d r e s s 4 < / C u s t o m e r A d d r e s s 4 > + 
+         < C u s t o m e r A d d r e s s 5   E l e m e n t T y p e = " C o l u m n "   E l e m e n t I d = " 7 4 8 8 2 0 0 1 4 "   D a t a T y p e = " T e x t " > C u s t o m e r A d d r e s s 5 < / C u s t o m e r A d d r e s s 5 > + 
+         < C u s t o m e r A d d r e s s 6   E l e m e n t T y p e = " C o l u m n "   E l e m e n t I d = " 1 3 8 6 5 1 6 6 3 1 "   D a t a T y p e = " T e x t " > C u s t o m e r A d d r e s s 6 < / C u s t o m e r A d d r e s s 6 > + 
+         < C u s t o m e r A d d r e s s 7   E l e m e n t T y p e = " C o l u m n "   E l e m e n t I d = " 2 0 2 4 2 1 3 2 4 8 "   D a t a T y p e = " T e x t " > C u s t o m e r A d d r e s s 7 < / C u s t o m e r A d d r e s s 7 > + 
+         < C u s t o m e r A d d r e s s 8   E l e m e n t T y p e = " C o l u m n "   E l e m e n t I d = " 1 0 4 8 6 9 8 5 8 5 "   D a t a T y p e = " T e x t " > C u s t o m e r A d d r e s s 8 < / C u s t o m e r A d d r e s s 8 > + 
+         < C u s t o m e r P o s t a l B a r C o d e   E l e m e n t T y p e = " C o l u m n "   E l e m e n t I d = " 3 9 8 5 8 0 6 8 8 "   D a t a T y p e = " T e x t " > C u s t o m e r P o s t a l B a r C o d e < / C u s t o m e r P o s t a l B a r C o d e > + 
+         < D o c u m e n t C o p y T e x t   E l e m e n t T y p e = " C o l u m n "   E l e m e n t I d = " 1 8 2 4 9 4 6 0 4 6 "   D a t a T y p e = " S t r i n g " > D o c u m e n t C o p y T e x t < / D o c u m e n t C o p y T e x t > + 
+         < D o c u m e n t D a t e   E l e m e n t T y p e = " C o l u m n "   E l e m e n t I d = " 5 5 2 8 7 1 9 1 4 "   D a t a T y p e = " S t r i n g " > D o c u m e n t D a t e < / D o c u m e n t D a t e > + 
+         < D o c u m e n t D a t e _ L b l   E l e m e n t T y p e = " C o l u m n "   E l e m e n t I d = " 1 0 2 6 4 9 4 8 3 "   D a t a T y p e = " S t r i n g " > D o c u m e n t D a t e _ L b l < / D o c u m e n t D a t e _ L b l > + 
+         < D o c u m e n t N o   E l e m e n t T y p e = " C o l u m n "   E l e m e n t I d = " 9 7 0 3 5 0 5 3 9 "   D a t a T y p e = " C o d e " > D o c u m e n t N o < / D o c u m e n t N o > + 
+         < D o c u m e n t N o _ L b l   E l e m e n t T y p e = " C o l u m n "   E l e m e n t I d = " 7 8 9 7 9 5 9 7 8 "   D a t a T y p e = " L a b e l " > D o c u m e n t N o _ L b l < / D o c u m e n t N o _ L b l > + 
+         < D o c u m e n t T i t l e _ L b l   E l e m e n t T y p e = " C o l u m n "   E l e m e n t I d = " 8 5 8 4 2 3 9 2 9 "   D a t a T y p e = " L a b e l " > D o c u m e n t T i t l e _ L b l < / D o c u m e n t T i t l e _ L b l > + 
+         < D u e D a t e   E l e m e n t T y p e = " C o l u m n "   E l e m e n t I d = " 7 4 5 1 7 0 2 0 3 "   D a t a T y p e = " S t r i n g " > D u e D a t e < / D u e D a t e > + 
+         < D u e D a t e _ L b l   E l e m e n t T y p e = " C o l u m n "   E l e m e n t I d = " 1 6 4 8 2 8 4 6 4 8 "   D a t a T y p e = " S t r i n g " > D u e D a t e _ L b l < / D u e D a t e _ L b l > + 
+         < E M a i l _ H e a d e r _ L b l   E l e m e n t T y p e = " C o l u m n "   E l e m e n t I d = " 5 1 3 1 7 0 8 0 4 "   D a t a T y p e = " L a b e l " > E M a i l _ H e a d e r _ L b l < / E M a i l _ H e a d e r _ L b l > + 
+         < E x c h a n g e R a t e A S T e x t   E l e m e n t T y p e = " C o l u m n "   E l e m e n t I d = " 1 1 5 7 2 6 2 0 5 3 "   D a t a T y p e = " T e x t " > E x c h a n g e R a t e A S T e x t < / E x c h a n g e R a t e A S T e x t > + 
+         < E x t e r n a l D o c u m e n t N o   E l e m e n t T y p e = " C o l u m n "   E l e m e n t I d = " 7 3 3 9 5 3 9 6 6 "   D a t a T y p e = " C o d e " > E x t e r n a l D o c u m e n t N o < / E x t e r n a l D o c u m e n t N o > + 
+         < E x t e r n a l D o c u m e n t N o L b l   E l e m e n t T y p e = " C o l u m n "   E l e m e n t I d = " 7 8 3 2 8 7 4 5 2 "   D a t a T y p e = " S t r i n g " > E x t e r n a l D o c u m e n t N o L b l < / E x t e r n a l D o c u m e n t N o L b l > + 
+         < H o m e P a g e _ H e a d e r _ L b l   E l e m e n t T y p e = " C o l u m n "   E l e m e n t I d = " 1 8 7 9 7 2 5 0 8 4 "   D a t a T y p e = " L a b e l " > H o m e P a g e _ H e a d e r _ L b l < / H o m e P a g e _ H e a d e r _ L b l > + 
+         < I n v o i c e D i s c o u n t A m o u n t _ L b l   E l e m e n t T y p e = " C o l u m n "   E l e m e n t I d = " 1 5 9 3 0 1 2 7 3 6 "   D a t a T y p e = " L a b e l " > I n v o i c e D i s c o u n t A m o u n t _ L b l < / I n v o i c e D i s c o u n t A m o u n t _ L b l > + 
+         < I n v o i c e D i s c o u n t B a s e A m o u n t _ L b l   E l e m e n t T y p e = " C o l u m n "   E l e m e n t I d = " 2 0 2 9 2 6 6 8 7 5 "   D a t a T y p e = " L a b e l " > I n v o i c e D i s c o u n t B a s e A m o u n t _ L b l < / I n v o i c e D i s c o u n t B a s e A m o u n t _ L b l > + 
+         < L e g a l E n t i t y T y p e   E l e m e n t T y p e = " C o l u m n "   E l e m e n t I d = " 2 0 5 1 8 7 3 5 6 3 "   D a t a T y p e = " T e x t " > L e g a l E n t i t y T y p e < / L e g a l E n t i t y T y p e > + 
+         < L e g a l E n t i t y T y p e _ L b l   E l e m e n t T y p e = " C o l u m n "   E l e m e n t I d = " 2 0 8 0 2 2 4 7 9 2 "   D a t a T y p e = " T e x t " > L e g a l E n t i t y T y p e _ L b l < / L e g a l E n t i t y T y p e _ L b l > + 
+         < L i n e A m o u n t A f t e r I n v o i c e D i s c o u n t _ L b l   E l e m e n t T y p e = " C o l u m n "   E l e m e n t I d = " 6 7 3 7 2 1 0 9 4 "   D a t a T y p e = " L a b e l " > L i n e A m o u n t A f t e r I n v o i c e D i s c o u n t _ L b l < / L i n e A m o u n t A f t e r I n v o i c e D i s c o u n t _ L b l > + 
+         < L o c a l C u r r e n c y _ L b l   E l e m e n t T y p e = " C o l u m n "   E l e m e n t I d = " 1 5 5 9 6 9 3 4 2 2 "   D a t a T y p e = " L a b e l " > L o c a l C u r r e n c y _ L b l < / L o c a l C u r r e n c y _ L b l > + 
+         < P a g e _ L b l   E l e m e n t T y p e = " C o l u m n "   E l e m e n t I d = " 6 8 0 6 4 8 0 9 1 "   D a t a T y p e = " L a b e l " > P a g e _ L b l < / P a g e _ L b l > + 
+         < P a y m e n t M e t h o d D e s c r i p t i o n   E l e m e n t T y p e = " C o l u m n "   E l e m e n t I d = " 5 8 5 7 5 7 9 7 4 "   D a t a T y p e = " T e x t " > P a y m e n t M e t h o d D e s c r i p t i o n < / P a y m e n t M e t h o d D e s c r i p t i o n > + 
+         < P a y m e n t M e t h o d D e s c r i p t i o n _ L b l   E l e m e n t T y p e = " C o l u m n "   E l e m e n t I d = " 7 9 7 1 1 7 3 2 3 "   D a t a T y p e = " L a b e l " > P a y m e n t M e t h o d D e s c r i p t i o n _ L b l < / P a y m e n t M e t h o d D e s c r i p t i o n _ L b l > + 
+         < P a y m e n t T e r m s D e s c r i p t i o n   E l e m e n t T y p e = " C o l u m n "   E l e m e n t I d = " 2 0 3 8 7 4 2 7 0 0 "   D a t a T y p e = " T e x t " > P a y m e n t T e r m s D e s c r i p t i o n < / P a y m e n t T e r m s D e s c r i p t i o n > + 
+         < P a y m e n t T e r m s D e s c r i p t i o n _ L b l   E l e m e n t T y p e = " C o l u m n "   E l e m e n t I d = " 1 8 7 4 4 9 4 3 2 1 "   D a t a T y p e = " L a b e l " > P a y m e n t T e r m s D e s c r i p t i o n _ L b l < / P a y m e n t T e r m s D e s c r i p t i o n _ L b l > + 
+         < P r i c e s I n c l u d i n g V A T   E l e m e n t T y p e = " C o l u m n "   E l e m e n t I d = " 5 1 8 8 1 7 1 6 7 "   D a t a T y p e = " B o o l e a n " > P r i c e s I n c l u d i n g V A T < / P r i c e s I n c l u d i n g V A T > + 
+         < P r i c e s I n c l u d i n g V A T Y e s N o   E l e m e n t T y p e = " C o l u m n "   E l e m e n t I d = " 1 4 1 1 1 4 7 5 9 9 "   D a t a T y p e = " S t r i n g " > P r i c e s I n c l u d i n g V A T Y e s N o < / P r i c e s I n c l u d i n g V A T Y e s N o > + 
+         < P r i c e s I n c l u d i n g V A T _ L b l   E l e m e n t T y p e = " C o l u m n "   E l e m e n t I d = " 1 3 7 7 9 7 9 4 4 4 "   D a t a T y p e = " S t r i n g " > P r i c e s I n c l u d i n g V A T _ L b l < / P r i c e s I n c l u d i n g V A T _ L b l > + 
+         < S a l e s I n v o i c e L i n e D i s c o u n t _ L b l   E l e m e n t T y p e = " C o l u m n "   E l e m e n t I d = " 6 6 4 6 0 1 5 8 2 "   D a t a T y p e = " L a b e l " > S a l e s I n v o i c e L i n e D i s c o u n t _ L b l < / S a l e s I n v o i c e L i n e D i s c o u n t _ L b l > + 
+         < S a l e s P e r s o n B l a n k _ L b l   E l e m e n t T y p e = " C o l u m n "   E l e m e n t I d = " 6 5 4 6 2 4 6 0 1 "   D a t a T y p e = " T e x t " > S a l e s P e r s o n B l a n k _ L b l < / S a l e s P e r s o n B l a n k _ L b l > + 
+         < S a l e s P e r s o n N a m e   E l e m e n t T y p e = " C o l u m n "   E l e m e n t I d = " 8 7 1 4 9 2 9 8 3 "   D a t a T y p e = " T e x t " > S a l e s P e r s o n N a m e < / S a l e s P e r s o n N a m e > + 
+         < S a l e s P e r s o n _ L b l   E l e m e n t T y p e = " C o l u m n "   E l e m e n t I d = " 1 5 6 4 1 9 6 3 6 5 "   D a t a T y p e = " L a b e l " > S a l e s P e r s o n _ L b l < / S a l e s P e r s o n _ L b l > + 
+         < S e l l T o C o n t a c t E m a i l   E l e m e n t T y p e = " C o l u m n "   E l e m e n t I d = " 2 6 2 8 2 4 5 6 4 "   D a t a T y p e = " T e x t " > S e l l T o C o n t a c t E m a i l < / S e l l T o C o n t a c t E m a i l > + 
+         < S e l l T o C o n t a c t E m a i l L b l   E l e m e n t T y p e = " C o l u m n "   E l e m e n t I d = " 3 7 0 9 2 0 3 7 4 "   D a t a T y p e = " L a b e l " > S e l l T o C o n t a c t E m a i l L b l < / S e l l T o C o n t a c t E m a i l L b l > + 
+         < S e l l T o C o n t a c t M o b i l e P h o n e N o   E l e m e n t T y p e = " C o l u m n "   E l e m e n t I d = " 1 8 4 3 5 8 7 4 7 "   D a t a T y p e = " T e x t " > S e l l T o C o n t a c t M o b i l e P h o n e N o < / S e l l T o C o n t a c t M o b i l e P h o n e N o > + 
+         < S e l l T o C o n t a c t M o b i l e P h o n e N o L b l   E l e m e n t T y p e = " C o l u m n "   E l e m e n t I d = " 1 4 5 7 5 2 8 4 1 7 "   D a t a T y p e = " L a b e l " > S e l l T o C o n t a c t M o b i l e P h o n e N o L b l < / S e l l T o C o n t a c t M o b i l e P h o n e N o L b l > + 
+         < S e l l T o C o n t a c t P h o n e N o   E l e m e n t T y p e = " C o l u m n "   E l e m e n t I d = " 1 6 1 3 8 2 2 4 8 3 "   D a t a T y p e = " T e x t " > S e l l T o C o n t a c t P h o n e N o < / S e l l T o C o n t a c t P h o n e N o > + 
+         < S e l l T o C o n t a c t P h o n e N o L b l   E l e m e n t T y p e = " C o l u m n "   E l e m e n t I d = " 1 0 5 0 6 8 6 8 0 9 "   D a t a T y p e = " L a b e l " > S e l l T o C o n t a c t P h o n e N o L b l < / S e l l T o C o n t a c t P h o n e N o L b l > + 
+         < S e l l t o C u s t o m e r N o   E l e m e n t T y p e = " C o l u m n "   E l e m e n t I d = " 2 0 5 0 6 4 7 3 4 9 "   D a t a T y p e = " C o d e " > S e l l t o C u s t o m e r N o < / S e l l t o C u s t o m e r N o > + 
+         < S e l l t o C u s t o m e r N o _ L b l   E l e m e n t T y p e = " C o l u m n "   E l e m e n t I d = " 2 9 8 3 8 1 5 1 2 "   D a t a T y p e = " S t r i n g " > S e l l t o C u s t o m e r N o _ L b l < / S e l l t o C u s t o m e r N o _ L b l > + 
+         < S h i p m e n t D a t e   E l e m e n t T y p e = " C o l u m n "   E l e m e n t I d = " 9 3 1 1 1 1 4 6 5 "   D a t a T y p e = " S t r i n g " > S h i p m e n t D a t e < / S h i p m e n t D a t e > + 
+         < S h i p m e n t D a t e _ L b l   E l e m e n t T y p e = " C o l u m n "   E l e m e n t I d = " 6 1 4 4 0 0 3 6 4 "   D a t a T y p e = " S t r i n g " > S h i p m e n t D a t e _ L b l < / S h i p m e n t D a t e _ L b l > + 
+         < S h i p m e n t M e t h o d D e s c r i p t i o n   E l e m e n t T y p e = " C o l u m n "   E l e m e n t I d = " 2 0 5 9 4 0 3 2 6 0 "   D a t a T y p e = " T e x t " > S h i p m e n t M e t h o d D e s c r i p t i o n < / S h i p m e n t M e t h o d D e s c r i p t i o n > + 
+         < S h i p m e n t M e t h o d D e s c r i p t i o n _ L b l   E l e m e n t T y p e = " C o l u m n "   E l e m e n t I d = " 1 1 7 9 9 7 8 4 6 5 "   D a t a T y p e = " L a b e l " > S h i p m e n t M e t h o d D e s c r i p t i o n _ L b l < / S h i p m e n t M e t h o d D e s c r i p t i o n _ L b l > + 
+         < S h i p m e n t _ L b l   E l e m e n t T y p e = " C o l u m n "   E l e m e n t I d = " 2 0 8 5 7 6 7 1 2 0 "   D a t a T y p e = " L a b e l " > S h i p m e n t _ L b l < / S h i p m e n t _ L b l > + 
+         < S h i p T o A d d r e s s 1   E l e m e n t T y p e = " C o l u m n "   E l e m e n t I d = " 1 3 5 7 6 7 2 8 6 1 "   D a t a T y p e = " T e x t " > S h i p T o A d d r e s s 1 < / S h i p T o A d d r e s s 1 > + 
+         < S h i p T o A d d r e s s 2   E l e m e n t T y p e = " C o l u m n "   E l e m e n t I d = " 1 0 2 4 2 0 4 5 8 4 "   D a t a T y p e = " T e x t " > S h i p T o A d d r e s s 2 < / S h i p T o A d d r e s s 2 > + 
+         < S h i p T o A d d r e s s 3   E l e m e n t T y p e = " C o l u m n "   E l e m e n t I d = " 1 6 6 1 9 0 1 2 0 1 "   D a t a T y p e = " T e x t " > S h i p T o A d d r e s s 3 < / S h i p T o A d d r e s s 3 > + 
+         < S h i p T o A d d r e s s 4   E l e m e n t T y p e = " C o l u m n "   E l e m e n t I d = " 5 5 5 4 1 6 9 9 0 "   D a t a T y p e = " T e x t " > S h i p T o A d d r e s s 4 < / S h i p T o A d d r e s s 4 > + 
+         < S h i p T o A d d r e s s 5   E l e m e n t T y p e = " C o l u m n "   E l e m e n t I d = " 1 1 9 3 1 1 3 6 0 7 "   D a t a T y p e = " T e x t " > S h i p T o A d d r e s s 5 < / S h i p T o A d d r e s s 5 > + 
+         < S h i p T o A d d r e s s 6   E l e m e n t T y p e = " C o l u m n "   E l e m e n t I d = " 7 1 9 9 7 6 2 4 4 "   D a t a T y p e = " T e x t " > S h i p T o A d d r e s s 6 < / S h i p T o A d d r e s s 6 > + 
+         < S h i p T o A d d r e s s 7   E l e m e n t T y p e = " C o l u m n "   E l e m e n t I d = " 8 2 2 7 9 6 2 7 "   D a t a T y p e = " T e x t " > S h i p T o A d d r e s s 7 < / S h i p T o A d d r e s s 7 > + 
+         < S h i p T o A d d r e s s 8   E l e m e n t T y p e = " C o l u m n "   E l e m e n t I d = " 1 4 9 2 9 9 2 1 7 8 "   D a t a T y p e = " T e x t " > S h i p T o A d d r e s s 8 < / S h i p T o A d d r e s s 8 > + 
+         < S h i p T o A d d r e s s _ L b l   E l e m e n t T y p e = " C o l u m n "   E l e m e n t I d = " 1 6 5 0 5 0 5 0 1 7 "   D a t a T y p e = " L a b e l " > S h i p T o A d d r e s s _ L b l < / S h i p T o A d d r e s s _ L b l > + 
+         < S h i p T o P h o n e N o   E l e m e n t T y p e = " C o l u m n "   E l e m e n t I d = " 3 6 9 7 0 2 2 5 5 "   D a t a T y p e = " T e x t " > S h i p T o P h o n e N o < / S h i p T o P h o n e N o > + 
+         < S h o w S h i p p i n g A d d r e s s   E l e m e n t T y p e = " C o l u m n "   E l e m e n t I d = " 1 1 2 0 0 7 1 2 6 6 "   D a t a T y p e = " B o o l e a n " > S h o w S h i p p i n g A d d r e s s < / S h o w S h i p p i n g A d d r e s s > + 
+         < S h o w W o r k D e s c r i p t i o n   E l e m e n t T y p e = " C o l u m n "   E l e m e n t I d = " 7 8 5 4 6 8 8 6 5 "   D a t a T y p e = " B o o l e a n " > S h o w W o r k D e s c r i p t i o n < / S h o w W o r k D e s c r i p t i o n > + 
+         < S u b t o t a l _ L b l   E l e m e n t T y p e = " C o l u m n "   E l e m e n t I d = " 1 9 6 7 7 9 5 1 4 2 "   D a t a T y p e = " L a b e l " > S u b t o t a l _ L b l < / S u b t o t a l _ L b l > + 
+         < T o t a l _ L b l   E l e m e n t T y p e = " C o l u m n "   E l e m e n t I d = " 1 2 1 0 1 0 0 8 7 8 "   D a t a T y p e = " L a b e l " > T o t a l _ L b l < / T o t a l _ L b l > + 
+         < V A T A m o u n t S p e c i f i c a t i o n _ L b l   E l e m e n t T y p e = " C o l u m n "   E l e m e n t I d = " 8 7 8 7 0 6 8 4 6 "   D a t a T y p e = " L a b e l " > V A T A m o u n t S p e c i f i c a t i o n _ L b l < / V A T A m o u n t S p e c i f i c a t i o n _ L b l > + 
+         < V A T A m o u n t _ L b l   E l e m e n t T y p e = " C o l u m n "   E l e m e n t I d = " 1 0 9 4 6 5 7 2 9 "   D a t a T y p e = " L a b e l " > V A T A m o u n t _ L b l < / V A T A m o u n t _ L b l > + 
+         < V A T B a s e _ L b l   E l e m e n t T y p e = " C o l u m n "   E l e m e n t I d = " 1 8 6 6 1 5 8 2 7 8 "   D a t a T y p e = " L a b e l " > V A T B a s e _ L b l < / V A T B a s e _ L b l > + 
+         < V A T C l a u s e s _ L b l   E l e m e n t T y p e = " C o l u m n "   E l e m e n t I d = " 1 3 8 3 9 2 0 0 1 9 "   D a t a T y p e = " L a b e l " > V A T C l a u s e s _ L b l < / V A T C l a u s e s _ L b l > + 
+         < V A T C l a u s e _ L b l   E l e m e n t T y p e = " C o l u m n "   E l e m e n t I d = " 1 5 7 0 4 9 5 4 9 0 "   D a t a T y p e = " S t r i n g " > V A T C l a u s e _ L b l < / V A T C l a u s e _ L b l > + 
+         < V A T I d e n t i f i e r _ L b l   E l e m e n t T y p e = " C o l u m n "   E l e m e n t I d = " 1 6 8 6 6 2 3 9 8 4 "   D a t a T y p e = " L a b e l " > V A T I d e n t i f i e r _ L b l < / V A T I d e n t i f i e r _ L b l > + 
+         < V A T P e r c e n t a g e _ L b l   E l e m e n t T y p e = " C o l u m n "   E l e m e n t I d = " 6 7 6 6 5 4 5 6 5 "   D a t a T y p e = " L a b e l " > V A T P e r c e n t a g e _ L b l < / V A T P e r c e n t a g e _ L b l > + 
+         < V A T R e g i s t r a t i o n N o   E l e m e n t T y p e = " C o l u m n "   E l e m e n t I d = " 1 8 8 9 1 9 5 4 0 2 "   D a t a T y p e = " T e x t " > V A T R e g i s t r a t i o n N o < / V A T R e g i s t r a t i o n N o > + 
+         < V A T R e g i s t r a t i o n N o _ L b l   E l e m e n t T y p e = " C o l u m n "   E l e m e n t I d = " 1 4 2 4 6 1 6 0 8 5 "   D a t a T y p e = " T e x t " > V A T R e g i s t r a t i o n N o _ L b l < / V A T R e g i s t r a t i o n N o _ L b l > + 
+         < Y o u r R e f e r e n c e   E l e m e n t T y p e = " C o l u m n "   E l e m e n t I d = " 1 1 0 3 9 9 5 1 "   D a t a T y p e = " T e x t " > Y o u r R e f e r e n c e < / Y o u r R e f e r e n c e > + 
+         < Y o u r R e f e r e n c e _ L b l   E l e m e n t T y p e = " C o l u m n "   E l e m e n t I d = " 4 6 5 4 7 7 4 2 6 "   D a t a T y p e = " S t r i n g " > Y o u r R e f e r e n c e _ L b l < / Y o u r R e f e r e n c e _ L b l > + 
+         < L i n e   E l e m e n t T y p e = " D a t a I t e m "   E l e m e n t I d = " 4 1 1 9 7 6 1 3 3 " > + 
+             < A m o u n t E x c l u d i n g V A T _ L i n e   E l e m e n t T y p e = " C o l u m n "   E l e m e n t I d = " 1 0 6 2 4 6 0 0 4 0 "   D a t a T y p e = " D e c i m a l " > A m o u n t E x c l u d i n g V A T _ L i n e < / A m o u n t E x c l u d i n g V A T _ L i n e > + 
+             < A m o u n t E x c l u d i n g V A T _ L i n e _ L b l   E l e m e n t T y p e = " C o l u m n "   E l e m e n t I d = " 2 0 0 2 8 7 4 4 7 5 "   D a t a T y p e = " S t r i n g " > A m o u n t E x c l u d i n g V A T _ L i n e _ L b l < / A m o u n t E x c l u d i n g V A T _ L i n e _ L b l > + 
+             < A m o u n t I n c l u d i n g V A T _ L i n e   E l e m e n t T y p e = " C o l u m n "   E l e m e n t I d = " 7 7 0 9 2 8 4 0 2 "   D a t a T y p e = " D e c i m a l " > A m o u n t I n c l u d i n g V A T _ L i n e < / A m o u n t I n c l u d i n g V A T _ L i n e > + 
+             < A m o u n t I n c l u d i n g V A T _ L i n e _ L b l   E l e m e n t T y p e = " C o l u m n "   E l e m e n t I d = " 9 3 0 7 4 7 3 1 3 "   D a t a T y p e = " S t r i n g " > A m o u n t I n c l u d i n g V A T _ L i n e _ L b l < / A m o u n t I n c l u d i n g V A T _ L i n e _ L b l > + 
+             < D e s c r i p t i o n _ L i n e   E l e m e n t T y p e = " C o l u m n "   E l e m e n t I d = " 1 4 0 6 8 2 2 3 1 0 "   D a t a T y p e = " T e x t " > D e s c r i p t i o n _ L i n e < / D e s c r i p t i o n _ L i n e > + 
+             < D e s c r i p t i o n _ L i n e _ L b l   E l e m e n t T y p e = " C o l u m n "   E l e m e n t I d = " 2 1 1 8 9 5 1 4 9 5 "   D a t a T y p e = " S t r i n g " > D e s c r i p t i o n _ L i n e _ L b l < / D e s c r i p t i o n _ L i n e _ L b l > + 
+             < I t e m N o _ L i n e   E l e m e n t T y p e = " C o l u m n "   E l e m e n t I d = " 1 9 1 0 2 9 6 2 8 8 "   D a t a T y p e = " C o d e " > I t e m N o _ L i n e < / I t e m N o _ L i n e > + 
+             < I t e m N o _ L i n e _ L b l   E l e m e n t T y p e = " C o l u m n "   E l e m e n t I d = " 1 3 4 0 0 7 9 6 1 3 "   D a t a T y p e = " S t r i n g " > I t e m N o _ L i n e _ L b l < / I t e m N o _ L i n e _ L b l > + 
+             < I t e m R e f e r e n c e N o _ L i n e   E l e m e n t T y p e = " C o l u m n "   E l e m e n t I d = " 9 2 7 2 3 5 7 "   D a t a T y p e = " C o d e " > I t e m R e f e r e n c e N o _ L i n e < / I t e m R e f e r e n c e N o _ L i n e > + 
+             < I t e m R e f e r e n c e N o _ L i n e _ L b l   E l e m e n t T y p e = " C o l u m n "   E l e m e n t I d = " 1 9 8 0 6 3 1 1 3 0 "   D a t a T y p e = " S t r i n g " > I t e m R e f e r e n c e N o _ L i n e _ L b l < / I t e m R e f e r e n c e N o _ L i n e _ L b l > + 
+             < L i n e A m o u n t _ L i n e   E l e m e n t T y p e = " C o l u m n "   E l e m e n t I d = " 2 6 8 9 3 7 1 6 2 "   D a t a T y p e = " T e x t " > L i n e A m o u n t _ L i n e < / L i n e A m o u n t _ L i n e > + 
+             < L i n e A m o u n t _ L i n e _ L b l   E l e m e n t T y p e = " C o l u m n "   E l e m e n t I d = " 9 9 2 9 0 1 8 4 5 "   D a t a T y p e = " S t r i n g " > L i n e A m o u n t _ L i n e _ L b l < / L i n e A m o u n t _ L i n e _ L b l > + 
+             < L i n e D i s c o u n t P e r c e n t T e x t _ L i n e   E l e m e n t T y p e = " C o l u m n "   E l e m e n t I d = " 6 1 3 1 3 5 1 9 "   D a t a T y p e = " T e x t " > L i n e D i s c o u n t P e r c e n t T e x t _ L i n e < / L i n e D i s c o u n t P e r c e n t T e x t _ L i n e > + 
+             < L i n e D i s c o u n t P e r c e n t _ L i n e   E l e m e n t T y p e = " C o l u m n "   E l e m e n t I d = " 9 0 7 8 2 7 4 3 6 "   D a t a T y p e = " D e c i m a l " > L i n e D i s c o u n t P e r c e n t _ L i n e < / L i n e D i s c o u n t P e r c e n t _ L i n e > + 
+             < L i n e N o _ L i n e   E l e m e n t T y p e = " C o l u m n "   E l e m e n t I d = " 6 9 8 9 8 5 9 7 9 "   D a t a T y p e = " I n t e g e r " > L i n e N o _ L i n e < / L i n e N o _ L i n e > + 
+             < Q u a n t i t y _ L i n e   E l e m e n t T y p e = " C o l u m n "   E l e m e n t I d = " 1 0 6 8 5 4 3 5 3 7 "   D a t a T y p e = " T e x t " > Q u a n t i t y _ L i n e < / Q u a n t i t y _ L i n e > + 
+             < Q u a n t i t y _ L i n e _ L b l   E l e m e n t T y p e = " C o l u m n "   E l e m e n t I d = " 2 0 3 4 5 0 6 8 0 2 "   D a t a T y p e = " S t r i n g " > Q u a n t i t y _ L i n e _ L b l < / Q u a n t i t y _ L i n e _ L b l > + 
+             < S h i p m e n t D a t e _ L i n e   E l e m e n t T y p e = " C o l u m n "   E l e m e n t I d = " 1 6 7 3 3 7 5 4 1 6 "   D a t a T y p e = " S t r i n g " > S h i p m e n t D a t e _ L i n e < / S h i p m e n t D a t e _ L i n e > + 
+             < S h i p m e n t D a t e _ L i n e _ L b l   E l e m e n t T y p e = " C o l u m n "   E l e m e n t I d = " 8 5 3 2 2 4 3 6 3 "   D a t a T y p e = " L a b e l " > S h i p m e n t D a t e _ L i n e _ L b l < / S h i p m e n t D a t e _ L i n e _ L b l > + 
+             < T r a n s H e a d e r A m o u n t   E l e m e n t T y p e = " C o l u m n "   E l e m e n t I d = " 2 0 2 8 3 0 6 2 7 6 "   D a t a T y p e = " D e c i m a l " > T r a n s H e a d e r A m o u n t < / T r a n s H e a d e r A m o u n t > + 
+             < T y p e _ L i n e   E l e m e n t T y p e = " C o l u m n "   E l e m e n t I d = " 2 7 2 8 0 4 9 2 4 "   D a t a T y p e = " S t r i n g " > T y p e _ L i n e < / T y p e _ L i n e > + 
+             < U n i t O f M e a s u r e   E l e m e n t T y p e = " C o l u m n "   E l e m e n t I d = " 1 8 0 8 2 2 8 0 1 8 "   D a t a T y p e = " T e x t " > U n i t O f M e a s u r e < / U n i t O f M e a s u r e > + 
+             < U n i t O f M e a s u r e _ L b l   E l e m e n t T y p e = " C o l u m n "   E l e m e n t I d = " 9 8 1 9 5 1 2 4 9 "   D a t a T y p e = " S t r i n g " > U n i t O f M e a s u r e _ L b l < / U n i t O f M e a s u r e _ L b l > + 
+             < U n i t P r i c e   E l e m e n t T y p e = " C o l u m n "   E l e m e n t I d = " 1 4 7 8 2 2 1 5 2 6 "   D a t a T y p e = " T e x t " > U n i t P r i c e < / U n i t P r i c e > + 
+             < U n i t P r i c e _ L b l   E l e m e n t T y p e = " C o l u m n "   E l e m e n t I d = " 1 1 6 3 9 2 6 6 0 3 "   D a t a T y p e = " S t r i n g " > U n i t P r i c e _ L b l < / U n i t P r i c e _ L b l > + 
+             < V A T I d e n t i f i e r _ L i n e   E l e m e n t T y p e = " C o l u m n "   E l e m e n t I d = " 1 7 7 3 6 2 2 4 1 2 "   D a t a T y p e = " C o d e " > V A T I d e n t i f i e r _ L i n e < / V A T I d e n t i f i e r _ L i n e > + 
+             < V A T I d e n t i f i e r _ L i n e _ L b l   E l e m e n t T y p e = " C o l u m n "   E l e m e n t I d = " 5 3 3 7 8 2 7 0 3 "   D a t a T y p e = " S t r i n g " > V A T I d e n t i f i e r _ L i n e _ L b l < / V A T I d e n t i f i e r _ L i n e _ L b l > + 
+             < V A T P c t _ L i n e   E l e m e n t T y p e = " C o l u m n "   E l e m e n t I d = " 1 9 7 4 0 0 1 9 4 4 "   D a t a T y p e = " T e x t " > V A T P c t _ L i n e < / V A T P c t _ L i n e > + 
+             < V A T P c t _ L i n e _ L b l   E l e m e n t T y p e = " C o l u m n "   E l e m e n t I d = " 1 2 0 7 5 2 9 9 1 5 "   D a t a T y p e = " S t r i n g " > V A T P c t _ L i n e _ L b l < / V A T P c t _ L i n e _ L b l > + 
+             < S h i p m e n t L i n e   E l e m e n t T y p e = " D a t a I t e m "   E l e m e n t I d = " 2 0 1 5 9 9 6 0 5 1 " > + 
+                 < D o c u m e n t N o _ S h i p m e n t L i n e   E l e m e n t T y p e = " C o l u m n "   E l e m e n t I d = " 1 2 4 3 7 6 7 7 6 2 "   D a t a T y p e = " C o d e " > D o c u m e n t N o _ S h i p m e n t L i n e < / D o c u m e n t N o _ S h i p m e n t L i n e > + 
+                 < P o s t i n g D a t e _ S h i p m e n t L i n e   E l e m e n t T y p e = " C o l u m n "   E l e m e n t I d = " 1 8 3 4 0 0 3 2 0 "   D a t a T y p e = " S t r i n g " > P o s t i n g D a t e _ S h i p m e n t L i n e < / P o s t i n g D a t e _ S h i p m e n t L i n e > + 
+                 < P o s t i n g D a t e _ S h i p m e n t L i n e _ L b l   E l e m e n t T y p e = " C o l u m n "   E l e m e n t I d = " 1 0 9 0 0 6 9 0 2 7 "   D a t a T y p e = " S t r i n g " > P o s t i n g D a t e _ S h i p m e n t L i n e _ L b l < / P o s t i n g D a t e _ S h i p m e n t L i n e _ L b l > + 
+                 < Q u a n t i t y _ S h i p m e n t L i n e   E l e m e n t T y p e = " C o l u m n "   E l e m e n t I d = " 1 6 3 7 0 3 4 2 4 7 "   D a t a T y p e = " D e c i m a l " > Q u a n t i t y _ S h i p m e n t L i n e < / Q u a n t i t y _ S h i p m e n t L i n e > + 
+                 < Q u a n t i t y _ S h i p m e n t L i n e _ L b l   E l e m e n t T y p e = " C o l u m n "   E l e m e n t I d = " 1 6 0 2 6 6 7 3 8 6 "   D a t a T y p e = " S t r i n g " > Q u a n t i t y _ S h i p m e n t L i n e _ L b l < / Q u a n t i t y _ S h i p m e n t L i n e _ L b l > + 
+             < / S h i p m e n t L i n e > + 
+             < A s s e m b l y L i n e   E l e m e n t T y p e = " D a t a I t e m "   E l e m e n t I d = " 1 2 0 5 9 4 2 8 5 " > + 
+                 < D e s c r i p t i o n _ A s s e m b l y L i n e   E l e m e n t T y p e = " C o l u m n "   E l e m e n t I d = " 2 8 0 7 4 3 7 9 6 "   D a t a T y p e = " T e x t " > D e s c r i p t i o n _ A s s e m b l y L i n e < / D e s c r i p t i o n _ A s s e m b l y L i n e > + 
+                 < L i n e N o _ A s s e m b l y L i n e   E l e m e n t T y p e = " C o l u m n "   E l e m e n t I d = " 6 4 0 5 8 3 8 9 1 "   D a t a T y p e = " C o d e " > L i n e N o _ A s s e m b l y L i n e < / L i n e N o _ A s s e m b l y L i n e > + 
+                 < Q u a n t i t y _ A s s e m b l y L i n e   E l e m e n t T y p e = " C o l u m n "   E l e m e n t I d = " 1 9 5 7 6 4 8 2 3 1 "   D a t a T y p e = " D e c i m a l " > Q u a n t i t y _ A s s e m b l y L i n e < / Q u a n t i t y _ A s s e m b l y L i n e > + 
+                 < U n i t O f M e a s u r e _ A s s e m b l y L i n e   E l e m e n t T y p e = " C o l u m n "   E l e m e n t I d = " 1 6 4 9 1 2 3 7 7 3 "   D a t a T y p e = " T e x t " > U n i t O f M e a s u r e _ A s s e m b l y L i n e < / U n i t O f M e a s u r e _ A s s e m b l y L i n e > + 
+                 < V a r i a n t C o d e _ A s s e m b l y L i n e   E l e m e n t T y p e = " C o l u m n "   E l e m e n t I d = " 1 8 6 9 4 0 7 6 7 2 "   D a t a T y p e = " C o d e " > V a r i a n t C o d e _ A s s e m b l y L i n e < / V a r i a n t C o d e _ A s s e m b l y L i n e > + 
+             < / A s s e m b l y L i n e > + 
+         < / L i n e > + 
+         < W o r k D e s c r i p t i o n L i n e s   E l e m e n t T y p e = " D a t a I t e m "   E l e m e n t I d = " 2 7 6 8 1 9 4 4 7 " > + 
+             < W o r k D e s c r i p t i o n L i n e   E l e m e n t T y p e = " C o l u m n "   E l e m e n t I d = " 1 9 4 7 6 2 1 6 7 6 "   D a t a T y p e = " T e x t " > W o r k D e s c r i p t i o n L i n e < / W o r k D e s c r i p t i o n L i n e > + 
+             < W o r k D e s c r i p t i o n L i n e N u m b e r   E l e m e n t T y p e = " C o l u m n "   E l e m e n t I d = " 7 9 7 3 0 7 2 2 3 "   D a t a T y p e = " I n t e g e r " > W o r k D e s c r i p t i o n L i n e N u m b e r < / W o r k D e s c r i p t i o n L i n e N u m b e r > + 
+         < / W o r k D e s c r i p t i o n L i n e s > + 
+         < V A T A m o u n t L i n e   E l e m e n t T y p e = " D a t a I t e m "   E l e m e n t I d = " 8 2 7 5 3 4 3 4 8 " > + 
+             < I n v o i c e D i s c o u n t A m o u n t _ V A T A m o u n t L i n e   E l e m e n t T y p e = " C o l u m n "   E l e m e n t I d = " 8 2 4 7 3 0 1 4 1 "   D a t a T y p e = " D e c i m a l " > I n v o i c e D i s c o u n t A m o u n t _ V A T A m o u n t L i n e < / I n v o i c e D i s c o u n t A m o u n t _ V A T A m o u n t L i n e > + 
+             < I n v o i c e D i s c o u n t A m o u n t _ V A T A m o u n t L i n e _ L b l   E l e m e n t T y p e = " C o l u m n "   E l e m e n t I d = " 1 5 6 2 2 0 0 0 3 4 "   D a t a T y p e = " S t r i n g " > I n v o i c e D i s c o u n t A m o u n t _ V A T A m o u n t L i n e _ L b l < / I n v o i c e D i s c o u n t A m o u n t _ V A T A m o u n t L i n e _ L b l > + 
+             < I n v o i c e D i s c o u n t B a s e A m o u n t _ V A T A m o u n t L i n e   E l e m e n t T y p e = " C o l u m n "   E l e m e n t I d = " 2 0 4 0 3 3 2 2 6 6 "   D a t a T y p e = " D e c i m a l " > I n v o i c e D i s c o u n t B a s e A m o u n t _ V A T A m o u n t L i n e < / I n v o i c e D i s c o u n t B a s e A m o u n t _ V A T A m o u n t L i n e > + 
+             < I n v o i c e D i s c o u n t B a s e A m o u n t _ V A T A m o u n t L i n e _ L b l   E l e m e n t T y p e = " C o l u m n "   E l e m e n t I d = " 4 0 5 9 6 0 3 3 1 "   D a t a T y p e = " S t r i n g " > I n v o i c e D i s c o u n t B a s e A m o u n t _ V A T A m o u n t L i n e _ L b l < / I n v o i c e D i s c o u n t B a s e A m o u n t _ V A T A m o u n t L i n e _ L b l > + 
+             < L i n e A m o u n t _ V a t A m o u n t L i n e   E l e m e n t T y p e = " C o l u m n "   E l e m e n t I d = " 2 1 4 6 5 4 0 1 "   D a t a T y p e = " D e c i m a l " > L i n e A m o u n t _ V a t A m o u n t L i n e < / L i n e A m o u n t _ V a t A m o u n t L i n e > + 
+             < L i n e A m o u n t _ V a t A m o u n t L i n e _ L b l   E l e m e n t T y p e = " C o l u m n "   E l e m e n t I d = " 1 1 1 0 9 1 2 1 2 4 "   D a t a T y p e = " S t r i n g " > L i n e A m o u n t _ V a t A m o u n t L i n e _ L b l < / L i n e A m o u n t _ V a t A m o u n t L i n e _ L b l > + 
+             < N o O f V A T I d e n t i f i e r s   E l e m e n t T y p e = " C o l u m n "   E l e m e n t I d = " 1 1 5 3 2 6 3 0 2 6 "   D a t a T y p e = " I n t e g e r " > N o O f V A T I d e n t i f i e r s < / N o O f V A T I d e n t i f i e r s > + 
+             < V A T A m o u n t L C Y _ V A T A m o u n t L i n e   E l e m e n t T y p e = " C o l u m n "   E l e m e n t I d = " 1 5 8 1 9 9 4 3 5 0 "   D a t a T y p e = " D e c i m a l " > V A T A m o u n t L C Y _ V A T A m o u n t L i n e < / V A T A m o u n t L C Y _ V A T A m o u n t L i n e > + 
+             < V A T A m o u n t L C Y _ V A T A m o u n t L i n e _ L b l   E l e m e n t T y p e = " C o l u m n "   E l e m e n t I d = " 9 2 3 0 0 3 3 7 "   D a t a T y p e = " L a b e l " > V A T A m o u n t L C Y _ V A T A m o u n t L i n e _ L b l < / V A T A m o u n t L C Y _ V A T A m o u n t L i n e _ L b l > + 
+             < V A T A m o u n t _ V a t A m o u n t L i n e   E l e m e n t T y p e = " C o l u m n "   E l e m e n t I d = " 1 8 9 1 8 2 0 6 2 0 "   D a t a T y p e = " D e c i m a l " > V A T A m o u n t _ V a t A m o u n t L i n e < / V A T A m o u n t _ V a t A m o u n t L i n e > + 
+             < V A T A m o u n t _ V a t A m o u n t L i n e _ L b l   E l e m e n t T y p e = " C o l u m n "   E l e m e n t I d = " 1 5 1 3 5 5 5 4 7 3 "   D a t a T y p e = " S t r i n g " > V A T A m o u n t _ V a t A m o u n t L i n e _ L b l < / V A T A m o u n t _ V a t A m o u n t L i n e _ L b l > + 
+             < V A T B a s e L C Y _ V A T A m o u n t L i n e   E l e m e n t T y p e = " C o l u m n "   E l e m e n t I d = " 1 8 6 0 9 4 5 6 3 5 "   D a t a T y p e = " D e c i m a l " > V A T B a s e L C Y _ V A T A m o u n t L i n e < / V A T B a s e L C Y _ V A T A m o u n t L i n e > + 
+             < V A T B a s e L C Y _ V A T A m o u n t L i n e _ L b l   E l e m e n t T y p e = " C o l u m n "   E l e m e n t I d = " 1 2 3 6 4 6 7 9 9 8 "   D a t a T y p e = " L a b e l " > V A T B a s e L C Y _ V A T A m o u n t L i n e _ L b l < / V A T B a s e L C Y _ V A T A m o u n t L i n e _ L b l > + 
+             < V A T B a s e _ V a t A m o u n t L i n e   E l e m e n t T y p e = " C o l u m n "   E l e m e n t I d = " 1 4 5 8 9 3 7 8 1 9 "   D a t a T y p e = " D e c i m a l " > V A T B a s e _ V a t A m o u n t L i n e < / V A T B a s e _ V a t A m o u n t L i n e > + 
+             < V A T B a s e _ V a t A m o u n t L i n e _ L b l   E l e m e n t T y p e = " C o l u m n "   E l e m e n t I d = " 1 6 9 1 3 0 2 4 8 8 "   D a t a T y p e = " S t r i n g " > V A T B a s e _ V a t A m o u n t L i n e _ L b l < / V A T B a s e _ V a t A m o u n t L i n e _ L b l > + 
+             < V A T I d e n t i f i e r _ V a t A m o u n t L i n e   E l e m e n t T y p e = " C o l u m n "   E l e m e n t I d = " 1 1 4 2 0 7 0 0 3 5 "   D a t a T y p e = " C o d e " > V A T I d e n t i f i e r _ V a t A m o u n t L i n e < / V A T I d e n t i f i e r _ V a t A m o u n t L i n e > + 
+             < V A T I d e n t i f i e r _ V a t A m o u n t L i n e _ L b l   E l e m e n t T y p e = " C o l u m n "   E l e m e n t I d = " 8 6 4 5 0 4 5 0 "   D a t a T y p e = " S t r i n g " > V A T I d e n t i f i e r _ V a t A m o u n t L i n e _ L b l < / V A T I d e n t i f i e r _ V a t A m o u n t L i n e _ L b l > + 
+             < V A T P c t _ V a t A m o u n t L i n e   E l e m e n t T y p e = " C o l u m n "   E l e m e n t I d = " 1 4 5 3 5 4 2 7 7 7 "   D a t a T y p e = " D e c i m a l " > V A T P c t _ V a t A m o u n t L i n e < / V A T P c t _ V a t A m o u n t L i n e > + 
+             < V A T P c t _ V a t A m o u n t L i n e _ L b l   E l e m e n t T y p e = " C o l u m n "   E l e m e n t I d = " 6 7 6 3 2 3 7 8 "   D a t a T y p e = " S t r i n g " > V A T P c t _ V a t A m o u n t L i n e _ L b l < / V A T P c t _ V a t A m o u n t L i n e _ L b l > + 
+         < / V A T A m o u n t L i n e > + 
+         < V A T C l a u s e L i n e   E l e m e n t T y p e = " D a t a I t e m "   E l e m e n t I d = " 1 6 6 5 5 0 0 1 6 3 " > + 
+             < C o d e _ V A T C l a u s e L i n e   E l e m e n t T y p e = " C o l u m n "   E l e m e n t I d = " 1 8 2 4 5 8 9 8 4 7 "   D a t a T y p e = " C o d e " > C o d e _ V A T C l a u s e L i n e < / C o d e _ V A T C l a u s e L i n e > + 
+             < C o d e _ V A T C l a u s e L i n e _ L b l   E l e m e n t T y p e = " C o l u m n "   E l e m e n t I d = " 4 6 1 5 3 3 0 2 "   D a t a T y p e = " S t r i n g " > C o d e _ V A T C l a u s e L i n e _ L b l < / C o d e _ V A T C l a u s e L i n e _ L b l > + 
+             < D e s c r i p t i o n 2 _ V A T C l a u s e L i n e   E l e m e n t T y p e = " C o l u m n "   E l e m e n t I d = " 1 3 7 9 6 6 7 4 7 0 "   D a t a T y p e = " T e x t " > D e s c r i p t i o n 2 _ V A T C l a u s e L i n e < / D e s c r i p t i o n 2 _ V A T C l a u s e L i n e > + 
+             < D e s c r i p t i o n _ V A T C l a u s e L i n e   E l e m e n t T y p e = " C o l u m n "   E l e m e n t I d = " 1 3 0 5 5 4 5 9 2 4 "   D a t a T y p e = " T e x t " > D e s c r i p t i o n _ V A T C l a u s e L i n e < / D e s c r i p t i o n _ V A T C l a u s e L i n e > + 
+             < N o O f V A T C l a u s e s   E l e m e n t T y p e = " C o l u m n "   E l e m e n t I d = " 7 5 6 4 1 7 3 9 2 "   D a t a T y p e = " I n t e g e r " > N o O f V A T C l a u s e s < / N o O f V A T C l a u s e s > + 
+             < V A T A m o u n t _ V A T C l a u s e L i n e   E l e m e n t T y p e = " C o l u m n "   E l e m e n t I d = " 2 2 2 4 6 9 0 5 9 "   D a t a T y p e = " D e c i m a l " > V A T A m o u n t _ V A T C l a u s e L i n e < / V A T A m o u n t _ V A T C l a u s e L i n e > + 
+             < V A T I d e n t i f i e r _ V A T C l a u s e L i n e   E l e m e n t T y p e = " C o l u m n "   E l e m e n t I d = " 1 4 6 4 4 7 2 4 7 8 "   D a t a T y p e = " C o d e " > V A T I d e n t i f i e r _ V A T C l a u s e L i n e < / V A T I d e n t i f i e r _ V A T C l a u s e L i n e > + 
+         < / V A T C l a u s e L i n e > + 
+         < R e p o r t T o t a l s L i n e   E l e m e n t T y p e = " D a t a I t e m "   E l e m e n t I d = " 2 1 2 2 5 4 9 8 3 6 " > + 
+             < A m o u n t F o r m a t t e d _ R e p o r t T o t a l s L i n e   E l e m e n t T y p e = " C o l u m n "   E l e m e n t I d = " 1 5 0 6 1 3 6 8 2 5 "   D a t a T y p e = " T e x t " > A m o u n t F o r m a t t e d _ R e p o r t T o t a l s L i n e < / A m o u n t F o r m a t t e d _ R e p o r t T o t a l s L i n e > + 
+             < A m o u n t _ R e p o r t T o t a l s L i n e   E l e m e n t T y p e = " C o l u m n "   E l e m e n t I d = " 4 1 9 9 1 8 3 6 9 "   D a t a T y p e = " D e c i m a l " > A m o u n t _ R e p o r t T o t a l s L i n e < / A m o u n t _ R e p o r t T o t a l s L i n e > + 
+             < D e s c r i p t i o n _ R e p o r t T o t a l s L i n e   E l e m e n t T y p e = " C o l u m n "   E l e m e n t I d = " 5 8 1 9 9 6 0 6 7 "   D a t a T y p e = " T e x t " > D e s c r i p t i o n _ R e p o r t T o t a l s L i n e < / D e s c r i p t i o n _ R e p o r t T o t a l s L i n e > + 
+             < F o n t B o l d _ R e p o r t T o t a l s L i n e   E l e m e n t T y p e = " C o l u m n "   E l e m e n t I d = " 9 4 6 5 4 0 5 4 9 "   D a t a T y p e = " B o o l e a n " > F o n t B o l d _ R e p o r t T o t a l s L i n e < / F o n t B o l d _ R e p o r t T o t a l s L i n e > + 
+             < F o n t U n d e r l i n e _ R e p o r t T o t a l s L i n e   E l e m e n t T y p e = " C o l u m n "   E l e m e n t I d = " 2 0 2 1 5 3 3 6 9 4 "   D a t a T y p e = " B o o l e a n " > F o n t U n d e r l i n e _ R e p o r t T o t a l s L i n e < / F o n t U n d e r l i n e _ R e p o r t T o t a l s L i n e > + 
+         < / R e p o r t T o t a l s L i n e > + 
+         < L e t t e r T e x t   E l e m e n t T y p e = " D a t a I t e m "   E l e m e n t I d = " 1 5 1 0 3 5 3 8 3 4 " > + 
+             < B o d y T e x t   E l e m e n t T y p e = " C o l u m n "   E l e m e n t I d = " 1 4 9 7 5 9 8 0 8 "   D a t a T y p e = " L a b e l " > B o d y T e x t < / B o d y T e x t > + 
+             < C l o s i n g T e x t   E l e m e n t T y p e = " C o l u m n "   E l e m e n t I d = " 5 1 2 1 3 5 9 0 9 "   D a t a T y p e = " L a b e l " > C l o s i n g T e x t < / C l o s i n g T e x t > + 
+             < G r e e t i n g T e x t   E l e m e n t T y p e = " C o l u m n "   E l e m e n t I d = " 1 1 7 5 2 7 9 2 8 9 "   D a t a T y p e = " L a b e l " > G r e e t i n g T e x t < / G r e e t i n g T e x t > + 
+         < / L e t t e r T e x t > + 
+         < T o t a l s   E l e m e n t T y p e = " D a t a I t e m "   E l e m e n t I d = " 1 8 2 3 9 5 0 0 4 4 " > + 
+             < C u r r e n c y C o d e   E l e m e n t T y p e = " C o l u m n "   E l e m e n t I d = " 1 5 7 9 5 9 5 9 2 1 "   D a t a T y p e = " T e x t " > C u r r e n c y C o d e < / C u r r e n c y C o d e > + 
+             < C u r r e n c y S y m b o l   E l e m e n t T y p e = " C o l u m n "   E l e m e n t I d = " 1 1 6 2 5 1 0 7 4 8 "   D a t a T y p e = " T e x t " > C u r r e n c y S y m b o l < / C u r r e n c y S y m b o l > + 
+             < T o t a l A m o u n t I n c l u d i n g V A T   E l e m e n t T y p e = " C o l u m n "   E l e m e n t I d = " 9 1 0 5 1 1 5 7 5 "   D a t a T y p e = " S t r i n g " > T o t a l A m o u n t I n c l u d i n g V A T < / T o t a l A m o u n t I n c l u d i n g V A T > + 
+             < T o t a l E x c l u d i n g V A T T e x t   E l e m e n t T y p e = " C o l u m n "   E l e m e n t I d = " 1 9 2 2 9 4 6 3 1 0 "   D a t a T y p e = " T e x t " > T o t a l E x c l u d i n g V A T T e x t < / T o t a l E x c l u d i n g V A T T e x t > + 
+             < T o t a l I n c l u d i n g V A T T e x t   E l e m e n t T y p e = " C o l u m n "   E l e m e n t I d = " 1 2 0 4 0 1 6 3 5 2 "   D a t a T y p e = " T e x t " > T o t a l I n c l u d i n g V A T T e x t < / T o t a l I n c l u d i n g V A T T e x t > + 
+             < T o t a l I n v o i c e D i s c o u n t A m o u n t   E l e m e n t T y p e = " C o l u m n "   E l e m e n t I d = " 4 0 2 1 7 7 5 1 "   D a t a T y p e = " S t r i n g " > T o t a l I n v o i c e D i s c o u n t A m o u n t < / T o t a l I n v o i c e D i s c o u n t A m o u n t > + 
+             < T o t a l N e t A m o u n t   E l e m e n t T y p e = " C o l u m n "   E l e m e n t I d = " 4 8 3 1 9 3 3 7 2 "   D a t a T y p e = " S t r i n g " > T o t a l N e t A m o u n t < / T o t a l N e t A m o u n t > + 
+             < T o t a l P a y m e n t D i s c o u n t O n V A T   E l e m e n t T y p e = " C o l u m n "   E l e m e n t I d = " 7 3 6 0 4 1 8 8 6 "   D a t a T y p e = " D e c i m a l " > T o t a l P a y m e n t D i s c o u n t O n V A T < / T o t a l P a y m e n t D i s c o u n t O n V A T > + 
+             < T o t a l S u b T o t a l   E l e m e n t T y p e = " C o l u m n "   E l e m e n t I d = " 2 0 9 7 8 7 6 8 0 1 "   D a t a T y p e = " S t r i n g " > T o t a l S u b T o t a l < / T o t a l S u b T o t a l > + 
+             < T o t a l S u b T o t a l M i n u s I n v o i c e D i s c o u n t   E l e m e n t T y p e = " C o l u m n "   E l e m e n t I d = " 7 6 9 4 3 1 8 8 7 "   D a t a T y p e = " S t r i n g " > T o t a l S u b T o t a l M i n u s I n v o i c e D i s c o u n t < / T o t a l S u b T o t a l M i n u s I n v o i c e D i s c o u n t > + 
+             < T o t a l T e x t   E l e m e n t T y p e = " C o l u m n "   E l e m e n t I d = " 2 3 1 9 1 0 5 1 8 "   D a t a T y p e = " T e x t " > T o t a l T e x t < / T o t a l T e x t > + 
+             < T o t a l V A T A m o u n t   E l e m e n t T y p e = " C o l u m n "   E l e m e n t I d = " 1 6 2 7 1 0 2 3 2 8 "   D a t a T y p e = " S t r i n g " > T o t a l V A T A m o u n t < / T o t a l V A T A m o u n t > + 
+             < T o t a l V A T A m o u n t L C Y   E l e m e n t T y p e = " C o l u m n "   E l e m e n t I d = " 1 5 0 6 5 7 0 2 1 8 "   D a t a T y p e = " D e c i m a l " > T o t a l V A T A m o u n t L C Y < / T o t a l V A T A m o u n t L C Y > + 
+             < T o t a l V A T A m o u n t T e x t   E l e m e n t T y p e = " C o l u m n "   E l e m e n t I d = " 9 7 3 6 6 6 3 3 9 "   D a t a T y p e = " T e x t " > T o t a l V A T A m o u n t T e x t < / T o t a l V A T A m o u n t T e x t > + 
+             < T o t a l V A T B a s e L C Y   E l e m e n t T y p e = " C o l u m n "   E l e m e n t I d = " 8 3 4 4 5 0 5 2 1 "   D a t a T y p e = " D e c i m a l " > T o t a l V A T B a s e L C Y < / T o t a l V A T B a s e L C Y > + 
+         < / T o t a l s > + 
+     < / H e a d e r > + 
+ < / N a v W o r d R e p o r t X m l P a r t > 
 </file>
 
 <file path=customXml/itemProps1.xml><?xml version="1.0" encoding="utf-8"?>

--- a/src/Layers/W1/BaseApp/Sales/History/StandardSalesCreditMemoThemable.docx
+++ b/src/Layers/W1/BaseApp/Sales/History/StandardSalesCreditMemoThemable.docx
@@ -7177,6 +7177,8 @@
  
              < R e p o r t N a m e > R e p o r t   N a m e < / R e p o r t N a m e >   
+             < R e p o r t C a p t i o n > R e p o r t   C a p t i o n < / R e p o r t C a p t i o n > + 
              < A b o u t T h i s R e p o r t T i t l e > A b o u t   T h i s   R e p o r t   T i t l e < / A b o u t T h i s R e p o r t T i t l e >   
              < A b o u t T h i s R e p o r t T e x t > A b o u t   T h i s   R e p o r t   T e x t < / A b o u t T h i s R e p o r t T e x t > @@ -7231,21 +7233,21 @@
  
              < C o m p a n y A d d r e s s L i n e s >   
-                 < C o m p a n y A d d r e s s L i n e > C o m p a n y   A d d r e s s   L i n e   1 < / C o m p a n y A d d r e s s L i n e > - 
-                 < C o m p a n y A d d r e s s L i n e > C o m p a n y   A d d r e s s   L i n e   2 < / C o m p a n y A d d r e s s L i n e > - 
-                 < C o m p a n y A d d r e s s L i n e > C o m p a n y   A d d r e s s   L i n e   3 < / C o m p a n y A d d r e s s L i n e > - 
-                 < C o m p a n y A d d r e s s L i n e > C o m p a n y   A d d r e s s   L i n e   4 < / C o m p a n y A d d r e s s L i n e > - 
-                 < C o m p a n y A d d r e s s L i n e > C o m p a n y   A d d r e s s   L i n e   5 < / C o m p a n y A d d r e s s L i n e > - 
-                 < C o m p a n y A d d r e s s L i n e > C o m p a n y   A d d r e s s   L i n e   6 < / C o m p a n y A d d r e s s L i n e > - 
-                 < C o m p a n y A d d r e s s L i n e > C o m p a n y   A d d r e s s   L i n e   7 < / C o m p a n y A d d r e s s L i n e > - 
-                 < C o m p a n y A d d r e s s L i n e > C o m p a n y   A d d r e s s   L i n e   8 < / C o m p a n y A d d r e s s L i n e > +                 < C o m p a n y A d d r e s s L i n e 1 > C o m p a n y   A d d r e s s   L i n e   1 < / C o m p a n y A d d r e s s L i n e 1 > + 
+                 < C o m p a n y A d d r e s s L i n e 2 > C o m p a n y   A d d r e s s   L i n e   2 < / C o m p a n y A d d r e s s L i n e 2 > + 
+                 < C o m p a n y A d d r e s s L i n e 3 > C o m p a n y   A d d r e s s   L i n e   3 < / C o m p a n y A d d r e s s L i n e 3 > + 
+                 < C o m p a n y A d d r e s s L i n e 4 > C o m p a n y   A d d r e s s   L i n e   4 < / C o m p a n y A d d r e s s L i n e 4 > + 
+                 < C o m p a n y A d d r e s s L i n e 5 > C o m p a n y   A d d r e s s   L i n e   5 < / C o m p a n y A d d r e s s L i n e 5 > + 
+                 < C o m p a n y A d d r e s s L i n e 6 > C o m p a n y   A d d r e s s   L i n e   6 < / C o m p a n y A d d r e s s L i n e 6 > + 
+                 < C o m p a n y A d d r e s s L i n e 7 > C o m p a n y   A d d r e s s   L i n e   7 < / C o m p a n y A d d r e s s L i n e 7 > + 
+                 < C o m p a n y A d d r e s s L i n e 8 > C o m p a n y   A d d r e s s   L i n e   8 < / C o m p a n y A d d r e s s L i n e 8 >   
              < / C o m p a n y A d d r e s s L i n e s >   
@@ -7802,6 +7804,8 @@
  
              < R e p o r t N a m e > R e p o r t   N a m e < / R e p o r t N a m e >   
+             < R e p o r t C a p t i o n > R e p o r t   C a p t i o n < / R e p o r t C a p t i o n > + 
              < A b o u t T h i s R e p o r t T i t l e > A b o u t   T h i s   R e p o r t   T i t l e < / A b o u t T h i s R e p o r t T i t l e >   
              < A b o u t T h i s R e p o r t T e x t > A b o u t   T h i s   R e p o r t   T e x t < / A b o u t T h i s R e p o r t T e x t > @@ -7856,21 +7860,21 @@
  
              < C o m p a n y A d d r e s s L i n e s >   
-                 < C o m p a n y A d d r e s s L i n e > C o m p a n y   A d d r e s s   L i n e   1 < / C o m p a n y A d d r e s s L i n e > - 
-                 < C o m p a n y A d d r e s s L i n e > C o m p a n y   A d d r e s s   L i n e   2 < / C o m p a n y A d d r e s s L i n e > - 
-                 < C o m p a n y A d d r e s s L i n e > C o m p a n y   A d d r e s s   L i n e   3 < / C o m p a n y A d d r e s s L i n e > - 
-                 < C o m p a n y A d d r e s s L i n e > C o m p a n y   A d d r e s s   L i n e   4 < / C o m p a n y A d d r e s s L i n e > - 
-                 < C o m p a n y A d d r e s s L i n e > C o m p a n y   A d d r e s s   L i n e   5 < / C o m p a n y A d d r e s s L i n e > - 
-                 < C o m p a n y A d d r e s s L i n e > C o m p a n y   A d d r e s s   L i n e   6 < / C o m p a n y A d d r e s s L i n e > - 
-                 < C o m p a n y A d d r e s s L i n e > C o m p a n y   A d d r e s s   L i n e   7 < / C o m p a n y A d d r e s s L i n e > - 
-                 < C o m p a n y A d d r e s s L i n e > C o m p a n y   A d d r e s s   L i n e   8 < / C o m p a n y A d d r e s s L i n e > +                 < C o m p a n y A d d r e s s L i n e 1 > C o m p a n y   A d d r e s s   L i n e   1 < / C o m p a n y A d d r e s s L i n e 1 > + 
+                 < C o m p a n y A d d r e s s L i n e 2 > C o m p a n y   A d d r e s s   L i n e   2 < / C o m p a n y A d d r e s s L i n e 2 > + 
+                 < C o m p a n y A d d r e s s L i n e 3 > C o m p a n y   A d d r e s s   L i n e   3 < / C o m p a n y A d d r e s s L i n e 3 > + 
+                 < C o m p a n y A d d r e s s L i n e 4 > C o m p a n y   A d d r e s s   L i n e   4 < / C o m p a n y A d d r e s s L i n e 4 > + 
+                 < C o m p a n y A d d r e s s L i n e 5 > C o m p a n y   A d d r e s s   L i n e   5 < / C o m p a n y A d d r e s s L i n e 5 > + 
+                 < C o m p a n y A d d r e s s L i n e 6 > C o m p a n y   A d d r e s s   L i n e   6 < / C o m p a n y A d d r e s s L i n e 6 > + 
+                 < C o m p a n y A d d r e s s L i n e 7 > C o m p a n y   A d d r e s s   L i n e   7 < / C o m p a n y A d d r e s s L i n e 7 > + 
+                 < C o m p a n y A d d r e s s L i n e 8 > C o m p a n y   A d d r e s s   L i n e   8 < / C o m p a n y A d d r e s s L i n e 8 >   
              < / C o m p a n y A d d r e s s L i n e s >   

--- a/src/Layers/W1/BaseApp/Sales/History/StandardSalesCreditMemoThemable.docx
+++ b/src/Layers/W1/BaseApp/Sales/History/StandardSalesCreditMemoThemable.docx
@@ -7177,8 +7177,6 @@
  
              < R e p o r t N a m e > R e p o r t   N a m e < / R e p o r t N a m e >   
-             < R e p o r t C a p t i o n > R e p o r t   C a p t i o n < / R e p o r t C a p t i o n > - 
              < A b o u t T h i s R e p o r t T i t l e > A b o u t   T h i s   R e p o r t   T i t l e < / A b o u t T h i s R e p o r t T i t l e >   
              < A b o u t T h i s R e p o r t T e x t > A b o u t   T h i s   R e p o r t   T e x t < / A b o u t T h i s R e p o r t T e x t > @@ -7225,84 +7223,6 @@
  
          < / R e p o r t R e q u e s t >   
-         < C o m p a n y M e t a d a t a > - 
-             < C o m p a n y N a m e > C o m p a n y   N a m e < / C o m p a n y N a m e > - 
-             < C o m p a n y D i s p l a y N a m e > C o m p a n y   D i s p l a y   N a m e < / C o m p a n y D i s p l a y N a m e > - 
-             < C o m p a n y A d d r e s s L i n e s > - 
-                 < C o m p a n y A d d r e s s L i n e 1 > C o m p a n y   A d d r e s s   L i n e   1 < / C o m p a n y A d d r e s s L i n e 1 > - 
-                 < C o m p a n y A d d r e s s L i n e 2 > C o m p a n y   A d d r e s s   L i n e   2 < / C o m p a n y A d d r e s s L i n e 2 > - 
-                 < C o m p a n y A d d r e s s L i n e 3 > C o m p a n y   A d d r e s s   L i n e   3 < / C o m p a n y A d d r e s s L i n e 3 > - 
-                 < C o m p a n y A d d r e s s L i n e 4 > C o m p a n y   A d d r e s s   L i n e   4 < / C o m p a n y A d d r e s s L i n e 4 > - 
-                 < C o m p a n y A d d r e s s L i n e 5 > C o m p a n y   A d d r e s s   L i n e   5 < / C o m p a n y A d d r e s s L i n e 5 > - 
-                 < C o m p a n y A d d r e s s L i n e 6 > C o m p a n y   A d d r e s s   L i n e   6 < / C o m p a n y A d d r e s s L i n e 6 > - 
-                 < C o m p a n y A d d r e s s L i n e 7 > C o m p a n y   A d d r e s s   L i n e   7 < / C o m p a n y A d d r e s s L i n e 7 > - 
-                 < C o m p a n y A d d r e s s L i n e 8 > C o m p a n y   A d d r e s s   L i n e   8 < / C o m p a n y A d d r e s s L i n e 8 > - 
-             < / C o m p a n y A d d r e s s L i n e s > - 
-             < C o m p a n y P h o n e > C o m p a n y   P h o n e < / C o m p a n y P h o n e > - 
-             < C o m p a n y P h o n e C a p t i o n > C o m p a n y   P h o n e   C a p t i o n < / C o m p a n y P h o n e C a p t i o n > - 
-             < C o m p a n y F a x N o > C o m p a n y   F a x   N o . < / C o m p a n y F a x N o > - 
-             < C o m p a n y F a x N o C a p t i o n > C o m p a n y   F a x   N o .   C a p t i o n < / C o m p a n y F a x N o C a p t i o n > - 
-             < C o m p a n y E m a i l > C o m p a n y   E m a i l < / C o m p a n y E m a i l > - 
-             < C o m p a n y E m a i l C a p t i o n > C o m p a n y   E m a i l   C a p t i o n < / C o m p a n y E m a i l C a p t i o n > - 
-             < C o m p a n y H o m e P a g e > C o m p a n y   H o m e   P a g e < / C o m p a n y H o m e P a g e > - 
-             < C o m p a n y H o m e P a g e C a p t i o n > C o m p a n y   H o m e   P a g e   C a p t i o n < / C o m p a n y H o m e P a g e C a p t i o n > - 
-             < C o m p a n y L o g o > C o m p a n y   L o g o < / C o m p a n y L o g o > - 
-             < C o m p a n y V A T R e g i s t r a t i o n N o > C o m p a n y   V A T   R e g i s t r a t i o n   N o . < / C o m p a n y V A T R e g i s t r a t i o n N o > - 
-             < C o m p a n y V A T R e g i s t r a t i o n N o C a p t i o n > C o m p a n y   V A T   R e g i s t r a t i o n   N o .   C a p t i o n < / C o m p a n y V A T R e g i s t r a t i o n N o C a p t i o n > - 
-             < C o m p a n y R e g i s t r a t i o n N o > C o m p a n y   R e g i s t r a t i o n   N o . < / C o m p a n y R e g i s t r a t i o n N o > - 
-             < C o m p a n y R e g i s t r a t i o n N o C a p t i o n > C o m p a n y   R e g i s t r a t i o n   N o .   C a p t i o n < / C o m p a n y R e g i s t r a t i o n N o C a p t i o n > - 
-             < C o m p a n y B a n k N a m e > C o m p a n y   B a n k   N a m e < / C o m p a n y B a n k N a m e > - 
-             < C o m p a n y B a n k N a m e C a p t i o n > C o m p a n y   B a n k   N a m e   C a p t i o n < / C o m p a n y B a n k N a m e C a p t i o n > - 
-             < C o m p a n y B a n k A c c o u n t N o > C o m p a n y   B a n k   A c c o u n t   N o . < / C o m p a n y B a n k A c c o u n t N o > - 
-             < C o m p a n y B a n k A c c o u n t N o C a p t i o n > C o m p a n y   B a n k   A c c o u n t   N o .   C a p t i o n < / C o m p a n y B a n k A c c o u n t N o C a p t i o n > - 
-             < C o m p a n y B a n k B r a n c h N o > C o m p a n y   B a n k   B r a n c h   N o . < / C o m p a n y B a n k B r a n c h N o > - 
-             < C o m p a n y B a n k B r a n c h N o C a p t i o n > C o m p a n y   B a n k   B r a n c h   N o .   C a p t i o n < / C o m p a n y B a n k B r a n c h N o C a p t i o n > - 
-             < C o m p a n y I B A N > C o m p a n y   I B A N < / C o m p a n y I B A N > - 
-             < C o m p a n y I B A N C a p t i o n > C o m p a n y   I B A N   C a p t i o n < / C o m p a n y I B A N C a p t i o n > - 
-             < C o m p a n y B a n k S W I F T > C o m p a n y   B a n k   S W I F T < / C o m p a n y B a n k S W I F T > - 
-             < C o m p a n y B a n k S W I F T C a p t i o n > C o m p a n y   B a n k   S W I F T   C a p t i o n < / C o m p a n y B a n k S W I F T C a p t i o n > - 
-             < C o m p a n y G i r o N o > C o m p a n y   G i r o   N o . < / C o m p a n y G i r o N o > - 
-             < C o m p a n y G i r o N o C a p t i o n > C o m p a n y   G i r o   N o .   C a p t i o n < / C o m p a n y G i r o N o C a p t i o n > - 
-         < / C o m p a n y M e t a d a t a > - 
      < / B C R e p o r t I n f o r m a t i o n >   
      < H e a d e r > @@ -7444,6 +7364,10 @@
          < E x t e r n a l D o c u m e n t N o > E x t e r n a l D o c u m e n t N o < / E x t e r n a l D o c u m e n t N o >   
          < E x t e r n a l D o c u m e n t N o L b l > E x t e r n a l D o c u m e n t N o L b l < / E x t e r n a l D o c u m e n t N o L b l > + 
+         < G l o b a l L o c a t i o n N u m b e r > G l o b a l L o c a t i o n N u m b e r < / G l o b a l L o c a t i o n N u m b e r > + 
+         < G l o b a l L o c a t i o n N u m b e r _ L b l > G l o b a l L o c a t i o n N u m b e r _ L b l < / G l o b a l L o c a t i o n N u m b e r _ L b l >   
          < H o m e P a g e _ H e a d e r _ L b l > H o m e P a g e _ H e a d e r _ L b l < / H o m e P a g e _ H e a d e r _ L b l >   
@@ -7782,921 +7706,6 @@
 
 <file path=customXml/item2.xml><?xml version="1.0" encoding="utf-8"?>
 <b:Sources xmlns:b="http://schemas.openxmlformats.org/officeDocument/2006/bibliography" xmlns="http://schemas.openxmlformats.org/officeDocument/2006/bibliography" SelectedStyle="\APASixthEditionOfficeOnline.xsl" StyleName="APA" Version="6"/>
-</file>
-
-<file path=customXml/item3.xml>��< ? x m l   v e r s i o n = " 1 . 0 "   e n c o d i n g = " u t f - 1 6 " ? > - 
- < N a v W o r d R e p o r t X m l P a r t   x m l n s = " u r n : m i c r o s o f t - d y n a m i c s - b u s i n e s s c e n t r a l / i n t e r n a l / e x t e n d e d / r e p o r t s / S t a n d a r d _ S a l e s _ C r e d i t _ M e m o / 1 3 0 7 / " > - 
-     < B C R e p o r t I n f o r m a t i o n > - 
-         < R e p o r t M e t a d a t a > - 
-             < E x t e n s i o n I d > E x t e n s i o n   I D < / E x t e n s i o n I d > - 
-             < E x t e n s i o n N a m e > E x t e n s i o n   N a m e < / E x t e n s i o n N a m e > - 
-             < E x t e n s i o n P u b l i s h e r > E x t e n s i o n   P u b l i s h e r < / E x t e n s i o n P u b l i s h e r > - 
-             < E x t e n s i o n V e r s i o n > E x t e n s i o n   V e r s i o n < / E x t e n s i o n V e r s i o n > - 
-             < R e p o r t I d > R e p o r t   I D < / R e p o r t I d > - 
-             < R e p o r t N a m e > R e p o r t   N a m e < / R e p o r t N a m e > - 
-             < R e p o r t C a p t i o n > R e p o r t   C a p t i o n < / R e p o r t C a p t i o n > - 
-             < A b o u t T h i s R e p o r t T i t l e > A b o u t   T h i s   R e p o r t   T i t l e < / A b o u t T h i s R e p o r t T i t l e > - 
-             < A b o u t T h i s R e p o r t T e x t > A b o u t   T h i s   R e p o r t   T e x t < / A b o u t T h i s R e p o r t T e x t > - 
-             < R e p o r t H e l p L i n k > R e p o r t   H e l p   L i n k < / R e p o r t H e l p L i n k > - 
-         < / R e p o r t M e t a d a t a > - 
-         < R e p o r t R e q u e s t > - 
-             < T e n a n t E n t r a I d > T e n a n t   E n t r a   I d < / T e n a n t E n t r a I d > - 
-             < E n v i r o n m e n t N a m e > E n v i r o n m e n t   N a m e < / E n v i r o n m e n t N a m e > - 
-             < E n v i r o n m e n t T y p e > E n v i r o n m e n t   T y p e < / E n v i r o n m e n t T y p e > - 
-             < C o m p a n y N a m e > C o m p a n y   N a m e < / C o m p a n y N a m e > - 
-             < C o m p a n y D i s p l a y N a m e > C o m p a n y   D i s p l a y   N a m e < / C o m p a n y D i s p l a y N a m e > - 
-             < C o m p a n y I d > C o m p a n y   I D < / C o m p a n y I d > - 
-             < U s e r N a m e > U s e r   N a m e < / U s e r N a m e > - 
-             < D a t e A n d T i m e > D a t e   a n d   T i m e < / D a t e A n d T i m e > - 
-             < L a n g u a g e > L a n g u a g e < / L a n g u a g e > - 
-             < F o r m a t R e g i o n > F o r m a t   R e g i o n < / F o r m a t R e g i o n > - 
-             < D a t e T i m e V a l u e s > - 
-                 < Y e a r > Y e a r < / Y e a r > - 
-                 < M o n t h N u m b e r > M o n t h   N u m b e r < / M o n t h N u m b e r > - 
-                 < D a y N u m b e r > D a y   N u m b e r < / D a y N u m b e r > - 
-                 < H o u r > H o u r < / H o u r > - 
-                 < M i n u t e > M i n u t e < / M i n u t e > - 
-             < / D a t e T i m e V a l u e s > - 
-         < / R e p o r t R e q u e s t > - 
-         < C o m p a n y M e t a d a t a > - 
-             < C o m p a n y N a m e > C o m p a n y   N a m e < / C o m p a n y N a m e > - 
-             < C o m p a n y D i s p l a y N a m e > C o m p a n y   D i s p l a y   N a m e < / C o m p a n y D i s p l a y N a m e > - 
-             < C o m p a n y A d d r e s s L i n e s > - 
-                 < C o m p a n y A d d r e s s L i n e 1 > C o m p a n y   A d d r e s s   L i n e   1 < / C o m p a n y A d d r e s s L i n e 1 > - 
-                 < C o m p a n y A d d r e s s L i n e 2 > C o m p a n y   A d d r e s s   L i n e   2 < / C o m p a n y A d d r e s s L i n e 2 > - 
-                 < C o m p a n y A d d r e s s L i n e 3 > C o m p a n y   A d d r e s s   L i n e   3 < / C o m p a n y A d d r e s s L i n e 3 > - 
-                 < C o m p a n y A d d r e s s L i n e 4 > C o m p a n y   A d d r e s s   L i n e   4 < / C o m p a n y A d d r e s s L i n e 4 > - 
-                 < C o m p a n y A d d r e s s L i n e 5 > C o m p a n y   A d d r e s s   L i n e   5 < / C o m p a n y A d d r e s s L i n e 5 > - 
-                 < C o m p a n y A d d r e s s L i n e 6 > C o m p a n y   A d d r e s s   L i n e   6 < / C o m p a n y A d d r e s s L i n e 6 > - 
-                 < C o m p a n y A d d r e s s L i n e 7 > C o m p a n y   A d d r e s s   L i n e   7 < / C o m p a n y A d d r e s s L i n e 7 > - 
-                 < C o m p a n y A d d r e s s L i n e 8 > C o m p a n y   A d d r e s s   L i n e   8 < / C o m p a n y A d d r e s s L i n e 8 > - 
-             < / C o m p a n y A d d r e s s L i n e s > - 
-             < C o m p a n y P h o n e > C o m p a n y   P h o n e < / C o m p a n y P h o n e > - 
-             < C o m p a n y P h o n e C a p t i o n > C o m p a n y   P h o n e   C a p t i o n < / C o m p a n y P h o n e C a p t i o n > - 
-             < C o m p a n y F a x N o > C o m p a n y   F a x   N o . < / C o m p a n y F a x N o > - 
-             < C o m p a n y F a x N o C a p t i o n > C o m p a n y   F a x   N o .   C a p t i o n < / C o m p a n y F a x N o C a p t i o n > - 
-             < C o m p a n y E m a i l > C o m p a n y   E m a i l < / C o m p a n y E m a i l > - 
-             < C o m p a n y E m a i l C a p t i o n > C o m p a n y   E m a i l   C a p t i o n < / C o m p a n y E m a i l C a p t i o n > - 
-             < C o m p a n y H o m e P a g e > C o m p a n y   H o m e   P a g e < / C o m p a n y H o m e P a g e > - 
-             < C o m p a n y H o m e P a g e C a p t i o n > C o m p a n y   H o m e   P a g e   C a p t i o n < / C o m p a n y H o m e P a g e C a p t i o n > - 
-             < C o m p a n y L o g o > C o m p a n y   L o g o < / C o m p a n y L o g o > - 
-             < C o m p a n y V A T R e g i s t r a t i o n N o > C o m p a n y   V A T   R e g i s t r a t i o n   N o . < / C o m p a n y V A T R e g i s t r a t i o n N o > - 
-             < C o m p a n y V A T R e g i s t r a t i o n N o C a p t i o n > C o m p a n y   V A T   R e g i s t r a t i o n   N o .   C a p t i o n < / C o m p a n y V A T R e g i s t r a t i o n N o C a p t i o n > - 
-             < C o m p a n y R e g i s t r a t i o n N o > C o m p a n y   R e g i s t r a t i o n   N o . < / C o m p a n y R e g i s t r a t i o n N o > - 
-             < C o m p a n y R e g i s t r a t i o n N o C a p t i o n > C o m p a n y   R e g i s t r a t i o n   N o .   C a p t i o n < / C o m p a n y R e g i s t r a t i o n N o C a p t i o n > - 
-             < C o m p a n y B a n k N a m e > C o m p a n y   B a n k   N a m e < / C o m p a n y B a n k N a m e > - 
-             < C o m p a n y B a n k N a m e C a p t i o n > C o m p a n y   B a n k   N a m e   C a p t i o n < / C o m p a n y B a n k N a m e C a p t i o n > - 
-             < C o m p a n y B a n k A c c o u n t N o > C o m p a n y   B a n k   A c c o u n t   N o . < / C o m p a n y B a n k A c c o u n t N o > - 
-             < C o m p a n y B a n k A c c o u n t N o C a p t i o n > C o m p a n y   B a n k   A c c o u n t   N o .   C a p t i o n < / C o m p a n y B a n k A c c o u n t N o C a p t i o n > - 
-             < C o m p a n y B a n k B r a n c h N o > C o m p a n y   B a n k   B r a n c h   N o . < / C o m p a n y B a n k B r a n c h N o > - 
-             < C o m p a n y B a n k B r a n c h N o C a p t i o n > C o m p a n y   B a n k   B r a n c h   N o .   C a p t i o n < / C o m p a n y B a n k B r a n c h N o C a p t i o n > - 
-             < C o m p a n y I B A N > C o m p a n y   I B A N < / C o m p a n y I B A N > - 
-             < C o m p a n y I B A N C a p t i o n > C o m p a n y   I B A N   C a p t i o n < / C o m p a n y I B A N C a p t i o n > - 
-             < C o m p a n y B a n k S W I F T > C o m p a n y   B a n k   S W I F T < / C o m p a n y B a n k S W I F T > - 
-             < C o m p a n y B a n k S W I F T C a p t i o n > C o m p a n y   B a n k   S W I F T   C a p t i o n < / C o m p a n y B a n k S W I F T C a p t i o n > - 
-             < C o m p a n y G i r o N o > C o m p a n y   G i r o   N o . < / C o m p a n y G i r o N o > - 
-             < C o m p a n y G i r o N o C a p t i o n > C o m p a n y   G i r o   N o .   C a p t i o n < / C o m p a n y G i r o N o C a p t i o n > - 
-         < / C o m p a n y M e t a d a t a > - 
-     < / B C R e p o r t I n f o r m a t i o n > - 
-     < T o o l t i p s > - 
-         < T o o l t i p   c o l u m n = " C o m p a n y H o m e P a g e "   E l e m e n t I d = " 1 9 8 9 1 8 8 7 0 " > - 
-             < T o o l t i p T e x t   l a n g = " e n - U S " > S p e c i f i e s   y o u r   c o m p a n y ' s   w e b   s i t e . < / T o o l t i p T e x t > - 
-         < / T o o l t i p > - 
-         < T o o l t i p   c o l u m n = " C o m p a n y E M a i l "   E l e m e n t I d = " 1 6 7 7 0 7 4 0 5 8 " > - 
-             < T o o l t i p T e x t   l a n g = " e n - U S " > S p e c i f i e s   t h e   c o m p a n y ' s   e m a i l   a d d r e s s . < / T o o l t i p T e x t > - 
-         < / T o o l t i p > - 
-         < T o o l t i p   c o l u m n = " C o m p a n y P i c t u r e "   E l e m e n t I d = " 1 3 9 7 4 1 1 0 7 4 " > - 
-             < T o o l t i p T e x t   l a n g = " e n - U S " > S p e c i f i e s   t h e   p i c t u r e   t h a t   h a s   b e e n   s e t   u p   f o r   t h e   c o m p a n y ,   s u c h   a s   a   c o m p a n y   l o g o . < / T o o l t i p T e x t > - 
-         < / T o o l t i p > - 
-         < T o o l t i p   c o l u m n = " C o m p a n y P h o n e N o "   E l e m e n t I d = " 2 5 0 4 4 0 6 5 5 " > - 
-             < T o o l t i p T e x t   l a n g = " e n - U S " > S p e c i f i e s   t h e   c o m p a n y ' s   t e l e p h o n e   n u m b e r . < / T o o l t i p T e x t > - 
-         < / T o o l t i p > - 
-         < T o o l t i p   c o l u m n = " C o m p a n y G i r o N o "   E l e m e n t I d = " 1 3 6 0 1 9 6 3 2 0 " > - 
-             < T o o l t i p T e x t   l a n g = " e n - U S " > S p e c i f i e s   t h e   c o m p a n y ' s   g i r o   n u m b e r . < / T o o l t i p T e x t > - 
-         < / T o o l t i p > - 
-         < T o o l t i p   c o l u m n = " C o m p a n y B a n k N a m e "   E l e m e n t I d = " 1 5 3 4 9 0 5 6 0 5 " > - 
-             < T o o l t i p T e x t   l a n g = " e n - U S " > S p e c i f i e s   t h e   n a m e   o f   t h e   b a n k   w h e r e   y o u   h a v e   t h e   b a n k   a c c o u n t . < / T o o l t i p T e x t > - 
-         < / T o o l t i p > - 
-         < T o o l t i p   c o l u m n = " C o m p a n y B a n k B r a n c h N o "   E l e m e n t I d = " 7 9 3 1 3 3 0 5 7 " > - 
-             < T o o l t i p T e x t   l a n g = " e n - U S " > S p e c i f i e s   a   n u m b e r   o f   t h e   b a n k   b r a n c h . < / T o o l t i p T e x t > - 
-         < / T o o l t i p > - 
-         < T o o l t i p   c o l u m n = " C o m p a n y B a n k A c c o u n t N o "   E l e m e n t I d = " 3 0 1 4 0 2 0 4 " > - 
-             < T o o l t i p T e x t   l a n g = " e n - U S " > S p e c i f i e s   t h e   n u m b e r   u s e d   b y   t h e   b a n k   f o r   t h e   b a n k   a c c o u n t . < / T o o l t i p T e x t > - 
-         < / T o o l t i p > - 
-         < T o o l t i p   c o l u m n = " C o m p a n y I B A N "   E l e m e n t I d = " 9 0 6 5 4 9 1 8 2 " > - 
-             < T o o l t i p T e x t   l a n g = " e n - U S " > S p e c i f i e s   t h e   b a n k   a c c o u n t ' s   i n t e r n a t i o n a l   b a n k   a c c o u n t   n u m b e r . < / T o o l t i p T e x t > - 
-         < / T o o l t i p > - 
-         < T o o l t i p   c o l u m n = " C o m p a n y S W I F T "   E l e m e n t I d = " 6 6 8 2 5 0 2 4 5 " > - 
-             < T o o l t i p T e x t   l a n g = " e n - U S " > S p e c i f i e s   t h e   i n t e r n a t i o n a l   b a n k   i d e n t i f i e r   c o d e   ( S W I F T )   o f   t h e   b a n k   w h e r e   y o u   h a v e   t h e   a c c o u n t . < / T o o l t i p T e x t > - 
-         < / T o o l t i p > - 
-         < T o o l t i p   c o l u m n = " S e l l T o C o n t a c t P h o n e N o "   E l e m e n t I d = " 1 6 1 3 8 2 2 4 8 3 " > - 
-             < T o o l t i p T e x t   l a n g = " e n - U S " > S p e c i f i e s   t h e   c o n t a c t ' s   p h o n e   n u m b e r . < / T o o l t i p T e x t > - 
-         < / T o o l t i p > - 
-         < T o o l t i p   c o l u m n = " S e l l T o C o n t a c t M o b i l e P h o n e N o "   E l e m e n t I d = " 1 8 4 3 5 8 7 4 7 " > - 
-             < T o o l t i p T e x t   l a n g = " e n - U S " > S p e c i f i e s   t h e   c o n t a c t ' s   m o b i l e   t e l e p h o n e   n u m b e r . < / T o o l t i p T e x t > - 
-         < / T o o l t i p > - 
-         < T o o l t i p   c o l u m n = " S e l l T o C o n t a c t E m a i l "   E l e m e n t I d = " 2 6 2 8 2 4 5 6 4 " > - 
-             < T o o l t i p T e x t   l a n g = " e n - U S " > S p e c i f i e s   t h e   e m a i l   a d d r e s s   o f   t h e   c o n t a c t . < / T o o l t i p T e x t > - 
-         < / T o o l t i p > - 
-         < T o o l t i p   c o l u m n = " B i l l T o C o n t a c t P h o n e N o "   E l e m e n t I d = " 3 6 2 4 7 7 4 8 8 " > - 
-             < T o o l t i p T e x t   l a n g = " e n - U S " > S p e c i f i e s   t h e   c o n t a c t ' s   p h o n e   n u m b e r . < / T o o l t i p T e x t > - 
-         < / T o o l t i p > - 
-         < T o o l t i p   c o l u m n = " B i l l T o C o n t a c t M o b i l e P h o n e N o "   E l e m e n t I d = " 2 4 8 4 8 8 6 9 6 " > - 
-             < T o o l t i p T e x t   l a n g = " e n - U S " > S p e c i f i e s   t h e   c o n t a c t ' s   m o b i l e   t e l e p h o n e   n u m b e r . < / T o o l t i p T e x t > - 
-         < / T o o l t i p > - 
-         < T o o l t i p   c o l u m n = " B i l l T o C o n t a c t E m a i l "   E l e m e n t I d = " 3 3 5 8 2 7 8 9 5 " > - 
-             < T o o l t i p T e x t   l a n g = " e n - U S " > S p e c i f i e s   t h e   e m a i l   a d d r e s s   o f   t h e   c o n t a c t . < / T o o l t i p T e x t > - 
-         < / T o o l t i p > - 
-         < T o o l t i p   c o l u m n = " Y o u r R e f e r e n c e "   E l e m e n t I d = " 1 1 0 3 9 9 5 1 " > - 
-             < T o o l t i p T e x t   l a n g = " e n - U S " > S p e c i f i e s   t h e   c u s t o m e r ' s   r e f e r e n c e .   T h e   c o n t e n t s   w i l l   b e   p r i n t e d   o n   s a l e s   d o c u m e n t s . < / T o o l t i p T e x t > - 
-         < / T o o l t i p > - 
-         < T o o l t i p   c o l u m n = " E x t e r n a l D o c u m e n t N o "   E l e m e n t I d = " 7 3 3 9 5 3 9 6 6 " > - 
-             < T o o l t i p T e x t   l a n g = " e n - U S " > S p e c i f i e s   t h e   e x t e r n a l   d o c u m e n t   n u m b e r   t h a t   i s   e n t e r e d   o n   t h e   s a l e s   h e a d e r   t h a t   t h i s   l i n e   w a s   p o s t e d   f r o m . < / T o o l t i p T e x t > - 
-         < / T o o l t i p > - 
-         < T o o l t i p   c o l u m n = " S h i p m e n t M e t h o d D e s c r i p t i o n "   E l e m e n t I d = " 2 0 5 9 4 0 3 2 6 0 " > - 
-             < T o o l t i p T e x t   l a n g = " e n - U S " > S p e c i f i e s   a   d e s c r i p t i o n   o f   t h e   s h i p m e n t   m e t h o d . < / T o o l t i p T e x t > - 
-         < / T o o l t i p > - 
-         < T o o l t i p   c o l u m n = " S h i p T o P h o n e N o "   E l e m e n t I d = " 3 6 9 7 0 2 2 5 5 " > - 
-             < T o o l t i p T e x t   l a n g = " e n - U S " > S p e c i f i e s   t h e   t e l e p h o n e   n u m b e r   o f   t h e   c o m p a n y ' s   s h i p p i n g   a d d r e s s . < / T o o l t i p T e x t > - 
-         < / T o o l t i p > - 
-         < T o o l t i p   c o l u m n = " P a y m e n t T e r m s D e s c r i p t i o n "   E l e m e n t I d = " 2 0 3 8 7 4 2 7 0 0 " > - 
-             < T o o l t i p T e x t   l a n g = " e n - U S " > S p e c i f i e s   a n   e x p l a n a t i o n   o f   t h e   p a y m e n t   t e r m s . < / T o o l t i p T e x t > - 
-         < / T o o l t i p > - 
-         < T o o l t i p   c o l u m n = " P a y m e n t M e t h o d D e s c r i p t i o n "   E l e m e n t I d = " 5 8 5 7 5 7 9 7 4 " > - 
-             < T o o l t i p T e x t   l a n g = " e n - U S " > S p e c i f i e s   a   t e x t   t h a t   d e s c r i b e s   t h e   p a y m e n t   m e t h o d . < / T o o l t i p T e x t > - 
-         < / T o o l t i p > - 
-         < T o o l t i p   c o l u m n = " B i l l t o C u s t u m e r N o "   E l e m e n t I d = " 2 8 0 4 7 3 0 5 8 " > - 
-             < T o o l t i p T e x t   l a n g = " e n - U S " > S p e c i f i e s   t h e   n u m b e r   o f   t h e   c u s t o m e r   t h a t   y o u   s e n d   o r   s e n t   t h e   c r e d i t   m e m o   t o . < / T o o l t i p T e x t > - 
-         < / T o o l t i p > - 
-         < T o o l t i p   c o l u m n = " D o c u m e n t N o "   E l e m e n t I d = " 9 7 0 3 5 0 5 3 9 " > - 
-             < T o o l t i p T e x t   l a n g = " e n - U S " > S p e c i f i e s   t h e   p o s t e d   c r e d i t   m e m o   n u m b e r .   Y o u   c a n n o t   c h a n g e   t h e   n u m b e r   b e c a u s e   t h e   d o c u m e n t   h a s   a l r e a d y   b e e n   p o s t e d . < / T o o l t i p T e x t > - 
-         < / T o o l t i p > - 
-         < T o o l t i p   c o l u m n = " S a l e s P e r s o n N a m e "   E l e m e n t I d = " 8 7 1 4 9 2 9 8 3 " > - 
-             < T o o l t i p T e x t   l a n g = " e n - U S " > S p e c i f i e s   t h e   n a m e   o f   t h e   s a l e s p e r s o n   o r   p u r c h a s e r . < / T o o l t i p T e x t > - 
-         < / T o o l t i p > - 
-         < T o o l t i p   c o l u m n = " S e l l t o C u s t o m e r N o "   E l e m e n t I d = " 2 0 5 0 6 4 7 3 4 9 " > - 
-             < T o o l t i p T e x t   l a n g = " e n - U S " > S p e c i f i e s   t h e   n u m b e r   o f   t h e   c u s t o m e r   t h a t   y o u   s h i p p e d   t h e   i t e m s   o n   t h e   c r e d i t   m e m o   t o . < / T o o l t i p T e x t > - 
-         < / T o o l t i p > - 
-         < T o o l t i p   c o l u m n = " A m o u n t E x c l u d i n g V A T _ L i n e "   E l e m e n t I d = " 1 0 6 2 4 6 0 0 4 0 " > - 
-             < T o o l t i p T e x t   l a n g = " e n - U S " > S p e c i f i e s   t h e   l i n e ' s   n e t   a m o u n t . < / T o o l t i p T e x t > - 
-         < / T o o l t i p > - 
-         < T o o l t i p   c o l u m n = " A m o u n t I n c l u d i n g V A T _ L i n e "   E l e m e n t I d = " 7 7 0 9 2 8 4 0 2 " > - 
-             < T o o l t i p T e x t   l a n g = " e n - U S " > S p e c i f i e s   t h e   n e t   a m o u n t ,   i n c l u d i n g   V A T ,   f o r   t h i s   l i n e . < / T o o l t i p T e x t > - 
-         < / T o o l t i p > - 
-         < T o o l t i p   c o l u m n = " D e s c r i p t i o n _ L i n e "   E l e m e n t I d = " 1 4 0 6 8 2 2 3 1 0 " > - 
-             < T o o l t i p T e x t   l a n g = " e n - U S " > S p e c i f i e s   t h e   n a m e   o f   t h e   i t e m   o r   g e n e r a l   l e d g e r   a c c o u n t ,   o r   s o m e   d e s c r i p t i v e   t e x t . < / T o o l t i p T e x t > - 
-         < / T o o l t i p > - 
-         < T o o l t i p   c o l u m n = " L i n e D i s c o u n t P e r c e n t _ L i n e "   E l e m e n t I d = " 9 0 7 8 2 7 4 3 6 " > - 
-             < T o o l t i p T e x t   l a n g = " e n - U S " > S p e c i f i e s   t h e   d i s c o u n t   p e r c e n t a g e   t h a t   i s   g r a n t e d   f o r   t h e   i t e m   o n   t h e   l i n e . < / T o o l t i p T e x t > - 
-         < / T o o l t i p > - 
-         < T o o l t i p   c o l u m n = " I t e m N o _ L i n e "   E l e m e n t I d = " 1 9 1 0 2 9 6 2 8 8 " > - 
-             < T o o l t i p T e x t   l a n g = " e n - U S " > S p e c i f i e s   t h e   n u m b e r   o f   t h e   i n v o l v e d   e n t r y   o r   r e c o r d ,   a c c o r d i n g   t o   t h e   s p e c i f i e d   n u m b e r   s e r i e s . < / T o o l t i p T e x t > - 
-         < / T o o l t i p > - 
-         < T o o l t i p   c o l u m n = " I t e m R e f e r e n c e N o _ L i n e "   E l e m e n t I d = " 9 2 7 2 3 5 7 " > - 
-             < T o o l t i p T e x t   l a n g = " e n - U S " > S p e c i f i e s   t h e   r e f e r e n c e d   i t e m   n u m b e r . < / T o o l t i p T e x t > - 
-         < / T o o l t i p > - 
-         < T o o l t i p   c o l u m n = " U n i t O f M e a s u r e "   E l e m e n t I d = " 1 8 0 8 2 2 8 0 1 8 " > - 
-             < T o o l t i p T e x t   l a n g = " e n - U S " > S p e c i f i e s   t h e   n a m e   o f   t h e   i t e m   o r   r e s o u r c e ' s   u n i t   o f   m e a s u r e ,   s u c h   a s   p i e c e   o r   h o u r . < / T o o l t i p T e x t > - 
-         < / T o o l t i p > - 
-         < T o o l t i p   c o l u m n = " L i n e N o _ A s s e m b l y L i n e "   E l e m e n t I d = " 6 4 0 5 8 3 8 9 1 " > - 
-             < T o o l t i p T e x t   l a n g = " e n - U S " > S p e c i f i e s   t h e   n u m b e r   o f   t h e   i n v o l v e d   e n t r y   o r   r e c o r d ,   a c c o r d i n g   t o   t h e   s p e c i f i e d   n u m b e r   s e r i e s . < / T o o l t i p T e x t > - 
-         < / T o o l t i p > - 
-         < T o o l t i p   c o l u m n = " D e s c r i p t i o n _ A s s e m b l y L i n e "   E l e m e n t I d = " 2 8 0 7 4 3 7 9 6 " > - 
-             < T o o l t i p T e x t   l a n g = " e n - U S " > S p e c i f i e s   t h e   d e s c r i p t i o n   o f   t h e   a s s e m b l y   c o m p o n e n t   o n   t h e   p o s t e d   a s s e m b l y   l i n e . < / T o o l t i p T e x t > - 
-         < / T o o l t i p > - 
-         < T o o l t i p   c o l u m n = " Q u a n t i t y _ A s s e m b l y L i n e "   E l e m e n t I d = " 1 9 5 7 6 4 8 2 3 1 " > - 
-             < T o o l t i p T e x t   l a n g = " e n - U S " > S p e c i f i e s   h o w   m a n y   u n i t s   o f   t h e   a s s e m b l y   c o m p o n e n t   w e r e   p o s t e d   a s   c o n s u m e d   b y   t h e   p o s t e d   a s s e m b l y   o r d e r   l i n e . < / T o o l t i p T e x t > - 
-         < / T o o l t i p > - 
-         < T o o l t i p   c o l u m n = " V a r i a n t C o d e _ A s s e m b l y L i n e "   E l e m e n t I d = " 1 8 6 9 4 0 7 6 7 2 " > - 
-             < T o o l t i p T e x t   l a n g = " e n - U S " > S p e c i f i e s   t h e   v a r i a n t   o f   t h e   i t e m   o n   t h e   l i n e . < / T o o l t i p T e x t > - 
-         < / T o o l t i p > - 
-         < T o o l t i p   c o l u m n = " I n v o i c e D i s c o u n t A m o u n t _ V A T A m o u n t L i n e "   E l e m e n t I d = " 8 2 4 7 3 0 1 4 1 " > - 
-             < T o o l t i p T e x t   l a n g = " e n - U S " > S p e c i f i e s   t h e   i n v o i c e   d i s c o u n t   a m o u n t   f o r   a   s p e c i f i c   V A T   i d e n t i f i e r . < / T o o l t i p T e x t > - 
-         < / T o o l t i p > - 
-         < T o o l t i p   c o l u m n = " I n v o i c e D i s c o u n t B a s e A m o u n t _ V A T A m o u n t L i n e "   E l e m e n t I d = " 2 0 4 0 3 3 2 2 6 6 " > - 
-             < T o o l t i p T e x t   l a n g = " e n - U S " > S p e c i f i e s   t h e   i n v o i c e   d i s c o u n t   b a s e   a m o u n t . < / T o o l t i p T e x t > - 
-         < / T o o l t i p > - 
-         < T o o l t i p   c o l u m n = " L i n e A m o u n t _ V a t A m o u n t L i n e "   E l e m e n t I d = " 2 1 4 6 5 4 0 1 " > - 
-             < T o o l t i p T e x t   l a n g = " e n - U S " > S p e c i f i e s   t h e   t o t a l   a m o u n t   f o r   s a l e s   o r   p u r c h a s e   l i n e s   w i t h   a   s p e c i f i c   V A T   i d e n t i f i e r . < / T o o l t i p T e x t > - 
-         < / T o o l t i p > - 
-         < T o o l t i p   c o l u m n = " V A T A m o u n t _ V a t A m o u n t L i n e "   E l e m e n t I d = " 1 8 9 1 8 2 0 6 2 0 " > - 
-             < T o o l t i p T e x t   l a n g = " e n - U S " > S p e c i f i e s   t h e   a m o u n t   o f   V A T   t h a t   i s   i n c l u d e d   i n   t h e   t o t a l   a m o u n t . < / T o o l t i p T e x t > - 
-         < / T o o l t i p > - 
-         < T o o l t i p   c o l u m n = " V A T B a s e _ V a t A m o u n t L i n e "   E l e m e n t I d = " 1 4 5 8 9 3 7 8 1 9 " > - 
-             < T o o l t i p T e x t   l a n g = " e n - U S " > S p e c i f i e s   t h e   t o t a l   n e t   a m o u n t   ( a m o u n t   e x c l u d i n g   V A T )   f o r   s a l e s   o r   p u r c h a s e   l i n e s   w i t h   a   s p e c i f i c   V A T   I d e n t i f i e r . < / T o o l t i p T e x t > - 
-         < / T o o l t i p > - 
-         < T o o l t i p   c o l u m n = " V A T I d e n t i f i e r _ V a t A m o u n t L i n e "   E l e m e n t I d = " 1 1 4 2 0 7 0 0 3 5 " > - 
-             < T o o l t i p T e x t   l a n g = " e n - U S " > S p e c i f i e s   t h e   V A T   I d e n t i f i e r   v a l u e . < / T o o l t i p T e x t > - 
-         < / T o o l t i p > - 
-         < T o o l t i p   c o l u m n = " V A T P c t _ V a t A m o u n t L i n e "   E l e m e n t I d = " 1 4 5 3 5 4 2 7 7 7 " > - 
-             < T o o l t i p T e x t   l a n g = " e n - U S " > S p e c i f i e s   t h e   V A T   %   t h a t   w a s   u s e d   o n   t h e   s a l e s   o r   p u r c h a s e   l i n e s   w i t h   t h i s   V A T   I d e n t i f i e r . < / T o o l t i p T e x t > - 
-         < / T o o l t i p > - 
-         < T o o l t i p   c o l u m n = " V A T I d e n t i f i e r _ V A T C l a u s e L i n e "   E l e m e n t I d = " 1 4 6 4 4 7 2 4 7 8 " > - 
-             < T o o l t i p T e x t   l a n g = " e n - U S " > S p e c i f i e s   t h e   V A T   I d e n t i f i e r   v a l u e . < / T o o l t i p T e x t > - 
-         < / T o o l t i p > - 
-         < T o o l t i p   c o l u m n = " C o d e _ V A T C l a u s e L i n e "   E l e m e n t I d = " 1 8 2 4 5 8 9 8 4 7 " > - 
-             < T o o l t i p T e x t   l a n g = " e n - U S " > S p e c i f i e s   t h e   c o d e   f o r   a   V A T   c l a u s e ,   w h i c h   i s   u s e d   t o   p r o v i d e   a   V A T   d e s c r i p t i o n   a s s o c i a t e d   w i t h   a   s a l e s   l i n e   o n   a   s a l e s   i n v o i c e ,   c r e d i t   m e m o ,   o r   o t h e r   s a l e s   d o c u m e n t . < / T o o l t i p T e x t > - 
-         < / T o o l t i p > - 
-         < T o o l t i p   c o l u m n = " D e s c r i p t i o n 2 _ V A T C l a u s e L i n e "   E l e m e n t I d = " 1 3 7 9 6 6 7 4 7 0 " > - 
-             < T o o l t i p T e x t   l a n g = " e n - U S " > S p e c i f i e s   a n   a d d i t i o n a l   d e s c r i p t i o n   o f   a   V A T   c l a u s e . < / T o o l t i p T e x t > - 
-         < / T o o l t i p > - 
-         < T o o l t i p   c o l u m n = " V A T A m o u n t _ V A T C l a u s e L i n e "   E l e m e n t I d = " 2 2 2 4 6 9 0 5 9 " > - 
-             < T o o l t i p T e x t   l a n g = " e n - U S " > S p e c i f i e s   t h e   a m o u n t   o f   V A T   t h a t   i s   i n c l u d e d   i n   t h e   t o t a l   a m o u n t . < / T o o l t i p T e x t > - 
-         < / T o o l t i p > - 
-     < / T o o l t i p s > - 
-     < H e a d e r   E l e m e n t T y p e = " D a t a I t e m "   E l e m e n t I d = " 1 2 4 0 3 7 3 8 8 6 " > - 
-         < A p p l i e s T o D o c u m e n t   E l e m e n t T y p e = " C o l u m n "   E l e m e n t I d = " 7 8 4 1 8 3 9 6 5 "   D a t a T y p e = " T e x t " > A p p l i e s T o D o c u m e n t < / A p p l i e s T o D o c u m e n t > - 
-         < A p p l i e s T o D o c u m e n t _ L b l   E l e m e n t T y p e = " C o l u m n "   E l e m e n t I d = " 1 9 9 2 0 4 2 5 9 4 "   D a t a T y p e = " L a b e l " > A p p l i e s T o D o c u m e n t _ L b l < / A p p l i e s T o D o c u m e n t _ L b l > - 
-         < B i l l T o C o n t a c t E m a i l   E l e m e n t T y p e = " C o l u m n "   E l e m e n t I d = " 3 3 5 8 2 7 8 9 5 "   D a t a T y p e = " T e x t " > B i l l T o C o n t a c t E m a i l < / B i l l T o C o n t a c t E m a i l > - 
-         < B i l l T o C o n t a c t E m a i l L b l   E l e m e n t T y p e = " C o l u m n "   E l e m e n t I d = " 2 9 6 4 7 8 3 6 5 "   D a t a T y p e = " L a b e l " > B i l l T o C o n t a c t E m a i l L b l < / B i l l T o C o n t a c t E m a i l L b l > - 
-         < B i l l T o C o n t a c t M o b i l e P h o n e N o   E l e m e n t T y p e = " C o l u m n "   E l e m e n t I d = " 2 4 8 4 8 8 6 9 6 "   D a t a T y p e = " T e x t " > B i l l T o C o n t a c t M o b i l e P h o n e N o < / B i l l T o C o n t a c t M o b i l e P h o n e N o > - 
-         < B i l l T o C o n t a c t M o b i l e P h o n e N o L b l   E l e m e n t T y p e = " C o l u m n "   E l e m e n t I d = " 2 7 6 3 1 1 3 3 8 "   D a t a T y p e = " L a b e l " > B i l l T o C o n t a c t M o b i l e P h o n e N o L b l < / B i l l T o C o n t a c t M o b i l e P h o n e N o L b l > - 
-         < B i l l T o C o n t a c t P h o n e N o   E l e m e n t T y p e = " C o l u m n "   E l e m e n t I d = " 3 6 2 4 7 7 4 8 8 "   D a t a T y p e = " T e x t " > B i l l T o C o n t a c t P h o n e N o < / B i l l T o C o n t a c t P h o n e N o > - 
-         < B i l l T o C o n t a c t P h o n e N o L b l   E l e m e n t T y p e = " C o l u m n "   E l e m e n t I d = " 2 1 2 3 3 4 5 9 6 6 "   D a t a T y p e = " L a b e l " > B i l l T o C o n t a c t P h o n e N o L b l < / B i l l T o C o n t a c t P h o n e N o L b l > - 
-         < B i l l t o C u s t u m e r N o   E l e m e n t T y p e = " C o l u m n "   E l e m e n t I d = " 2 8 0 4 7 3 0 5 8 "   D a t a T y p e = " C o d e " > B i l l t o C u s t u m e r N o < / B i l l t o C u s t u m e r N o > - 
-         < B i l l t o C u s t u m e r N o _ L b l   E l e m e n t T y p e = " C o l u m n "   E l e m e n t I d = " 2 1 8 1 7 1 2 6 3 "   D a t a T y p e = " S t r i n g " > B i l l t o C u s t u m e r N o _ L b l < / B i l l t o C u s t u m e r N o _ L b l > - 
-         < C o m p a n y A d d r e s s 1   E l e m e n t T y p e = " C o l u m n "   E l e m e n t I d = " 1 8 8 4 1 6 4 3 2 3 "   D a t a T y p e = " T e x t " > C o m p a n y A d d r e s s 1 < / C o m p a n y A d d r e s s 1 > - 
-         < C o m p a n y A d d r e s s 2   E l e m e n t T y p e = " C o l u m n "   E l e m e n t I d = " 1 2 4 6 4 6 7 7 0 6 "   D a t a T y p e = " T e x t " > C o m p a n y A d d r e s s 2 < / C o m p a n y A d d r e s s 2 > - 
-         < C o m p a n y A d d r e s s 3   E l e m e n t T y p e = " C o l u m n "   E l e m e n t I d = " 6 0 8 7 7 1 0 8 9 "   D a t a T y p e = " T e x t " > C o m p a n y A d d r e s s 3 < / C o m p a n y A d d r e s s 3 > - 
-         < C o m p a n y A d d r e s s 4   E l e m e n t T y p e = " C o l u m n "   E l e m e n t I d = " 7 7 7 6 8 0 1 1 2 "   D a t a T y p e = " T e x t " > C o m p a n y A d d r e s s 4 < / C o m p a n y A d d r e s s 4 > - 
-         < C o m p a n y A d d r e s s 5   E l e m e n t T y p e = " C o l u m n "   E l e m e n t I d = " 1 3 9 9 8 3 4 9 5 "   D a t a T y p e = " T e x t " > C o m p a n y A d d r e s s 5 < / C o m p a n y A d d r e s s 5 > - 
-         < C o m p a n y A d d r e s s 6   E l e m e n t T y p e = " C o l u m n "   E l e m e n t I d = " 4 9 7 7 1 3 1 2 2 "   D a t a T y p e = " T e x t " > C o m p a n y A d d r e s s 6 < / C o m p a n y A d d r e s s 6 > - 
-         < C o m p a n y A d d r e s s 7   E l e m e n t T y p e = " C o l u m n "   E l e m e n t I d = " 1 1 3 5 4 0 9 7 3 9 "   D a t a T y p e = " T e x t " > C o m p a n y A d d r e s s 7 < / C o m p a n y A d d r e s s 7 > - 
-         < C o m p a n y A d d r e s s 8   E l e m e n t T y p e = " C o l u m n "   E l e m e n t I d = " 1 7 1 5 2 5 5 3 0 0 "   D a t a T y p e = " T e x t " > C o m p a n y A d d r e s s 8 < / C o m p a n y A d d r e s s 8 > - 
-         < C o m p a n y B a n k A c c o u n t N o   E l e m e n t T y p e = " C o l u m n "   E l e m e n t I d = " 3 0 1 4 0 2 0 4 "   D a t a T y p e = " T e x t " > C o m p a n y B a n k A c c o u n t N o < / C o m p a n y B a n k A c c o u n t N o > - 
-         < C o m p a n y B a n k A c c o u n t N o _ L b l   E l e m e n t T y p e = " C o l u m n "   E l e m e n t I d = " 1 0 9 7 7 4 3 3 4 5 "   D a t a T y p e = " L a b e l " > C o m p a n y B a n k A c c o u n t N o _ L b l < / C o m p a n y B a n k A c c o u n t N o _ L b l > - 
-         < C o m p a n y B a n k B r a n c h N o   E l e m e n t T y p e = " C o l u m n "   E l e m e n t I d = " 7 9 3 1 3 3 0 5 7 "   D a t a T y p e = " T e x t " > C o m p a n y B a n k B r a n c h N o < / C o m p a n y B a n k B r a n c h N o > - 
-         < C o m p a n y B a n k B r a n c h N o _ L b l   E l e m e n t T y p e = " C o l u m n "   E l e m e n t I d = " 3 2 7 9 0 6 6 9 2 "   D a t a T y p e = " S t r i n g " > C o m p a n y B a n k B r a n c h N o _ L b l < / C o m p a n y B a n k B r a n c h N o _ L b l > - 
-         < C o m p a n y B a n k N a m e   E l e m e n t T y p e = " C o l u m n "   E l e m e n t I d = " 1 5 3 4 9 0 5 6 0 5 "   D a t a T y p e = " T e x t " > C o m p a n y B a n k N a m e < / C o m p a n y B a n k N a m e > - 
-         < C o m p a n y B a n k N a m e _ L b l   E l e m e n t T y p e = " C o l u m n "   E l e m e n t I d = " 1 2 0 4 3 0 7 0 1 4 "   D a t a T y p e = " L a b e l " > C o m p a n y B a n k N a m e _ L b l < / C o m p a n y B a n k N a m e _ L b l > - 
-         < C o m p a n y C u s t o m G i r o   E l e m e n t T y p e = " C o l u m n "   E l e m e n t I d = " 1 6 7 0 4 7 5 7 9 8 "   D a t a T y p e = " T e x t " > C o m p a n y C u s t o m G i r o < / C o m p a n y C u s t o m G i r o > - 
-         < C o m p a n y C u s t o m G i r o _ L b l   E l e m e n t T y p e = " C o l u m n "   E l e m e n t I d = " 8 9 1 4 3 9 6 2 5 "   D a t a T y p e = " T e x t " > C o m p a n y C u s t o m G i r o _ L b l < / C o m p a n y C u s t o m G i r o _ L b l > - 
-         < C o m p a n y E M a i l   E l e m e n t T y p e = " C o l u m n "   E l e m e n t I d = " 1 6 7 7 0 7 4 0 5 8 "   D a t a T y p e = " T e x t " > C o m p a n y E M a i l < / C o m p a n y E M a i l > - 
-         < C o m p a n y G i r o N o   E l e m e n t T y p e = " C o l u m n "   E l e m e n t I d = " 1 3 6 0 1 9 6 3 2 0 "   D a t a T y p e = " T e x t " > C o m p a n y G i r o N o < / C o m p a n y G i r o N o > - 
-         < C o m p a n y G i r o N o _ L b l   E l e m e n t T y p e = " C o l u m n "   E l e m e n t I d = " 8 6 1 6 0 2 1 1 5 "   D a t a T y p e = " L a b e l " > C o m p a n y G i r o N o _ L b l < / C o m p a n y G i r o N o _ L b l > - 
-         < C o m p a n y H o m e P a g e   E l e m e n t T y p e = " C o l u m n "   E l e m e n t I d = " 1 9 8 9 1 8 8 7 0 "   D a t a T y p e = " T e x t " > C o m p a n y H o m e P a g e < / C o m p a n y H o m e P a g e > - 
-         < C o m p a n y I B A N   E l e m e n t T y p e = " C o l u m n "   E l e m e n t I d = " 9 0 6 5 4 9 1 8 2 "   D a t a T y p e = " C o d e " > C o m p a n y I B A N < / C o m p a n y I B A N > - 
-         < C o m p a n y I B A N _ L b l   E l e m e n t T y p e = " C o l u m n "   E l e m e n t I d = " 1 2 6 7 9 5 2 2 2 7 "   D a t a T y p e = " S t r i n g " > C o m p a n y I B A N _ L b l < / C o m p a n y I B A N _ L b l > - 
-         < C o m p a n y L e g a l O f f i c e   E l e m e n t T y p e = " C o l u m n "   E l e m e n t I d = " 7 1 4 2 5 8 1 1 1 "   D a t a T y p e = " T e x t " > C o m p a n y L e g a l O f f i c e < / C o m p a n y L e g a l O f f i c e > - 
-         < C o m p a n y L e g a l O f f i c e _ L b l   E l e m e n t T y p e = " C o l u m n "   E l e m e n t I d = " 1 5 3 3 1 7 5 1 0 8 "   D a t a T y p e = " T e x t " > C o m p a n y L e g a l O f f i c e _ L b l < / C o m p a n y L e g a l O f f i c e _ L b l > - 
-         < C o m p a n y L e g a l S t a t e m e n t   E l e m e n t T y p e = " C o l u m n "   E l e m e n t I d = " 4 4 8 3 5 8 8 7 6 "   D a t a T y p e = " T e x t " > C o m p a n y L e g a l S t a t e m e n t < / C o m p a n y L e g a l S t a t e m e n t > - 
-         < C o m p a n y L o g o P o s i t i o n   E l e m e n t T y p e = " C o l u m n "   E l e m e n t I d = " 1 4 2 5 2 6 6 6 8 8 "   D a t a T y p e = " I n t e g e r " > C o m p a n y L o g o P o s i t i o n < / C o m p a n y L o g o P o s i t i o n > - 
-         < C o m p a n y P h o n e N o   E l e m e n t T y p e = " C o l u m n "   E l e m e n t I d = " 2 5 0 4 4 0 6 5 5 "   D a t a T y p e = " T e x t " > C o m p a n y P h o n e N o < / C o m p a n y P h o n e N o > - 
-         < C o m p a n y P h o n e N o _ L b l   E l e m e n t T y p e = " C o l u m n "   E l e m e n t I d = " 5 5 8 5 9 3 5 8 6 "   D a t a T y p e = " L a b e l " > C o m p a n y P h o n e N o _ L b l < / C o m p a n y P h o n e N o _ L b l > - 
-         < C o m p a n y P i c t u r e   E l e m e n t T y p e = " C o l u m n "   E l e m e n t I d = " 1 3 9 7 4 1 1 0 7 4 "   D a t a T y p e = " B l o b "   / > - 
-         < C o m p a n y R e g i s t r a t i o n N u m b e r   E l e m e n t T y p e = " C o l u m n "   E l e m e n t I d = " 2 0 2 3 6 3 9 4 2 4 "   D a t a T y p e = " T e x t " > C o m p a n y R e g i s t r a t i o n N u m b e r < / C o m p a n y R e g i s t r a t i o n N u m b e r > - 
-         < C o m p a n y R e g i s t r a t i o n N u m b e r _ L b l   E l e m e n t T y p e = " C o l u m n "   E l e m e n t I d = " 1 8 3 3 1 0 6 6 5 3 "   D a t a T y p e = " T e x t " > C o m p a n y R e g i s t r a t i o n N u m b e r _ L b l < / C o m p a n y R e g i s t r a t i o n N u m b e r _ L b l > - 
-         < C o m p a n y S W I F T   E l e m e n t T y p e = " C o l u m n "   E l e m e n t I d = " 6 6 8 2 5 0 2 4 5 "   D a t a T y p e = " C o d e " > C o m p a n y S W I F T < / C o m p a n y S W I F T > - 
-         < C o m p a n y S W I F T _ L b l   E l e m e n t T y p e = " C o l u m n "   E l e m e n t I d = " 2 0 2 9 5 9 7 3 8 4 "   D a t a T y p e = " S t r i n g " > C o m p a n y S W I F T _ L b l < / C o m p a n y S W I F T _ L b l > - 
-         < C o m p a n y V A T R e g i s t r a t i o n N o   E l e m e n t T y p e = " C o l u m n "   E l e m e n t I d = " 1 9 1 4 0 1 3 6 4 9 "   D a t a T y p e = " T e x t " > C o m p a n y V A T R e g i s t r a t i o n N o < / C o m p a n y V A T R e g i s t r a t i o n N o > - 
-         < C o m p a n y V A T R e g i s t r a t i o n N o _ L b l   E l e m e n t T y p e = " C o l u m n "   E l e m e n t I d = " 9 2 4 5 0 3 1 2 4 "   D a t a T y p e = " T e x t " > C o m p a n y V A T R e g i s t r a t i o n N o _ L b l < / C o m p a n y V A T R e g i s t r a t i o n N o _ L b l > - 
-         < C o m p a n y V A T R e g N o   E l e m e n t T y p e = " C o l u m n "   E l e m e n t I d = " 1 7 1 4 3 1 9 3 6 "   D a t a T y p e = " T e x t " > C o m p a n y V A T R e g N o < / C o m p a n y V A T R e g N o > - 
-         < C o m p a n y V A T R e g N o _ L b l   E l e m e n t T y p e = " C o l u m n "   E l e m e n t I d = " 7 7 3 2 0 1 5 0 1 "   D a t a T y p e = " T e x t " > C o m p a n y V A T R e g N o _ L b l < / C o m p a n y V A T R e g N o _ L b l > - 
-         < C o p y _ L b l   E l e m e n t T y p e = " C o l u m n "   E l e m e n t I d = " 6 0 4 7 8 2 7 8 1 "   D a t a T y p e = " L a b e l " > C o p y _ L b l < / C o p y _ L b l > - 
-         < C u s t o m e r A d d r e s s 1   E l e m e n t T y p e = " C o l u m n "   E l e m e n t I d = " 1 8 0 1 9 6 6 4 5 4 "   D a t a T y p e = " T e x t " > C u s t o m e r A d d r e s s 1 < / C u s t o m e r A d d r e s s 1 > - 
-         < C u s t o m e r A d d r e s s 2   E l e m e n t T y p e = " C o l u m n "   E l e m e n t I d = " 1 1 6 4 2 6 9 8 3 7 "   D a t a T y p e = " T e x t " > C u s t o m e r A d d r e s s 2 < / C u s t o m e r A d d r e s s 2 > - 
-         < C u s t o m e r A d d r e s s 3   E l e m e n t T y p e = " C o l u m n "   E l e m e n t I d = " 5 2 6 5 7 3 2 2 0 "   D a t a T y p e = " T e x t " > C u s t o m e r A d d r e s s 3 < / C u s t o m e r A d d r e s s 3 > - 
-         < C u s t o m e r A d d r e s s 4   E l e m e n t T y p e = " C o l u m n "   E l e m e n t I d = " 1 1 1 1 2 3 3 9 7 "   D a t a T y p e = " T e x t " > C u s t o m e r A d d r e s s 4 < / C u s t o m e r A d d r e s s 4 > - 
-         < C u s t o m e r A d d r e s s 5   E l e m e n t T y p e = " C o l u m n "   E l e m e n t I d = " 7 4 8 8 2 0 0 1 4 "   D a t a T y p e = " T e x t " > C u s t o m e r A d d r e s s 5 < / C u s t o m e r A d d r e s s 5 > - 
-         < C u s t o m e r A d d r e s s 6   E l e m e n t T y p e = " C o l u m n "   E l e m e n t I d = " 1 3 8 6 5 1 6 6 3 1 "   D a t a T y p e = " T e x t " > C u s t o m e r A d d r e s s 6 < / C u s t o m e r A d d r e s s 6 > - 
-         < C u s t o m e r A d d r e s s 7   E l e m e n t T y p e = " C o l u m n "   E l e m e n t I d = " 2 0 2 4 2 1 3 2 4 8 "   D a t a T y p e = " T e x t " > C u s t o m e r A d d r e s s 7 < / C u s t o m e r A d d r e s s 7 > - 
-         < C u s t o m e r A d d r e s s 8   E l e m e n t T y p e = " C o l u m n "   E l e m e n t I d = " 1 0 4 8 6 9 8 5 8 5 "   D a t a T y p e = " T e x t " > C u s t o m e r A d d r e s s 8 < / C u s t o m e r A d d r e s s 8 > - 
-         < C u s t o m e r P o s t a l B a r C o d e   E l e m e n t T y p e = " C o l u m n "   E l e m e n t I d = " 3 9 8 5 8 0 6 8 8 "   D a t a T y p e = " T e x t " > C u s t o m e r P o s t a l B a r C o d e < / C u s t o m e r P o s t a l B a r C o d e > - 
-         < D o c u m e n t C o p y T e x t   E l e m e n t T y p e = " C o l u m n "   E l e m e n t I d = " 1 8 2 4 9 4 6 0 4 6 "   D a t a T y p e = " S t r i n g " > D o c u m e n t C o p y T e x t < / D o c u m e n t C o p y T e x t > - 
-         < D o c u m e n t D a t e   E l e m e n t T y p e = " C o l u m n "   E l e m e n t I d = " 5 5 2 8 7 1 9 1 4 "   D a t a T y p e = " S t r i n g " > D o c u m e n t D a t e < / D o c u m e n t D a t e > - 
-         < D o c u m e n t D a t e _ L b l   E l e m e n t T y p e = " C o l u m n "   E l e m e n t I d = " 1 0 2 6 4 9 4 8 3 "   D a t a T y p e = " S t r i n g " > D o c u m e n t D a t e _ L b l < / D o c u m e n t D a t e _ L b l > - 
-         < D o c u m e n t N o   E l e m e n t T y p e = " C o l u m n "   E l e m e n t I d = " 9 7 0 3 5 0 5 3 9 "   D a t a T y p e = " C o d e " > D o c u m e n t N o < / D o c u m e n t N o > - 
-         < D o c u m e n t N o _ L b l   E l e m e n t T y p e = " C o l u m n "   E l e m e n t I d = " 7 8 9 7 9 5 9 7 8 "   D a t a T y p e = " L a b e l " > D o c u m e n t N o _ L b l < / D o c u m e n t N o _ L b l > - 
-         < D o c u m e n t T i t l e _ L b l   E l e m e n t T y p e = " C o l u m n "   E l e m e n t I d = " 8 5 8 4 2 3 9 2 9 "   D a t a T y p e = " L a b e l " > D o c u m e n t T i t l e _ L b l < / D o c u m e n t T i t l e _ L b l > - 
-         < D u e D a t e   E l e m e n t T y p e = " C o l u m n "   E l e m e n t I d = " 7 4 5 1 7 0 2 0 3 "   D a t a T y p e = " S t r i n g " > D u e D a t e < / D u e D a t e > - 
-         < D u e D a t e _ L b l   E l e m e n t T y p e = " C o l u m n "   E l e m e n t I d = " 1 6 4 8 2 8 4 6 4 8 "   D a t a T y p e = " S t r i n g " > D u e D a t e _ L b l < / D u e D a t e _ L b l > - 
-         < E M a i l _ H e a d e r _ L b l   E l e m e n t T y p e = " C o l u m n "   E l e m e n t I d = " 5 1 3 1 7 0 8 0 4 "   D a t a T y p e = " L a b e l " > E M a i l _ H e a d e r _ L b l < / E M a i l _ H e a d e r _ L b l > - 
-         < E x c h a n g e R a t e A S T e x t   E l e m e n t T y p e = " C o l u m n "   E l e m e n t I d = " 1 1 5 7 2 6 2 0 5 3 "   D a t a T y p e = " T e x t " > E x c h a n g e R a t e A S T e x t < / E x c h a n g e R a t e A S T e x t > - 
-         < E x t e r n a l D o c u m e n t N o   E l e m e n t T y p e = " C o l u m n "   E l e m e n t I d = " 7 3 3 9 5 3 9 6 6 "   D a t a T y p e = " C o d e " > E x t e r n a l D o c u m e n t N o < / E x t e r n a l D o c u m e n t N o > - 
-         < E x t e r n a l D o c u m e n t N o L b l   E l e m e n t T y p e = " C o l u m n "   E l e m e n t I d = " 7 8 3 2 8 7 4 5 2 "   D a t a T y p e = " S t r i n g " > E x t e r n a l D o c u m e n t N o L b l < / E x t e r n a l D o c u m e n t N o L b l > - 
-         < H o m e P a g e _ H e a d e r _ L b l   E l e m e n t T y p e = " C o l u m n "   E l e m e n t I d = " 1 8 7 9 7 2 5 0 8 4 "   D a t a T y p e = " L a b e l " > H o m e P a g e _ H e a d e r _ L b l < / H o m e P a g e _ H e a d e r _ L b l > - 
-         < I n v o i c e D i s c o u n t A m o u n t _ L b l   E l e m e n t T y p e = " C o l u m n "   E l e m e n t I d = " 1 5 9 3 0 1 2 7 3 6 "   D a t a T y p e = " L a b e l " > I n v o i c e D i s c o u n t A m o u n t _ L b l < / I n v o i c e D i s c o u n t A m o u n t _ L b l > - 
-         < I n v o i c e D i s c o u n t B a s e A m o u n t _ L b l   E l e m e n t T y p e = " C o l u m n "   E l e m e n t I d = " 2 0 2 9 2 6 6 8 7 5 "   D a t a T y p e = " L a b e l " > I n v o i c e D i s c o u n t B a s e A m o u n t _ L b l < / I n v o i c e D i s c o u n t B a s e A m o u n t _ L b l > - 
-         < L e g a l E n t i t y T y p e   E l e m e n t T y p e = " C o l u m n "   E l e m e n t I d = " 2 0 5 1 8 7 3 5 6 3 "   D a t a T y p e = " T e x t " > L e g a l E n t i t y T y p e < / L e g a l E n t i t y T y p e > - 
-         < L e g a l E n t i t y T y p e _ L b l   E l e m e n t T y p e = " C o l u m n "   E l e m e n t I d = " 2 0 8 0 2 2 4 7 9 2 "   D a t a T y p e = " T e x t " > L e g a l E n t i t y T y p e _ L b l < / L e g a l E n t i t y T y p e _ L b l > - 
-         < L i n e A m o u n t A f t e r I n v o i c e D i s c o u n t _ L b l   E l e m e n t T y p e = " C o l u m n "   E l e m e n t I d = " 6 7 3 7 2 1 0 9 4 "   D a t a T y p e = " L a b e l " > L i n e A m o u n t A f t e r I n v o i c e D i s c o u n t _ L b l < / L i n e A m o u n t A f t e r I n v o i c e D i s c o u n t _ L b l > - 
-         < L o c a l C u r r e n c y _ L b l   E l e m e n t T y p e = " C o l u m n "   E l e m e n t I d = " 1 5 5 9 6 9 3 4 2 2 "   D a t a T y p e = " L a b e l " > L o c a l C u r r e n c y _ L b l < / L o c a l C u r r e n c y _ L b l > - 
-         < P a g e _ L b l   E l e m e n t T y p e = " C o l u m n "   E l e m e n t I d = " 6 8 0 6 4 8 0 9 1 "   D a t a T y p e = " L a b e l " > P a g e _ L b l < / P a g e _ L b l > - 
-         < P a y m e n t M e t h o d D e s c r i p t i o n   E l e m e n t T y p e = " C o l u m n "   E l e m e n t I d = " 5 8 5 7 5 7 9 7 4 "   D a t a T y p e = " T e x t " > P a y m e n t M e t h o d D e s c r i p t i o n < / P a y m e n t M e t h o d D e s c r i p t i o n > - 
-         < P a y m e n t M e t h o d D e s c r i p t i o n _ L b l   E l e m e n t T y p e = " C o l u m n "   E l e m e n t I d = " 7 9 7 1 1 7 3 2 3 "   D a t a T y p e = " L a b e l " > P a y m e n t M e t h o d D e s c r i p t i o n _ L b l < / P a y m e n t M e t h o d D e s c r i p t i o n _ L b l > - 
-         < P a y m e n t T e r m s D e s c r i p t i o n   E l e m e n t T y p e = " C o l u m n "   E l e m e n t I d = " 2 0 3 8 7 4 2 7 0 0 "   D a t a T y p e = " T e x t " > P a y m e n t T e r m s D e s c r i p t i o n < / P a y m e n t T e r m s D e s c r i p t i o n > - 
-         < P a y m e n t T e r m s D e s c r i p t i o n _ L b l   E l e m e n t T y p e = " C o l u m n "   E l e m e n t I d = " 1 8 7 4 4 9 4 3 2 1 "   D a t a T y p e = " L a b e l " > P a y m e n t T e r m s D e s c r i p t i o n _ L b l < / P a y m e n t T e r m s D e s c r i p t i o n _ L b l > - 
-         < P r i c e s I n c l u d i n g V A T   E l e m e n t T y p e = " C o l u m n "   E l e m e n t I d = " 5 1 8 8 1 7 1 6 7 "   D a t a T y p e = " B o o l e a n " > P r i c e s I n c l u d i n g V A T < / P r i c e s I n c l u d i n g V A T > - 
-         < P r i c e s I n c l u d i n g V A T Y e s N o   E l e m e n t T y p e = " C o l u m n "   E l e m e n t I d = " 1 4 1 1 1 4 7 5 9 9 "   D a t a T y p e = " S t r i n g " > P r i c e s I n c l u d i n g V A T Y e s N o < / P r i c e s I n c l u d i n g V A T Y e s N o > - 
-         < P r i c e s I n c l u d i n g V A T _ L b l   E l e m e n t T y p e = " C o l u m n "   E l e m e n t I d = " 1 3 7 7 9 7 9 4 4 4 "   D a t a T y p e = " S t r i n g " > P r i c e s I n c l u d i n g V A T _ L b l < / P r i c e s I n c l u d i n g V A T _ L b l > - 
-         < S a l e s I n v o i c e L i n e D i s c o u n t _ L b l   E l e m e n t T y p e = " C o l u m n "   E l e m e n t I d = " 6 6 4 6 0 1 5 8 2 "   D a t a T y p e = " L a b e l " > S a l e s I n v o i c e L i n e D i s c o u n t _ L b l < / S a l e s I n v o i c e L i n e D i s c o u n t _ L b l > - 
-         < S a l e s P e r s o n B l a n k _ L b l   E l e m e n t T y p e = " C o l u m n "   E l e m e n t I d = " 6 5 4 6 2 4 6 0 1 "   D a t a T y p e = " T e x t " > S a l e s P e r s o n B l a n k _ L b l < / S a l e s P e r s o n B l a n k _ L b l > - 
-         < S a l e s P e r s o n N a m e   E l e m e n t T y p e = " C o l u m n "   E l e m e n t I d = " 8 7 1 4 9 2 9 8 3 "   D a t a T y p e = " T e x t " > S a l e s P e r s o n N a m e < / S a l e s P e r s o n N a m e > - 
-         < S a l e s P e r s o n _ L b l   E l e m e n t T y p e = " C o l u m n "   E l e m e n t I d = " 1 5 6 4 1 9 6 3 6 5 "   D a t a T y p e = " L a b e l " > S a l e s P e r s o n _ L b l < / S a l e s P e r s o n _ L b l > - 
-         < S e l l T o C o n t a c t E m a i l   E l e m e n t T y p e = " C o l u m n "   E l e m e n t I d = " 2 6 2 8 2 4 5 6 4 "   D a t a T y p e = " T e x t " > S e l l T o C o n t a c t E m a i l < / S e l l T o C o n t a c t E m a i l > - 
-         < S e l l T o C o n t a c t E m a i l L b l   E l e m e n t T y p e = " C o l u m n "   E l e m e n t I d = " 3 7 0 9 2 0 3 7 4 "   D a t a T y p e = " L a b e l " > S e l l T o C o n t a c t E m a i l L b l < / S e l l T o C o n t a c t E m a i l L b l > - 
-         < S e l l T o C o n t a c t M o b i l e P h o n e N o   E l e m e n t T y p e = " C o l u m n "   E l e m e n t I d = " 1 8 4 3 5 8 7 4 7 "   D a t a T y p e = " T e x t " > S e l l T o C o n t a c t M o b i l e P h o n e N o < / S e l l T o C o n t a c t M o b i l e P h o n e N o > - 
-         < S e l l T o C o n t a c t M o b i l e P h o n e N o L b l   E l e m e n t T y p e = " C o l u m n "   E l e m e n t I d = " 1 4 5 7 5 2 8 4 1 7 "   D a t a T y p e = " L a b e l " > S e l l T o C o n t a c t M o b i l e P h o n e N o L b l < / S e l l T o C o n t a c t M o b i l e P h o n e N o L b l > - 
-         < S e l l T o C o n t a c t P h o n e N o   E l e m e n t T y p e = " C o l u m n "   E l e m e n t I d = " 1 6 1 3 8 2 2 4 8 3 "   D a t a T y p e = " T e x t " > S e l l T o C o n t a c t P h o n e N o < / S e l l T o C o n t a c t P h o n e N o > - 
-         < S e l l T o C o n t a c t P h o n e N o L b l   E l e m e n t T y p e = " C o l u m n "   E l e m e n t I d = " 1 0 5 0 6 8 6 8 0 9 "   D a t a T y p e = " L a b e l " > S e l l T o C o n t a c t P h o n e N o L b l < / S e l l T o C o n t a c t P h o n e N o L b l > - 
-         < S e l l t o C u s t o m e r N o   E l e m e n t T y p e = " C o l u m n "   E l e m e n t I d = " 2 0 5 0 6 4 7 3 4 9 "   D a t a T y p e = " C o d e " > S e l l t o C u s t o m e r N o < / S e l l t o C u s t o m e r N o > - 
-         < S e l l t o C u s t o m e r N o _ L b l   E l e m e n t T y p e = " C o l u m n "   E l e m e n t I d = " 2 9 8 3 8 1 5 1 2 "   D a t a T y p e = " S t r i n g " > S e l l t o C u s t o m e r N o _ L b l < / S e l l t o C u s t o m e r N o _ L b l > - 
-         < S h i p m e n t D a t e   E l e m e n t T y p e = " C o l u m n "   E l e m e n t I d = " 9 3 1 1 1 1 4 6 5 "   D a t a T y p e = " S t r i n g " > S h i p m e n t D a t e < / S h i p m e n t D a t e > - 
-         < S h i p m e n t D a t e _ L b l   E l e m e n t T y p e = " C o l u m n "   E l e m e n t I d = " 6 1 4 4 0 0 3 6 4 "   D a t a T y p e = " S t r i n g " > S h i p m e n t D a t e _ L b l < / S h i p m e n t D a t e _ L b l > - 
-         < S h i p m e n t M e t h o d D e s c r i p t i o n   E l e m e n t T y p e = " C o l u m n "   E l e m e n t I d = " 2 0 5 9 4 0 3 2 6 0 "   D a t a T y p e = " T e x t " > S h i p m e n t M e t h o d D e s c r i p t i o n < / S h i p m e n t M e t h o d D e s c r i p t i o n > - 
-         < S h i p m e n t M e t h o d D e s c r i p t i o n _ L b l   E l e m e n t T y p e = " C o l u m n "   E l e m e n t I d = " 1 1 7 9 9 7 8 4 6 5 "   D a t a T y p e = " L a b e l " > S h i p m e n t M e t h o d D e s c r i p t i o n _ L b l < / S h i p m e n t M e t h o d D e s c r i p t i o n _ L b l > - 
-         < S h i p m e n t _ L b l   E l e m e n t T y p e = " C o l u m n "   E l e m e n t I d = " 2 0 8 5 7 6 7 1 2 0 "   D a t a T y p e = " L a b e l " > S h i p m e n t _ L b l < / S h i p m e n t _ L b l > - 
-         < S h i p T o A d d r e s s 1   E l e m e n t T y p e = " C o l u m n "   E l e m e n t I d = " 1 3 5 7 6 7 2 8 6 1 "   D a t a T y p e = " T e x t " > S h i p T o A d d r e s s 1 < / S h i p T o A d d r e s s 1 > - 
-         < S h i p T o A d d r e s s 2   E l e m e n t T y p e = " C o l u m n "   E l e m e n t I d = " 1 0 2 4 2 0 4 5 8 4 "   D a t a T y p e = " T e x t " > S h i p T o A d d r e s s 2 < / S h i p T o A d d r e s s 2 > - 
-         < S h i p T o A d d r e s s 3   E l e m e n t T y p e = " C o l u m n "   E l e m e n t I d = " 1 6 6 1 9 0 1 2 0 1 "   D a t a T y p e = " T e x t " > S h i p T o A d d r e s s 3 < / S h i p T o A d d r e s s 3 > - 
-         < S h i p T o A d d r e s s 4   E l e m e n t T y p e = " C o l u m n "   E l e m e n t I d = " 5 5 5 4 1 6 9 9 0 "   D a t a T y p e = " T e x t " > S h i p T o A d d r e s s 4 < / S h i p T o A d d r e s s 4 > - 
-         < S h i p T o A d d r e s s 5   E l e m e n t T y p e = " C o l u m n "   E l e m e n t I d = " 1 1 9 3 1 1 3 6 0 7 "   D a t a T y p e = " T e x t " > S h i p T o A d d r e s s 5 < / S h i p T o A d d r e s s 5 > - 
-         < S h i p T o A d d r e s s 6   E l e m e n t T y p e = " C o l u m n "   E l e m e n t I d = " 7 1 9 9 7 6 2 4 4 "   D a t a T y p e = " T e x t " > S h i p T o A d d r e s s 6 < / S h i p T o A d d r e s s 6 > - 
-         < S h i p T o A d d r e s s 7   E l e m e n t T y p e = " C o l u m n "   E l e m e n t I d = " 8 2 2 7 9 6 2 7 "   D a t a T y p e = " T e x t " > S h i p T o A d d r e s s 7 < / S h i p T o A d d r e s s 7 > - 
-         < S h i p T o A d d r e s s 8   E l e m e n t T y p e = " C o l u m n "   E l e m e n t I d = " 1 4 9 2 9 9 2 1 7 8 "   D a t a T y p e = " T e x t " > S h i p T o A d d r e s s 8 < / S h i p T o A d d r e s s 8 > - 
-         < S h i p T o A d d r e s s _ L b l   E l e m e n t T y p e = " C o l u m n "   E l e m e n t I d = " 1 6 5 0 5 0 5 0 1 7 "   D a t a T y p e = " L a b e l " > S h i p T o A d d r e s s _ L b l < / S h i p T o A d d r e s s _ L b l > - 
-         < S h i p T o P h o n e N o   E l e m e n t T y p e = " C o l u m n "   E l e m e n t I d = " 3 6 9 7 0 2 2 5 5 "   D a t a T y p e = " T e x t " > S h i p T o P h o n e N o < / S h i p T o P h o n e N o > - 
-         < S h o w S h i p p i n g A d d r e s s   E l e m e n t T y p e = " C o l u m n "   E l e m e n t I d = " 1 1 2 0 0 7 1 2 6 6 "   D a t a T y p e = " B o o l e a n " > S h o w S h i p p i n g A d d r e s s < / S h o w S h i p p i n g A d d r e s s > - 
-         < S h o w W o r k D e s c r i p t i o n   E l e m e n t T y p e = " C o l u m n "   E l e m e n t I d = " 7 8 5 4 6 8 8 6 5 "   D a t a T y p e = " B o o l e a n " > S h o w W o r k D e s c r i p t i o n < / S h o w W o r k D e s c r i p t i o n > - 
-         < S u b t o t a l _ L b l   E l e m e n t T y p e = " C o l u m n "   E l e m e n t I d = " 1 9 6 7 7 9 5 1 4 2 "   D a t a T y p e = " L a b e l " > S u b t o t a l _ L b l < / S u b t o t a l _ L b l > - 
-         < T o t a l _ L b l   E l e m e n t T y p e = " C o l u m n "   E l e m e n t I d = " 1 2 1 0 1 0 0 8 7 8 "   D a t a T y p e = " L a b e l " > T o t a l _ L b l < / T o t a l _ L b l > - 
-         < V A T A m o u n t S p e c i f i c a t i o n _ L b l   E l e m e n t T y p e = " C o l u m n "   E l e m e n t I d = " 8 7 8 7 0 6 8 4 6 "   D a t a T y p e = " L a b e l " > V A T A m o u n t S p e c i f i c a t i o n _ L b l < / V A T A m o u n t S p e c i f i c a t i o n _ L b l > - 
-         < V A T A m o u n t _ L b l   E l e m e n t T y p e = " C o l u m n "   E l e m e n t I d = " 1 0 9 4 6 5 7 2 9 "   D a t a T y p e = " L a b e l " > V A T A m o u n t _ L b l < / V A T A m o u n t _ L b l > - 
-         < V A T B a s e _ L b l   E l e m e n t T y p e = " C o l u m n "   E l e m e n t I d = " 1 8 6 6 1 5 8 2 7 8 "   D a t a T y p e = " L a b e l " > V A T B a s e _ L b l < / V A T B a s e _ L b l > - 
-         < V A T C l a u s e s _ L b l   E l e m e n t T y p e = " C o l u m n "   E l e m e n t I d = " 1 3 8 3 9 2 0 0 1 9 "   D a t a T y p e = " L a b e l " > V A T C l a u s e s _ L b l < / V A T C l a u s e s _ L b l > - 
-         < V A T C l a u s e _ L b l   E l e m e n t T y p e = " C o l u m n "   E l e m e n t I d = " 1 5 7 0 4 9 5 4 9 0 "   D a t a T y p e = " S t r i n g " > V A T C l a u s e _ L b l < / V A T C l a u s e _ L b l > - 
-         < V A T I d e n t i f i e r _ L b l   E l e m e n t T y p e = " C o l u m n "   E l e m e n t I d = " 1 6 8 6 6 2 3 9 8 4 "   D a t a T y p e = " L a b e l " > V A T I d e n t i f i e r _ L b l < / V A T I d e n t i f i e r _ L b l > - 
-         < V A T P e r c e n t a g e _ L b l   E l e m e n t T y p e = " C o l u m n "   E l e m e n t I d = " 6 7 6 6 5 4 5 6 5 "   D a t a T y p e = " L a b e l " > V A T P e r c e n t a g e _ L b l < / V A T P e r c e n t a g e _ L b l > - 
-         < V A T R e g i s t r a t i o n N o   E l e m e n t T y p e = " C o l u m n "   E l e m e n t I d = " 1 8 8 9 1 9 5 4 0 2 "   D a t a T y p e = " T e x t " > V A T R e g i s t r a t i o n N o < / V A T R e g i s t r a t i o n N o > - 
-         < V A T R e g i s t r a t i o n N o _ L b l   E l e m e n t T y p e = " C o l u m n "   E l e m e n t I d = " 1 4 2 4 6 1 6 0 8 5 "   D a t a T y p e = " T e x t " > V A T R e g i s t r a t i o n N o _ L b l < / V A T R e g i s t r a t i o n N o _ L b l > - 
-         < Y o u r R e f e r e n c e   E l e m e n t T y p e = " C o l u m n "   E l e m e n t I d = " 1 1 0 3 9 9 5 1 "   D a t a T y p e = " T e x t " > Y o u r R e f e r e n c e < / Y o u r R e f e r e n c e > - 
-         < Y o u r R e f e r e n c e _ L b l   E l e m e n t T y p e = " C o l u m n "   E l e m e n t I d = " 4 6 5 4 7 7 4 2 6 "   D a t a T y p e = " S t r i n g " > Y o u r R e f e r e n c e _ L b l < / Y o u r R e f e r e n c e _ L b l > - 
-         < L i n e   E l e m e n t T y p e = " D a t a I t e m "   E l e m e n t I d = " 4 1 1 9 7 6 1 3 3 " > - 
-             < A m o u n t E x c l u d i n g V A T _ L i n e   E l e m e n t T y p e = " C o l u m n "   E l e m e n t I d = " 1 0 6 2 4 6 0 0 4 0 "   D a t a T y p e = " D e c i m a l " > A m o u n t E x c l u d i n g V A T _ L i n e < / A m o u n t E x c l u d i n g V A T _ L i n e > - 
-             < A m o u n t E x c l u d i n g V A T _ L i n e _ L b l   E l e m e n t T y p e = " C o l u m n "   E l e m e n t I d = " 2 0 0 2 8 7 4 4 7 5 "   D a t a T y p e = " S t r i n g " > A m o u n t E x c l u d i n g V A T _ L i n e _ L b l < / A m o u n t E x c l u d i n g V A T _ L i n e _ L b l > - 
-             < A m o u n t I n c l u d i n g V A T _ L i n e   E l e m e n t T y p e = " C o l u m n "   E l e m e n t I d = " 7 7 0 9 2 8 4 0 2 "   D a t a T y p e = " D e c i m a l " > A m o u n t I n c l u d i n g V A T _ L i n e < / A m o u n t I n c l u d i n g V A T _ L i n e > - 
-             < A m o u n t I n c l u d i n g V A T _ L i n e _ L b l   E l e m e n t T y p e = " C o l u m n "   E l e m e n t I d = " 9 3 0 7 4 7 3 1 3 "   D a t a T y p e = " S t r i n g " > A m o u n t I n c l u d i n g V A T _ L i n e _ L b l < / A m o u n t I n c l u d i n g V A T _ L i n e _ L b l > - 
-             < D e s c r i p t i o n _ L i n e   E l e m e n t T y p e = " C o l u m n "   E l e m e n t I d = " 1 4 0 6 8 2 2 3 1 0 "   D a t a T y p e = " T e x t " > D e s c r i p t i o n _ L i n e < / D e s c r i p t i o n _ L i n e > - 
-             < D e s c r i p t i o n _ L i n e _ L b l   E l e m e n t T y p e = " C o l u m n "   E l e m e n t I d = " 2 1 1 8 9 5 1 4 9 5 "   D a t a T y p e = " S t r i n g " > D e s c r i p t i o n _ L i n e _ L b l < / D e s c r i p t i o n _ L i n e _ L b l > - 
-             < I t e m N o _ L i n e   E l e m e n t T y p e = " C o l u m n "   E l e m e n t I d = " 1 9 1 0 2 9 6 2 8 8 "   D a t a T y p e = " C o d e " > I t e m N o _ L i n e < / I t e m N o _ L i n e > - 
-             < I t e m N o _ L i n e _ L b l   E l e m e n t T y p e = " C o l u m n "   E l e m e n t I d = " 1 3 4 0 0 7 9 6 1 3 "   D a t a T y p e = " S t r i n g " > I t e m N o _ L i n e _ L b l < / I t e m N o _ L i n e _ L b l > - 
-             < I t e m R e f e r e n c e N o _ L i n e   E l e m e n t T y p e = " C o l u m n "   E l e m e n t I d = " 9 2 7 2 3 5 7 "   D a t a T y p e = " C o d e " > I t e m R e f e r e n c e N o _ L i n e < / I t e m R e f e r e n c e N o _ L i n e > - 
-             < I t e m R e f e r e n c e N o _ L i n e _ L b l   E l e m e n t T y p e = " C o l u m n "   E l e m e n t I d = " 1 9 8 0 6 3 1 1 3 0 "   D a t a T y p e = " S t r i n g " > I t e m R e f e r e n c e N o _ L i n e _ L b l < / I t e m R e f e r e n c e N o _ L i n e _ L b l > - 
-             < L i n e A m o u n t _ L i n e   E l e m e n t T y p e = " C o l u m n "   E l e m e n t I d = " 2 6 8 9 3 7 1 6 2 "   D a t a T y p e = " T e x t " > L i n e A m o u n t _ L i n e < / L i n e A m o u n t _ L i n e > - 
-             < L i n e A m o u n t _ L i n e _ L b l   E l e m e n t T y p e = " C o l u m n "   E l e m e n t I d = " 9 9 2 9 0 1 8 4 5 "   D a t a T y p e = " S t r i n g " > L i n e A m o u n t _ L i n e _ L b l < / L i n e A m o u n t _ L i n e _ L b l > - 
-             < L i n e D i s c o u n t P e r c e n t T e x t _ L i n e   E l e m e n t T y p e = " C o l u m n "   E l e m e n t I d = " 6 1 3 1 3 5 1 9 "   D a t a T y p e = " T e x t " > L i n e D i s c o u n t P e r c e n t T e x t _ L i n e < / L i n e D i s c o u n t P e r c e n t T e x t _ L i n e > - 
-             < L i n e D i s c o u n t P e r c e n t _ L i n e   E l e m e n t T y p e = " C o l u m n "   E l e m e n t I d = " 9 0 7 8 2 7 4 3 6 "   D a t a T y p e = " D e c i m a l " > L i n e D i s c o u n t P e r c e n t _ L i n e < / L i n e D i s c o u n t P e r c e n t _ L i n e > - 
-             < L i n e N o _ L i n e   E l e m e n t T y p e = " C o l u m n "   E l e m e n t I d = " 6 9 8 9 8 5 9 7 9 "   D a t a T y p e = " I n t e g e r " > L i n e N o _ L i n e < / L i n e N o _ L i n e > - 
-             < Q u a n t i t y _ L i n e   E l e m e n t T y p e = " C o l u m n "   E l e m e n t I d = " 1 0 6 8 5 4 3 5 3 7 "   D a t a T y p e = " T e x t " > Q u a n t i t y _ L i n e < / Q u a n t i t y _ L i n e > - 
-             < Q u a n t i t y _ L i n e _ L b l   E l e m e n t T y p e = " C o l u m n "   E l e m e n t I d = " 2 0 3 4 5 0 6 8 0 2 "   D a t a T y p e = " S t r i n g " > Q u a n t i t y _ L i n e _ L b l < / Q u a n t i t y _ L i n e _ L b l > - 
-             < S h i p m e n t D a t e _ L i n e   E l e m e n t T y p e = " C o l u m n "   E l e m e n t I d = " 1 6 7 3 3 7 5 4 1 6 "   D a t a T y p e = " S t r i n g " > S h i p m e n t D a t e _ L i n e < / S h i p m e n t D a t e _ L i n e > - 
-             < S h i p m e n t D a t e _ L i n e _ L b l   E l e m e n t T y p e = " C o l u m n "   E l e m e n t I d = " 8 5 3 2 2 4 3 6 3 "   D a t a T y p e = " L a b e l " > S h i p m e n t D a t e _ L i n e _ L b l < / S h i p m e n t D a t e _ L i n e _ L b l > - 
-             < T r a n s H e a d e r A m o u n t   E l e m e n t T y p e = " C o l u m n "   E l e m e n t I d = " 2 0 2 8 3 0 6 2 7 6 "   D a t a T y p e = " D e c i m a l " > T r a n s H e a d e r A m o u n t < / T r a n s H e a d e r A m o u n t > - 
-             < T y p e _ L i n e   E l e m e n t T y p e = " C o l u m n "   E l e m e n t I d = " 2 7 2 8 0 4 9 2 4 "   D a t a T y p e = " S t r i n g " > T y p e _ L i n e < / T y p e _ L i n e > - 
-             < U n i t O f M e a s u r e   E l e m e n t T y p e = " C o l u m n "   E l e m e n t I d = " 1 8 0 8 2 2 8 0 1 8 "   D a t a T y p e = " T e x t " > U n i t O f M e a s u r e < / U n i t O f M e a s u r e > - 
-             < U n i t O f M e a s u r e _ L b l   E l e m e n t T y p e = " C o l u m n "   E l e m e n t I d = " 9 8 1 9 5 1 2 4 9 "   D a t a T y p e = " S t r i n g " > U n i t O f M e a s u r e _ L b l < / U n i t O f M e a s u r e _ L b l > - 
-             < U n i t P r i c e   E l e m e n t T y p e = " C o l u m n "   E l e m e n t I d = " 1 4 7 8 2 2 1 5 2 6 "   D a t a T y p e = " T e x t " > U n i t P r i c e < / U n i t P r i c e > - 
-             < U n i t P r i c e _ L b l   E l e m e n t T y p e = " C o l u m n "   E l e m e n t I d = " 1 1 6 3 9 2 6 6 0 3 "   D a t a T y p e = " S t r i n g " > U n i t P r i c e _ L b l < / U n i t P r i c e _ L b l > - 
-             < V A T I d e n t i f i e r _ L i n e   E l e m e n t T y p e = " C o l u m n "   E l e m e n t I d = " 1 7 7 3 6 2 2 4 1 2 "   D a t a T y p e = " C o d e " > V A T I d e n t i f i e r _ L i n e < / V A T I d e n t i f i e r _ L i n e > - 
-             < V A T I d e n t i f i e r _ L i n e _ L b l   E l e m e n t T y p e = " C o l u m n "   E l e m e n t I d = " 5 3 3 7 8 2 7 0 3 "   D a t a T y p e = " S t r i n g " > V A T I d e n t i f i e r _ L i n e _ L b l < / V A T I d e n t i f i e r _ L i n e _ L b l > - 
-             < V A T P c t _ L i n e   E l e m e n t T y p e = " C o l u m n "   E l e m e n t I d = " 1 9 7 4 0 0 1 9 4 4 "   D a t a T y p e = " T e x t " > V A T P c t _ L i n e < / V A T P c t _ L i n e > - 
-             < V A T P c t _ L i n e _ L b l   E l e m e n t T y p e = " C o l u m n "   E l e m e n t I d = " 1 2 0 7 5 2 9 9 1 5 "   D a t a T y p e = " S t r i n g " > V A T P c t _ L i n e _ L b l < / V A T P c t _ L i n e _ L b l > - 
-             < S h i p m e n t L i n e   E l e m e n t T y p e = " D a t a I t e m "   E l e m e n t I d = " 2 0 1 5 9 9 6 0 5 1 " > - 
-                 < D o c u m e n t N o _ S h i p m e n t L i n e   E l e m e n t T y p e = " C o l u m n "   E l e m e n t I d = " 1 2 4 3 7 6 7 7 6 2 "   D a t a T y p e = " C o d e " > D o c u m e n t N o _ S h i p m e n t L i n e < / D o c u m e n t N o _ S h i p m e n t L i n e > - 
-                 < P o s t i n g D a t e _ S h i p m e n t L i n e   E l e m e n t T y p e = " C o l u m n "   E l e m e n t I d = " 1 8 3 4 0 0 3 2 0 "   D a t a T y p e = " S t r i n g " > P o s t i n g D a t e _ S h i p m e n t L i n e < / P o s t i n g D a t e _ S h i p m e n t L i n e > - 
-                 < P o s t i n g D a t e _ S h i p m e n t L i n e _ L b l   E l e m e n t T y p e = " C o l u m n "   E l e m e n t I d = " 1 0 9 0 0 6 9 0 2 7 "   D a t a T y p e = " S t r i n g " > P o s t i n g D a t e _ S h i p m e n t L i n e _ L b l < / P o s t i n g D a t e _ S h i p m e n t L i n e _ L b l > - 
-                 < Q u a n t i t y _ S h i p m e n t L i n e   E l e m e n t T y p e = " C o l u m n "   E l e m e n t I d = " 1 6 3 7 0 3 4 2 4 7 "   D a t a T y p e = " D e c i m a l " > Q u a n t i t y _ S h i p m e n t L i n e < / Q u a n t i t y _ S h i p m e n t L i n e > - 
-                 < Q u a n t i t y _ S h i p m e n t L i n e _ L b l   E l e m e n t T y p e = " C o l u m n "   E l e m e n t I d = " 1 6 0 2 6 6 7 3 8 6 "   D a t a T y p e = " S t r i n g " > Q u a n t i t y _ S h i p m e n t L i n e _ L b l < / Q u a n t i t y _ S h i p m e n t L i n e _ L b l > - 
-             < / S h i p m e n t L i n e > - 
-             < A s s e m b l y L i n e   E l e m e n t T y p e = " D a t a I t e m "   E l e m e n t I d = " 1 2 0 5 9 4 2 8 5 " > - 
-                 < D e s c r i p t i o n _ A s s e m b l y L i n e   E l e m e n t T y p e = " C o l u m n "   E l e m e n t I d = " 2 8 0 7 4 3 7 9 6 "   D a t a T y p e = " T e x t " > D e s c r i p t i o n _ A s s e m b l y L i n e < / D e s c r i p t i o n _ A s s e m b l y L i n e > - 
-                 < L i n e N o _ A s s e m b l y L i n e   E l e m e n t T y p e = " C o l u m n "   E l e m e n t I d = " 6 4 0 5 8 3 8 9 1 "   D a t a T y p e = " C o d e " > L i n e N o _ A s s e m b l y L i n e < / L i n e N o _ A s s e m b l y L i n e > - 
-                 < Q u a n t i t y _ A s s e m b l y L i n e   E l e m e n t T y p e = " C o l u m n "   E l e m e n t I d = " 1 9 5 7 6 4 8 2 3 1 "   D a t a T y p e = " D e c i m a l " > Q u a n t i t y _ A s s e m b l y L i n e < / Q u a n t i t y _ A s s e m b l y L i n e > - 
-                 < U n i t O f M e a s u r e _ A s s e m b l y L i n e   E l e m e n t T y p e = " C o l u m n "   E l e m e n t I d = " 1 6 4 9 1 2 3 7 7 3 "   D a t a T y p e = " T e x t " > U n i t O f M e a s u r e _ A s s e m b l y L i n e < / U n i t O f M e a s u r e _ A s s e m b l y L i n e > - 
-                 < V a r i a n t C o d e _ A s s e m b l y L i n e   E l e m e n t T y p e = " C o l u m n "   E l e m e n t I d = " 1 8 6 9 4 0 7 6 7 2 "   D a t a T y p e = " C o d e " > V a r i a n t C o d e _ A s s e m b l y L i n e < / V a r i a n t C o d e _ A s s e m b l y L i n e > - 
-             < / A s s e m b l y L i n e > - 
-         < / L i n e > - 
-         < W o r k D e s c r i p t i o n L i n e s   E l e m e n t T y p e = " D a t a I t e m "   E l e m e n t I d = " 2 7 6 8 1 9 4 4 7 " > - 
-             < W o r k D e s c r i p t i o n L i n e   E l e m e n t T y p e = " C o l u m n "   E l e m e n t I d = " 1 9 4 7 6 2 1 6 7 6 "   D a t a T y p e = " T e x t " > W o r k D e s c r i p t i o n L i n e < / W o r k D e s c r i p t i o n L i n e > - 
-             < W o r k D e s c r i p t i o n L i n e N u m b e r   E l e m e n t T y p e = " C o l u m n "   E l e m e n t I d = " 7 9 7 3 0 7 2 2 3 "   D a t a T y p e = " I n t e g e r " > W o r k D e s c r i p t i o n L i n e N u m b e r < / W o r k D e s c r i p t i o n L i n e N u m b e r > - 
-         < / W o r k D e s c r i p t i o n L i n e s > - 
-         < V A T A m o u n t L i n e   E l e m e n t T y p e = " D a t a I t e m "   E l e m e n t I d = " 8 2 7 5 3 4 3 4 8 " > - 
-             < I n v o i c e D i s c o u n t A m o u n t _ V A T A m o u n t L i n e   E l e m e n t T y p e = " C o l u m n "   E l e m e n t I d = " 8 2 4 7 3 0 1 4 1 "   D a t a T y p e = " D e c i m a l " > I n v o i c e D i s c o u n t A m o u n t _ V A T A m o u n t L i n e < / I n v o i c e D i s c o u n t A m o u n t _ V A T A m o u n t L i n e > - 
-             < I n v o i c e D i s c o u n t A m o u n t _ V A T A m o u n t L i n e _ L b l   E l e m e n t T y p e = " C o l u m n "   E l e m e n t I d = " 1 5 6 2 2 0 0 0 3 4 "   D a t a T y p e = " S t r i n g " > I n v o i c e D i s c o u n t A m o u n t _ V A T A m o u n t L i n e _ L b l < / I n v o i c e D i s c o u n t A m o u n t _ V A T A m o u n t L i n e _ L b l > - 
-             < I n v o i c e D i s c o u n t B a s e A m o u n t _ V A T A m o u n t L i n e   E l e m e n t T y p e = " C o l u m n "   E l e m e n t I d = " 2 0 4 0 3 3 2 2 6 6 "   D a t a T y p e = " D e c i m a l " > I n v o i c e D i s c o u n t B a s e A m o u n t _ V A T A m o u n t L i n e < / I n v o i c e D i s c o u n t B a s e A m o u n t _ V A T A m o u n t L i n e > - 
-             < I n v o i c e D i s c o u n t B a s e A m o u n t _ V A T A m o u n t L i n e _ L b l   E l e m e n t T y p e = " C o l u m n "   E l e m e n t I d = " 4 0 5 9 6 0 3 3 1 "   D a t a T y p e = " S t r i n g " > I n v o i c e D i s c o u n t B a s e A m o u n t _ V A T A m o u n t L i n e _ L b l < / I n v o i c e D i s c o u n t B a s e A m o u n t _ V A T A m o u n t L i n e _ L b l > - 
-             < L i n e A m o u n t _ V a t A m o u n t L i n e   E l e m e n t T y p e = " C o l u m n "   E l e m e n t I d = " 2 1 4 6 5 4 0 1 "   D a t a T y p e = " D e c i m a l " > L i n e A m o u n t _ V a t A m o u n t L i n e < / L i n e A m o u n t _ V a t A m o u n t L i n e > - 
-             < L i n e A m o u n t _ V a t A m o u n t L i n e _ L b l   E l e m e n t T y p e = " C o l u m n "   E l e m e n t I d = " 1 1 1 0 9 1 2 1 2 4 "   D a t a T y p e = " S t r i n g " > L i n e A m o u n t _ V a t A m o u n t L i n e _ L b l < / L i n e A m o u n t _ V a t A m o u n t L i n e _ L b l > - 
-             < N o O f V A T I d e n t i f i e r s   E l e m e n t T y p e = " C o l u m n "   E l e m e n t I d = " 1 1 5 3 2 6 3 0 2 6 "   D a t a T y p e = " I n t e g e r " > N o O f V A T I d e n t i f i e r s < / N o O f V A T I d e n t i f i e r s > - 
-             < V A T A m o u n t L C Y _ V A T A m o u n t L i n e   E l e m e n t T y p e = " C o l u m n "   E l e m e n t I d = " 1 5 8 1 9 9 4 3 5 0 "   D a t a T y p e = " D e c i m a l " > V A T A m o u n t L C Y _ V A T A m o u n t L i n e < / V A T A m o u n t L C Y _ V A T A m o u n t L i n e > - 
-             < V A T A m o u n t L C Y _ V A T A m o u n t L i n e _ L b l   E l e m e n t T y p e = " C o l u m n "   E l e m e n t I d = " 9 2 3 0 0 3 3 7 "   D a t a T y p e = " L a b e l " > V A T A m o u n t L C Y _ V A T A m o u n t L i n e _ L b l < / V A T A m o u n t L C Y _ V A T A m o u n t L i n e _ L b l > - 
-             < V A T A m o u n t _ V a t A m o u n t L i n e   E l e m e n t T y p e = " C o l u m n "   E l e m e n t I d = " 1 8 9 1 8 2 0 6 2 0 "   D a t a T y p e = " D e c i m a l " > V A T A m o u n t _ V a t A m o u n t L i n e < / V A T A m o u n t _ V a t A m o u n t L i n e > - 
-             < V A T A m o u n t _ V a t A m o u n t L i n e _ L b l   E l e m e n t T y p e = " C o l u m n "   E l e m e n t I d = " 1 5 1 3 5 5 5 4 7 3 "   D a t a T y p e = " S t r i n g " > V A T A m o u n t _ V a t A m o u n t L i n e _ L b l < / V A T A m o u n t _ V a t A m o u n t L i n e _ L b l > - 
-             < V A T B a s e L C Y _ V A T A m o u n t L i n e   E l e m e n t T y p e = " C o l u m n "   E l e m e n t I d = " 1 8 6 0 9 4 5 6 3 5 "   D a t a T y p e = " D e c i m a l " > V A T B a s e L C Y _ V A T A m o u n t L i n e < / V A T B a s e L C Y _ V A T A m o u n t L i n e > - 
-             < V A T B a s e L C Y _ V A T A m o u n t L i n e _ L b l   E l e m e n t T y p e = " C o l u m n "   E l e m e n t I d = " 1 2 3 6 4 6 7 9 9 8 "   D a t a T y p e = " L a b e l " > V A T B a s e L C Y _ V A T A m o u n t L i n e _ L b l < / V A T B a s e L C Y _ V A T A m o u n t L i n e _ L b l > - 
-             < V A T B a s e _ V a t A m o u n t L i n e   E l e m e n t T y p e = " C o l u m n "   E l e m e n t I d = " 1 4 5 8 9 3 7 8 1 9 "   D a t a T y p e = " D e c i m a l " > V A T B a s e _ V a t A m o u n t L i n e < / V A T B a s e _ V a t A m o u n t L i n e > - 
-             < V A T B a s e _ V a t A m o u n t L i n e _ L b l   E l e m e n t T y p e = " C o l u m n "   E l e m e n t I d = " 1 6 9 1 3 0 2 4 8 8 "   D a t a T y p e = " S t r i n g " > V A T B a s e _ V a t A m o u n t L i n e _ L b l < / V A T B a s e _ V a t A m o u n t L i n e _ L b l > - 
-             < V A T I d e n t i f i e r _ V a t A m o u n t L i n e   E l e m e n t T y p e = " C o l u m n "   E l e m e n t I d = " 1 1 4 2 0 7 0 0 3 5 "   D a t a T y p e = " C o d e " > V A T I d e n t i f i e r _ V a t A m o u n t L i n e < / V A T I d e n t i f i e r _ V a t A m o u n t L i n e > - 
-             < V A T I d e n t i f i e r _ V a t A m o u n t L i n e _ L b l   E l e m e n t T y p e = " C o l u m n "   E l e m e n t I d = " 8 6 4 5 0 4 5 0 "   D a t a T y p e = " S t r i n g " > V A T I d e n t i f i e r _ V a t A m o u n t L i n e _ L b l < / V A T I d e n t i f i e r _ V a t A m o u n t L i n e _ L b l > - 
-             < V A T P c t _ V a t A m o u n t L i n e   E l e m e n t T y p e = " C o l u m n "   E l e m e n t I d = " 1 4 5 3 5 4 2 7 7 7 "   D a t a T y p e = " D e c i m a l " > V A T P c t _ V a t A m o u n t L i n e < / V A T P c t _ V a t A m o u n t L i n e > - 
-             < V A T P c t _ V a t A m o u n t L i n e _ L b l   E l e m e n t T y p e = " C o l u m n "   E l e m e n t I d = " 6 7 6 3 2 3 7 8 "   D a t a T y p e = " S t r i n g " > V A T P c t _ V a t A m o u n t L i n e _ L b l < / V A T P c t _ V a t A m o u n t L i n e _ L b l > - 
-         < / V A T A m o u n t L i n e > - 
-         < V A T C l a u s e L i n e   E l e m e n t T y p e = " D a t a I t e m "   E l e m e n t I d = " 1 6 6 5 5 0 0 1 6 3 " > - 
-             < C o d e _ V A T C l a u s e L i n e   E l e m e n t T y p e = " C o l u m n "   E l e m e n t I d = " 1 8 2 4 5 8 9 8 4 7 "   D a t a T y p e = " C o d e " > C o d e _ V A T C l a u s e L i n e < / C o d e _ V A T C l a u s e L i n e > - 
-             < C o d e _ V A T C l a u s e L i n e _ L b l   E l e m e n t T y p e = " C o l u m n "   E l e m e n t I d = " 4 6 1 5 3 3 0 2 "   D a t a T y p e = " S t r i n g " > C o d e _ V A T C l a u s e L i n e _ L b l < / C o d e _ V A T C l a u s e L i n e _ L b l > - 
-             < D e s c r i p t i o n 2 _ V A T C l a u s e L i n e   E l e m e n t T y p e = " C o l u m n "   E l e m e n t I d = " 1 3 7 9 6 6 7 4 7 0 "   D a t a T y p e = " T e x t " > D e s c r i p t i o n 2 _ V A T C l a u s e L i n e < / D e s c r i p t i o n 2 _ V A T C l a u s e L i n e > - 
-             < D e s c r i p t i o n _ V A T C l a u s e L i n e   E l e m e n t T y p e = " C o l u m n "   E l e m e n t I d = " 1 3 0 5 5 4 5 9 2 4 "   D a t a T y p e = " T e x t " > D e s c r i p t i o n _ V A T C l a u s e L i n e < / D e s c r i p t i o n _ V A T C l a u s e L i n e > - 
-             < N o O f V A T C l a u s e s   E l e m e n t T y p e = " C o l u m n "   E l e m e n t I d = " 7 5 6 4 1 7 3 9 2 "   D a t a T y p e = " I n t e g e r " > N o O f V A T C l a u s e s < / N o O f V A T C l a u s e s > - 
-             < V A T A m o u n t _ V A T C l a u s e L i n e   E l e m e n t T y p e = " C o l u m n "   E l e m e n t I d = " 2 2 2 4 6 9 0 5 9 "   D a t a T y p e = " D e c i m a l " > V A T A m o u n t _ V A T C l a u s e L i n e < / V A T A m o u n t _ V A T C l a u s e L i n e > - 
-             < V A T I d e n t i f i e r _ V A T C l a u s e L i n e   E l e m e n t T y p e = " C o l u m n "   E l e m e n t I d = " 1 4 6 4 4 7 2 4 7 8 "   D a t a T y p e = " C o d e " > V A T I d e n t i f i e r _ V A T C l a u s e L i n e < / V A T I d e n t i f i e r _ V A T C l a u s e L i n e > - 
-         < / V A T C l a u s e L i n e > - 
-         < R e p o r t T o t a l s L i n e   E l e m e n t T y p e = " D a t a I t e m "   E l e m e n t I d = " 2 1 2 2 5 4 9 8 3 6 " > - 
-             < A m o u n t F o r m a t t e d _ R e p o r t T o t a l s L i n e   E l e m e n t T y p e = " C o l u m n "   E l e m e n t I d = " 1 5 0 6 1 3 6 8 2 5 "   D a t a T y p e = " T e x t " > A m o u n t F o r m a t t e d _ R e p o r t T o t a l s L i n e < / A m o u n t F o r m a t t e d _ R e p o r t T o t a l s L i n e > - 
-             < A m o u n t _ R e p o r t T o t a l s L i n e   E l e m e n t T y p e = " C o l u m n "   E l e m e n t I d = " 4 1 9 9 1 8 3 6 9 "   D a t a T y p e = " D e c i m a l " > A m o u n t _ R e p o r t T o t a l s L i n e < / A m o u n t _ R e p o r t T o t a l s L i n e > - 
-             < D e s c r i p t i o n _ R e p o r t T o t a l s L i n e   E l e m e n t T y p e = " C o l u m n "   E l e m e n t I d = " 5 8 1 9 9 6 0 6 7 "   D a t a T y p e = " T e x t " > D e s c r i p t i o n _ R e p o r t T o t a l s L i n e < / D e s c r i p t i o n _ R e p o r t T o t a l s L i n e > - 
-             < F o n t B o l d _ R e p o r t T o t a l s L i n e   E l e m e n t T y p e = " C o l u m n "   E l e m e n t I d = " 9 4 6 5 4 0 5 4 9 "   D a t a T y p e = " B o o l e a n " > F o n t B o l d _ R e p o r t T o t a l s L i n e < / F o n t B o l d _ R e p o r t T o t a l s L i n e > - 
-             < F o n t U n d e r l i n e _ R e p o r t T o t a l s L i n e   E l e m e n t T y p e = " C o l u m n "   E l e m e n t I d = " 2 0 2 1 5 3 3 6 9 4 "   D a t a T y p e = " B o o l e a n " > F o n t U n d e r l i n e _ R e p o r t T o t a l s L i n e < / F o n t U n d e r l i n e _ R e p o r t T o t a l s L i n e > - 
-         < / R e p o r t T o t a l s L i n e > - 
-         < L e t t e r T e x t   E l e m e n t T y p e = " D a t a I t e m "   E l e m e n t I d = " 1 5 1 0 3 5 3 8 3 4 " > - 
-             < B o d y T e x t   E l e m e n t T y p e = " C o l u m n "   E l e m e n t I d = " 1 4 9 7 5 9 8 0 8 "   D a t a T y p e = " L a b e l " > B o d y T e x t < / B o d y T e x t > - 
-             < C l o s i n g T e x t   E l e m e n t T y p e = " C o l u m n "   E l e m e n t I d = " 5 1 2 1 3 5 9 0 9 "   D a t a T y p e = " L a b e l " > C l o s i n g T e x t < / C l o s i n g T e x t > - 
-             < G r e e t i n g T e x t   E l e m e n t T y p e = " C o l u m n "   E l e m e n t I d = " 1 1 7 5 2 7 9 2 8 9 "   D a t a T y p e = " L a b e l " > G r e e t i n g T e x t < / G r e e t i n g T e x t > - 
-         < / L e t t e r T e x t > - 
-         < T o t a l s   E l e m e n t T y p e = " D a t a I t e m "   E l e m e n t I d = " 1 8 2 3 9 5 0 0 4 4 " > - 
-             < C u r r e n c y C o d e   E l e m e n t T y p e = " C o l u m n "   E l e m e n t I d = " 1 5 7 9 5 9 5 9 2 1 "   D a t a T y p e = " T e x t " > C u r r e n c y C o d e < / C u r r e n c y C o d e > - 
-             < C u r r e n c y S y m b o l   E l e m e n t T y p e = " C o l u m n "   E l e m e n t I d = " 1 1 6 2 5 1 0 7 4 8 "   D a t a T y p e = " T e x t " > C u r r e n c y S y m b o l < / C u r r e n c y S y m b o l > - 
-             < T o t a l A m o u n t I n c l u d i n g V A T   E l e m e n t T y p e = " C o l u m n "   E l e m e n t I d = " 9 1 0 5 1 1 5 7 5 "   D a t a T y p e = " S t r i n g " > T o t a l A m o u n t I n c l u d i n g V A T < / T o t a l A m o u n t I n c l u d i n g V A T > - 
-             < T o t a l E x c l u d i n g V A T T e x t   E l e m e n t T y p e = " C o l u m n "   E l e m e n t I d = " 1 9 2 2 9 4 6 3 1 0 "   D a t a T y p e = " T e x t " > T o t a l E x c l u d i n g V A T T e x t < / T o t a l E x c l u d i n g V A T T e x t > - 
-             < T o t a l I n c l u d i n g V A T T e x t   E l e m e n t T y p e = " C o l u m n "   E l e m e n t I d = " 1 2 0 4 0 1 6 3 5 2 "   D a t a T y p e = " T e x t " > T o t a l I n c l u d i n g V A T T e x t < / T o t a l I n c l u d i n g V A T T e x t > - 
-             < T o t a l I n v o i c e D i s c o u n t A m o u n t   E l e m e n t T y p e = " C o l u m n "   E l e m e n t I d = " 4 0 2 1 7 7 5 1 "   D a t a T y p e = " S t r i n g " > T o t a l I n v o i c e D i s c o u n t A m o u n t < / T o t a l I n v o i c e D i s c o u n t A m o u n t > - 
-             < T o t a l N e t A m o u n t   E l e m e n t T y p e = " C o l u m n "   E l e m e n t I d = " 4 8 3 1 9 3 3 7 2 "   D a t a T y p e = " S t r i n g " > T o t a l N e t A m o u n t < / T o t a l N e t A m o u n t > - 
-             < T o t a l P a y m e n t D i s c o u n t O n V A T   E l e m e n t T y p e = " C o l u m n "   E l e m e n t I d = " 7 3 6 0 4 1 8 8 6 "   D a t a T y p e = " D e c i m a l " > T o t a l P a y m e n t D i s c o u n t O n V A T < / T o t a l P a y m e n t D i s c o u n t O n V A T > - 
-             < T o t a l S u b T o t a l   E l e m e n t T y p e = " C o l u m n "   E l e m e n t I d = " 2 0 9 7 8 7 6 8 0 1 "   D a t a T y p e = " S t r i n g " > T o t a l S u b T o t a l < / T o t a l S u b T o t a l > - 
-             < T o t a l S u b T o t a l M i n u s I n v o i c e D i s c o u n t   E l e m e n t T y p e = " C o l u m n "   E l e m e n t I d = " 7 6 9 4 3 1 8 8 7 "   D a t a T y p e = " S t r i n g " > T o t a l S u b T o t a l M i n u s I n v o i c e D i s c o u n t < / T o t a l S u b T o t a l M i n u s I n v o i c e D i s c o u n t > - 
-             < T o t a l T e x t   E l e m e n t T y p e = " C o l u m n "   E l e m e n t I d = " 2 3 1 9 1 0 5 1 8 "   D a t a T y p e = " T e x t " > T o t a l T e x t < / T o t a l T e x t > - 
-             < T o t a l V A T A m o u n t   E l e m e n t T y p e = " C o l u m n "   E l e m e n t I d = " 1 6 2 7 1 0 2 3 2 8 "   D a t a T y p e = " S t r i n g " > T o t a l V A T A m o u n t < / T o t a l V A T A m o u n t > - 
-             < T o t a l V A T A m o u n t L C Y   E l e m e n t T y p e = " C o l u m n "   E l e m e n t I d = " 1 5 0 6 5 7 0 2 1 8 "   D a t a T y p e = " D e c i m a l " > T o t a l V A T A m o u n t L C Y < / T o t a l V A T A m o u n t L C Y > - 
-             < T o t a l V A T A m o u n t T e x t   E l e m e n t T y p e = " C o l u m n "   E l e m e n t I d = " 9 7 3 6 6 6 3 3 9 "   D a t a T y p e = " T e x t " > T o t a l V A T A m o u n t T e x t < / T o t a l V A T A m o u n t T e x t > - 
-             < T o t a l V A T B a s e L C Y   E l e m e n t T y p e = " C o l u m n "   E l e m e n t I d = " 8 3 4 4 5 0 5 2 1 "   D a t a T y p e = " D e c i m a l " > T o t a l V A T B a s e L C Y < / T o t a l V A T B a s e L C Y > - 
-         < / T o t a l s > - 
-     < / H e a d e r > - 
- < / N a v W o r d R e p o r t X m l P a r t > 
 </file>
 
 <file path=customXml/itemProps1.xml><?xml version="1.0" encoding="utf-8"?>

--- a/src/Layers/W1/BaseApp/Sales/History/StandardSalesCreditMemoThemable.docx
+++ b/src/Layers/W1/BaseApp/Sales/History/StandardSalesCreditMemoThemable.docx
@@ -7177,6 +7177,8 @@
  
              < R e p o r t N a m e > R e p o r t   N a m e < / R e p o r t N a m e >   
+             < R e p o r t C a p t i o n > R e p o r t   C a p t i o n < / R e p o r t C a p t i o n > + 
              < A b o u t T h i s R e p o r t T i t l e > A b o u t   T h i s   R e p o r t   T i t l e < / A b o u t T h i s R e p o r t T i t l e >   
              < A b o u t T h i s R e p o r t T e x t > A b o u t   T h i s   R e p o r t   T e x t < / A b o u t T h i s R e p o r t T e x t > @@ -7223,6 +7225,84 @@
  
          < / R e p o r t R e q u e s t >   
+         < C o m p a n y M e t a d a t a > + 
+             < C o m p a n y N a m e > C o m p a n y   N a m e < / C o m p a n y N a m e > + 
+             < C o m p a n y D i s p l a y N a m e > C o m p a n y   D i s p l a y   N a m e < / C o m p a n y D i s p l a y N a m e > + 
+             < C o m p a n y A d d r e s s L i n e s > + 
+                 < C o m p a n y A d d r e s s L i n e 1 > C o m p a n y   A d d r e s s   L i n e   1 < / C o m p a n y A d d r e s s L i n e 1 > + 
+                 < C o m p a n y A d d r e s s L i n e 2 > C o m p a n y   A d d r e s s   L i n e   2 < / C o m p a n y A d d r e s s L i n e 2 > + 
+                 < C o m p a n y A d d r e s s L i n e 3 > C o m p a n y   A d d r e s s   L i n e   3 < / C o m p a n y A d d r e s s L i n e 3 > + 
+                 < C o m p a n y A d d r e s s L i n e 4 > C o m p a n y   A d d r e s s   L i n e   4 < / C o m p a n y A d d r e s s L i n e 4 > + 
+                 < C o m p a n y A d d r e s s L i n e 5 > C o m p a n y   A d d r e s s   L i n e   5 < / C o m p a n y A d d r e s s L i n e 5 > + 
+                 < C o m p a n y A d d r e s s L i n e 6 > C o m p a n y   A d d r e s s   L i n e   6 < / C o m p a n y A d d r e s s L i n e 6 > + 
+                 < C o m p a n y A d d r e s s L i n e 7 > C o m p a n y   A d d r e s s   L i n e   7 < / C o m p a n y A d d r e s s L i n e 7 > + 
+                 < C o m p a n y A d d r e s s L i n e 8 > C o m p a n y   A d d r e s s   L i n e   8 < / C o m p a n y A d d r e s s L i n e 8 > + 
+             < / C o m p a n y A d d r e s s L i n e s > + 
+             < C o m p a n y P h o n e > C o m p a n y   P h o n e < / C o m p a n y P h o n e > + 
+             < C o m p a n y P h o n e C a p t i o n > C o m p a n y   P h o n e   C a p t i o n < / C o m p a n y P h o n e C a p t i o n > + 
+             < C o m p a n y F a x N o > C o m p a n y   F a x   N o . < / C o m p a n y F a x N o > + 
+             < C o m p a n y F a x N o C a p t i o n > C o m p a n y   F a x   N o .   C a p t i o n < / C o m p a n y F a x N o C a p t i o n > + 
+             < C o m p a n y E m a i l > C o m p a n y   E m a i l < / C o m p a n y E m a i l > + 
+             < C o m p a n y E m a i l C a p t i o n > C o m p a n y   E m a i l   C a p t i o n < / C o m p a n y E m a i l C a p t i o n > + 
+             < C o m p a n y H o m e P a g e > C o m p a n y   H o m e   P a g e < / C o m p a n y H o m e P a g e > + 
+             < C o m p a n y H o m e P a g e C a p t i o n > C o m p a n y   H o m e   P a g e   C a p t i o n < / C o m p a n y H o m e P a g e C a p t i o n > + 
+             < C o m p a n y L o g o > C o m p a n y   L o g o < / C o m p a n y L o g o > + 
+             < C o m p a n y V A T R e g i s t r a t i o n N o > C o m p a n y   V A T   R e g i s t r a t i o n   N o . < / C o m p a n y V A T R e g i s t r a t i o n N o > + 
+             < C o m p a n y V A T R e g i s t r a t i o n N o C a p t i o n > C o m p a n y   V A T   R e g i s t r a t i o n   N o .   C a p t i o n < / C o m p a n y V A T R e g i s t r a t i o n N o C a p t i o n > + 
+             < C o m p a n y R e g i s t r a t i o n N o > C o m p a n y   R e g i s t r a t i o n   N o . < / C o m p a n y R e g i s t r a t i o n N o > + 
+             < C o m p a n y R e g i s t r a t i o n N o C a p t i o n > C o m p a n y   R e g i s t r a t i o n   N o .   C a p t i o n < / C o m p a n y R e g i s t r a t i o n N o C a p t i o n > + 
+             < C o m p a n y B a n k N a m e > C o m p a n y   B a n k   N a m e < / C o m p a n y B a n k N a m e > + 
+             < C o m p a n y B a n k N a m e C a p t i o n > C o m p a n y   B a n k   N a m e   C a p t i o n < / C o m p a n y B a n k N a m e C a p t i o n > + 
+             < C o m p a n y B a n k A c c o u n t N o > C o m p a n y   B a n k   A c c o u n t   N o . < / C o m p a n y B a n k A c c o u n t N o > + 
+             < C o m p a n y B a n k A c c o u n t N o C a p t i o n > C o m p a n y   B a n k   A c c o u n t   N o .   C a p t i o n < / C o m p a n y B a n k A c c o u n t N o C a p t i o n > + 
+             < C o m p a n y B a n k B r a n c h N o > C o m p a n y   B a n k   B r a n c h   N o . < / C o m p a n y B a n k B r a n c h N o > + 
+             < C o m p a n y B a n k B r a n c h N o C a p t i o n > C o m p a n y   B a n k   B r a n c h   N o .   C a p t i o n < / C o m p a n y B a n k B r a n c h N o C a p t i o n > + 
+             < C o m p a n y I B A N > C o m p a n y   I B A N < / C o m p a n y I B A N > + 
+             < C o m p a n y I B A N C a p t i o n > C o m p a n y   I B A N   C a p t i o n < / C o m p a n y I B A N C a p t i o n > + 
+             < C o m p a n y B a n k S W I F T > C o m p a n y   B a n k   S W I F T < / C o m p a n y B a n k S W I F T > + 
+             < C o m p a n y B a n k S W I F T C a p t i o n > C o m p a n y   B a n k   S W I F T   C a p t i o n < / C o m p a n y B a n k S W I F T C a p t i o n > + 
+             < C o m p a n y G i r o N o > C o m p a n y   G i r o   N o . < / C o m p a n y G i r o N o > + 
+             < C o m p a n y G i r o N o C a p t i o n > C o m p a n y   G i r o   N o .   C a p t i o n < / C o m p a n y G i r o N o C a p t i o n > + 
+         < / C o m p a n y M e t a d a t a > + 
      < / B C R e p o r t I n f o r m a t i o n >   
      < H e a d e r > @@ -7364,10 +7444,6 @@
          < E x t e r n a l D o c u m e n t N o > E x t e r n a l D o c u m e n t N o < / E x t e r n a l D o c u m e n t N o >   
          < E x t e r n a l D o c u m e n t N o L b l > E x t e r n a l D o c u m e n t N o L b l < / E x t e r n a l D o c u m e n t N o L b l > - 
-         < G l o b a l L o c a t i o n N u m b e r > G l o b a l L o c a t i o n N u m b e r < / G l o b a l L o c a t i o n N u m b e r > - 
-         < G l o b a l L o c a t i o n N u m b e r _ L b l > G l o b a l L o c a t i o n N u m b e r _ L b l < / G l o b a l L o c a t i o n N u m b e r _ L b l >   
          < H o m e P a g e _ H e a d e r _ L b l > H o m e P a g e _ H e a d e r _ L b l < / H o m e P a g e _ H e a d e r _ L b l >   
@@ -7706,6 +7782,921 @@
 
 <file path=customXml/item2.xml><?xml version="1.0" encoding="utf-8"?>
 <b:Sources xmlns:b="http://schemas.openxmlformats.org/officeDocument/2006/bibliography" xmlns="http://schemas.openxmlformats.org/officeDocument/2006/bibliography" SelectedStyle="\APASixthEditionOfficeOnline.xsl" StyleName="APA" Version="6"/>
+</file>
+
+<file path=customXml/item3.xml>��< ? x m l   v e r s i o n = " 1 . 0 "   e n c o d i n g = " u t f - 1 6 " ? > + 
+ < N a v W o r d R e p o r t X m l P a r t   x m l n s = " u r n : m i c r o s o f t - d y n a m i c s - b u s i n e s s c e n t r a l / i n t e r n a l / e x t e n d e d / r e p o r t s / S t a n d a r d _ S a l e s _ C r e d i t _ M e m o / 1 3 0 7 / " > + 
+     < B C R e p o r t I n f o r m a t i o n > + 
+         < R e p o r t M e t a d a t a > + 
+             < E x t e n s i o n I d > E x t e n s i o n   I D < / E x t e n s i o n I d > + 
+             < E x t e n s i o n N a m e > E x t e n s i o n   N a m e < / E x t e n s i o n N a m e > + 
+             < E x t e n s i o n P u b l i s h e r > E x t e n s i o n   P u b l i s h e r < / E x t e n s i o n P u b l i s h e r > + 
+             < E x t e n s i o n V e r s i o n > E x t e n s i o n   V e r s i o n < / E x t e n s i o n V e r s i o n > + 
+             < R e p o r t I d > R e p o r t   I D < / R e p o r t I d > + 
+             < R e p o r t N a m e > R e p o r t   N a m e < / R e p o r t N a m e > + 
+             < R e p o r t C a p t i o n > R e p o r t   C a p t i o n < / R e p o r t C a p t i o n > + 
+             < A b o u t T h i s R e p o r t T i t l e > A b o u t   T h i s   R e p o r t   T i t l e < / A b o u t T h i s R e p o r t T i t l e > + 
+             < A b o u t T h i s R e p o r t T e x t > A b o u t   T h i s   R e p o r t   T e x t < / A b o u t T h i s R e p o r t T e x t > + 
+             < R e p o r t H e l p L i n k > R e p o r t   H e l p   L i n k < / R e p o r t H e l p L i n k > + 
+         < / R e p o r t M e t a d a t a > + 
+         < R e p o r t R e q u e s t > + 
+             < T e n a n t E n t r a I d > T e n a n t   E n t r a   I d < / T e n a n t E n t r a I d > + 
+             < E n v i r o n m e n t N a m e > E n v i r o n m e n t   N a m e < / E n v i r o n m e n t N a m e > + 
+             < E n v i r o n m e n t T y p e > E n v i r o n m e n t   T y p e < / E n v i r o n m e n t T y p e > + 
+             < C o m p a n y N a m e > C o m p a n y   N a m e < / C o m p a n y N a m e > + 
+             < C o m p a n y D i s p l a y N a m e > C o m p a n y   D i s p l a y   N a m e < / C o m p a n y D i s p l a y N a m e > + 
+             < C o m p a n y I d > C o m p a n y   I D < / C o m p a n y I d > + 
+             < U s e r N a m e > U s e r   N a m e < / U s e r N a m e > + 
+             < D a t e A n d T i m e > D a t e   a n d   T i m e < / D a t e A n d T i m e > + 
+             < L a n g u a g e > L a n g u a g e < / L a n g u a g e > + 
+             < F o r m a t R e g i o n > F o r m a t   R e g i o n < / F o r m a t R e g i o n > + 
+             < D a t e T i m e V a l u e s > + 
+                 < Y e a r > Y e a r < / Y e a r > + 
+                 < M o n t h N u m b e r > M o n t h   N u m b e r < / M o n t h N u m b e r > + 
+                 < D a y N u m b e r > D a y   N u m b e r < / D a y N u m b e r > + 
+                 < H o u r > H o u r < / H o u r > + 
+                 < M i n u t e > M i n u t e < / M i n u t e > + 
+             < / D a t e T i m e V a l u e s > + 
+         < / R e p o r t R e q u e s t > + 
+         < C o m p a n y M e t a d a t a > + 
+             < C o m p a n y N a m e > C o m p a n y   N a m e < / C o m p a n y N a m e > + 
+             < C o m p a n y D i s p l a y N a m e > C o m p a n y   D i s p l a y   N a m e < / C o m p a n y D i s p l a y N a m e > + 
+             < C o m p a n y A d d r e s s L i n e s > + 
+                 < C o m p a n y A d d r e s s L i n e 1 > C o m p a n y   A d d r e s s   L i n e   1 < / C o m p a n y A d d r e s s L i n e 1 > + 
+                 < C o m p a n y A d d r e s s L i n e 2 > C o m p a n y   A d d r e s s   L i n e   2 < / C o m p a n y A d d r e s s L i n e 2 > + 
+                 < C o m p a n y A d d r e s s L i n e 3 > C o m p a n y   A d d r e s s   L i n e   3 < / C o m p a n y A d d r e s s L i n e 3 > + 
+                 < C o m p a n y A d d r e s s L i n e 4 > C o m p a n y   A d d r e s s   L i n e   4 < / C o m p a n y A d d r e s s L i n e 4 > + 
+                 < C o m p a n y A d d r e s s L i n e 5 > C o m p a n y   A d d r e s s   L i n e   5 < / C o m p a n y A d d r e s s L i n e 5 > + 
+                 < C o m p a n y A d d r e s s L i n e 6 > C o m p a n y   A d d r e s s   L i n e   6 < / C o m p a n y A d d r e s s L i n e 6 > + 
+                 < C o m p a n y A d d r e s s L i n e 7 > C o m p a n y   A d d r e s s   L i n e   7 < / C o m p a n y A d d r e s s L i n e 7 > + 
+                 < C o m p a n y A d d r e s s L i n e 8 > C o m p a n y   A d d r e s s   L i n e   8 < / C o m p a n y A d d r e s s L i n e 8 > + 
+             < / C o m p a n y A d d r e s s L i n e s > + 
+             < C o m p a n y P h o n e > C o m p a n y   P h o n e < / C o m p a n y P h o n e > + 
+             < C o m p a n y P h o n e C a p t i o n > C o m p a n y   P h o n e   C a p t i o n < / C o m p a n y P h o n e C a p t i o n > + 
+             < C o m p a n y F a x N o > C o m p a n y   F a x   N o . < / C o m p a n y F a x N o > + 
+             < C o m p a n y F a x N o C a p t i o n > C o m p a n y   F a x   N o .   C a p t i o n < / C o m p a n y F a x N o C a p t i o n > + 
+             < C o m p a n y E m a i l > C o m p a n y   E m a i l < / C o m p a n y E m a i l > + 
+             < C o m p a n y E m a i l C a p t i o n > C o m p a n y   E m a i l   C a p t i o n < / C o m p a n y E m a i l C a p t i o n > + 
+             < C o m p a n y H o m e P a g e > C o m p a n y   H o m e   P a g e < / C o m p a n y H o m e P a g e > + 
+             < C o m p a n y H o m e P a g e C a p t i o n > C o m p a n y   H o m e   P a g e   C a p t i o n < / C o m p a n y H o m e P a g e C a p t i o n > + 
+             < C o m p a n y L o g o > C o m p a n y   L o g o < / C o m p a n y L o g o > + 
+             < C o m p a n y V A T R e g i s t r a t i o n N o > C o m p a n y   V A T   R e g i s t r a t i o n   N o . < / C o m p a n y V A T R e g i s t r a t i o n N o > + 
+             < C o m p a n y V A T R e g i s t r a t i o n N o C a p t i o n > C o m p a n y   V A T   R e g i s t r a t i o n   N o .   C a p t i o n < / C o m p a n y V A T R e g i s t r a t i o n N o C a p t i o n > + 
+             < C o m p a n y R e g i s t r a t i o n N o > C o m p a n y   R e g i s t r a t i o n   N o . < / C o m p a n y R e g i s t r a t i o n N o > + 
+             < C o m p a n y R e g i s t r a t i o n N o C a p t i o n > C o m p a n y   R e g i s t r a t i o n   N o .   C a p t i o n < / C o m p a n y R e g i s t r a t i o n N o C a p t i o n > + 
+             < C o m p a n y B a n k N a m e > C o m p a n y   B a n k   N a m e < / C o m p a n y B a n k N a m e > + 
+             < C o m p a n y B a n k N a m e C a p t i o n > C o m p a n y   B a n k   N a m e   C a p t i o n < / C o m p a n y B a n k N a m e C a p t i o n > + 
+             < C o m p a n y B a n k A c c o u n t N o > C o m p a n y   B a n k   A c c o u n t   N o . < / C o m p a n y B a n k A c c o u n t N o > + 
+             < C o m p a n y B a n k A c c o u n t N o C a p t i o n > C o m p a n y   B a n k   A c c o u n t   N o .   C a p t i o n < / C o m p a n y B a n k A c c o u n t N o C a p t i o n > + 
+             < C o m p a n y B a n k B r a n c h N o > C o m p a n y   B a n k   B r a n c h   N o . < / C o m p a n y B a n k B r a n c h N o > + 
+             < C o m p a n y B a n k B r a n c h N o C a p t i o n > C o m p a n y   B a n k   B r a n c h   N o .   C a p t i o n < / C o m p a n y B a n k B r a n c h N o C a p t i o n > + 
+             < C o m p a n y I B A N > C o m p a n y   I B A N < / C o m p a n y I B A N > + 
+             < C o m p a n y I B A N C a p t i o n > C o m p a n y   I B A N   C a p t i o n < / C o m p a n y I B A N C a p t i o n > + 
+             < C o m p a n y B a n k S W I F T > C o m p a n y   B a n k   S W I F T < / C o m p a n y B a n k S W I F T > + 
+             < C o m p a n y B a n k S W I F T C a p t i o n > C o m p a n y   B a n k   S W I F T   C a p t i o n < / C o m p a n y B a n k S W I F T C a p t i o n > + 
+             < C o m p a n y G i r o N o > C o m p a n y   G i r o   N o . < / C o m p a n y G i r o N o > + 
+             < C o m p a n y G i r o N o C a p t i o n > C o m p a n y   G i r o   N o .   C a p t i o n < / C o m p a n y G i r o N o C a p t i o n > + 
+         < / C o m p a n y M e t a d a t a > + 
+     < / B C R e p o r t I n f o r m a t i o n > + 
+     < T o o l t i p s > + 
+         < T o o l t i p   c o l u m n = " C o m p a n y H o m e P a g e "   E l e m e n t I d = " 1 9 8 9 1 8 8 7 0 " > + 
+             < T o o l t i p T e x t   l a n g = " e n - U S " > S p e c i f i e s   y o u r   c o m p a n y ' s   w e b   s i t e . < / T o o l t i p T e x t > + 
+         < / T o o l t i p > + 
+         < T o o l t i p   c o l u m n = " C o m p a n y E M a i l "   E l e m e n t I d = " 1 6 7 7 0 7 4 0 5 8 " > + 
+             < T o o l t i p T e x t   l a n g = " e n - U S " > S p e c i f i e s   t h e   c o m p a n y ' s   e m a i l   a d d r e s s . < / T o o l t i p T e x t > + 
+         < / T o o l t i p > + 
+         < T o o l t i p   c o l u m n = " C o m p a n y P i c t u r e "   E l e m e n t I d = " 1 3 9 7 4 1 1 0 7 4 " > + 
+             < T o o l t i p T e x t   l a n g = " e n - U S " > S p e c i f i e s   t h e   p i c t u r e   t h a t   h a s   b e e n   s e t   u p   f o r   t h e   c o m p a n y ,   s u c h   a s   a   c o m p a n y   l o g o . < / T o o l t i p T e x t > + 
+         < / T o o l t i p > + 
+         < T o o l t i p   c o l u m n = " C o m p a n y P h o n e N o "   E l e m e n t I d = " 2 5 0 4 4 0 6 5 5 " > + 
+             < T o o l t i p T e x t   l a n g = " e n - U S " > S p e c i f i e s   t h e   c o m p a n y ' s   t e l e p h o n e   n u m b e r . < / T o o l t i p T e x t > + 
+         < / T o o l t i p > + 
+         < T o o l t i p   c o l u m n = " C o m p a n y G i r o N o "   E l e m e n t I d = " 1 3 6 0 1 9 6 3 2 0 " > + 
+             < T o o l t i p T e x t   l a n g = " e n - U S " > S p e c i f i e s   t h e   c o m p a n y ' s   g i r o   n u m b e r . < / T o o l t i p T e x t > + 
+         < / T o o l t i p > + 
+         < T o o l t i p   c o l u m n = " C o m p a n y B a n k N a m e "   E l e m e n t I d = " 1 5 3 4 9 0 5 6 0 5 " > + 
+             < T o o l t i p T e x t   l a n g = " e n - U S " > S p e c i f i e s   t h e   n a m e   o f   t h e   b a n k   w h e r e   y o u   h a v e   t h e   b a n k   a c c o u n t . < / T o o l t i p T e x t > + 
+         < / T o o l t i p > + 
+         < T o o l t i p   c o l u m n = " C o m p a n y B a n k B r a n c h N o "   E l e m e n t I d = " 7 9 3 1 3 3 0 5 7 " > + 
+             < T o o l t i p T e x t   l a n g = " e n - U S " > S p e c i f i e s   a   n u m b e r   o f   t h e   b a n k   b r a n c h . < / T o o l t i p T e x t > + 
+         < / T o o l t i p > + 
+         < T o o l t i p   c o l u m n = " C o m p a n y B a n k A c c o u n t N o "   E l e m e n t I d = " 3 0 1 4 0 2 0 4 " > + 
+             < T o o l t i p T e x t   l a n g = " e n - U S " > S p e c i f i e s   t h e   n u m b e r   u s e d   b y   t h e   b a n k   f o r   t h e   b a n k   a c c o u n t . < / T o o l t i p T e x t > + 
+         < / T o o l t i p > + 
+         < T o o l t i p   c o l u m n = " C o m p a n y I B A N "   E l e m e n t I d = " 9 0 6 5 4 9 1 8 2 " > + 
+             < T o o l t i p T e x t   l a n g = " e n - U S " > S p e c i f i e s   t h e   b a n k   a c c o u n t ' s   i n t e r n a t i o n a l   b a n k   a c c o u n t   n u m b e r . < / T o o l t i p T e x t > + 
+         < / T o o l t i p > + 
+         < T o o l t i p   c o l u m n = " C o m p a n y S W I F T "   E l e m e n t I d = " 6 6 8 2 5 0 2 4 5 " > + 
+             < T o o l t i p T e x t   l a n g = " e n - U S " > S p e c i f i e s   t h e   i n t e r n a t i o n a l   b a n k   i d e n t i f i e r   c o d e   ( S W I F T )   o f   t h e   b a n k   w h e r e   y o u   h a v e   t h e   a c c o u n t . < / T o o l t i p T e x t > + 
+         < / T o o l t i p > + 
+         < T o o l t i p   c o l u m n = " S e l l T o C o n t a c t P h o n e N o "   E l e m e n t I d = " 1 6 1 3 8 2 2 4 8 3 " > + 
+             < T o o l t i p T e x t   l a n g = " e n - U S " > S p e c i f i e s   t h e   c o n t a c t ' s   p h o n e   n u m b e r . < / T o o l t i p T e x t > + 
+         < / T o o l t i p > + 
+         < T o o l t i p   c o l u m n = " S e l l T o C o n t a c t M o b i l e P h o n e N o "   E l e m e n t I d = " 1 8 4 3 5 8 7 4 7 " > + 
+             < T o o l t i p T e x t   l a n g = " e n - U S " > S p e c i f i e s   t h e   c o n t a c t ' s   m o b i l e   t e l e p h o n e   n u m b e r . < / T o o l t i p T e x t > + 
+         < / T o o l t i p > + 
+         < T o o l t i p   c o l u m n = " S e l l T o C o n t a c t E m a i l "   E l e m e n t I d = " 2 6 2 8 2 4 5 6 4 " > + 
+             < T o o l t i p T e x t   l a n g = " e n - U S " > S p e c i f i e s   t h e   e m a i l   a d d r e s s   o f   t h e   c o n t a c t . < / T o o l t i p T e x t > + 
+         < / T o o l t i p > + 
+         < T o o l t i p   c o l u m n = " B i l l T o C o n t a c t P h o n e N o "   E l e m e n t I d = " 3 6 2 4 7 7 4 8 8 " > + 
+             < T o o l t i p T e x t   l a n g = " e n - U S " > S p e c i f i e s   t h e   c o n t a c t ' s   p h o n e   n u m b e r . < / T o o l t i p T e x t > + 
+         < / T o o l t i p > + 
+         < T o o l t i p   c o l u m n = " B i l l T o C o n t a c t M o b i l e P h o n e N o "   E l e m e n t I d = " 2 4 8 4 8 8 6 9 6 " > + 
+             < T o o l t i p T e x t   l a n g = " e n - U S " > S p e c i f i e s   t h e   c o n t a c t ' s   m o b i l e   t e l e p h o n e   n u m b e r . < / T o o l t i p T e x t > + 
+         < / T o o l t i p > + 
+         < T o o l t i p   c o l u m n = " B i l l T o C o n t a c t E m a i l "   E l e m e n t I d = " 3 3 5 8 2 7 8 9 5 " > + 
+             < T o o l t i p T e x t   l a n g = " e n - U S " > S p e c i f i e s   t h e   e m a i l   a d d r e s s   o f   t h e   c o n t a c t . < / T o o l t i p T e x t > + 
+         < / T o o l t i p > + 
+         < T o o l t i p   c o l u m n = " Y o u r R e f e r e n c e "   E l e m e n t I d = " 1 1 0 3 9 9 5 1 " > + 
+             < T o o l t i p T e x t   l a n g = " e n - U S " > S p e c i f i e s   t h e   c u s t o m e r ' s   r e f e r e n c e .   T h e   c o n t e n t s   w i l l   b e   p r i n t e d   o n   s a l e s   d o c u m e n t s . < / T o o l t i p T e x t > + 
+         < / T o o l t i p > + 
+         < T o o l t i p   c o l u m n = " E x t e r n a l D o c u m e n t N o "   E l e m e n t I d = " 7 3 3 9 5 3 9 6 6 " > + 
+             < T o o l t i p T e x t   l a n g = " e n - U S " > S p e c i f i e s   t h e   e x t e r n a l   d o c u m e n t   n u m b e r   t h a t   i s   e n t e r e d   o n   t h e   s a l e s   h e a d e r   t h a t   t h i s   l i n e   w a s   p o s t e d   f r o m . < / T o o l t i p T e x t > + 
+         < / T o o l t i p > + 
+         < T o o l t i p   c o l u m n = " S h i p m e n t M e t h o d D e s c r i p t i o n "   E l e m e n t I d = " 2 0 5 9 4 0 3 2 6 0 " > + 
+             < T o o l t i p T e x t   l a n g = " e n - U S " > S p e c i f i e s   a   d e s c r i p t i o n   o f   t h e   s h i p m e n t   m e t h o d . < / T o o l t i p T e x t > + 
+         < / T o o l t i p > + 
+         < T o o l t i p   c o l u m n = " S h i p T o P h o n e N o "   E l e m e n t I d = " 3 6 9 7 0 2 2 5 5 " > + 
+             < T o o l t i p T e x t   l a n g = " e n - U S " > S p e c i f i e s   t h e   t e l e p h o n e   n u m b e r   o f   t h e   c o m p a n y ' s   s h i p p i n g   a d d r e s s . < / T o o l t i p T e x t > + 
+         < / T o o l t i p > + 
+         < T o o l t i p   c o l u m n = " P a y m e n t T e r m s D e s c r i p t i o n "   E l e m e n t I d = " 2 0 3 8 7 4 2 7 0 0 " > + 
+             < T o o l t i p T e x t   l a n g = " e n - U S " > S p e c i f i e s   a n   e x p l a n a t i o n   o f   t h e   p a y m e n t   t e r m s . < / T o o l t i p T e x t > + 
+         < / T o o l t i p > + 
+         < T o o l t i p   c o l u m n = " P a y m e n t M e t h o d D e s c r i p t i o n "   E l e m e n t I d = " 5 8 5 7 5 7 9 7 4 " > + 
+             < T o o l t i p T e x t   l a n g = " e n - U S " > S p e c i f i e s   a   t e x t   t h a t   d e s c r i b e s   t h e   p a y m e n t   m e t h o d . < / T o o l t i p T e x t > + 
+         < / T o o l t i p > + 
+         < T o o l t i p   c o l u m n = " B i l l t o C u s t u m e r N o "   E l e m e n t I d = " 2 8 0 4 7 3 0 5 8 " > + 
+             < T o o l t i p T e x t   l a n g = " e n - U S " > S p e c i f i e s   t h e   n u m b e r   o f   t h e   c u s t o m e r   t h a t   y o u   s e n d   o r   s e n t   t h e   c r e d i t   m e m o   t o . < / T o o l t i p T e x t > + 
+         < / T o o l t i p > + 
+         < T o o l t i p   c o l u m n = " D o c u m e n t N o "   E l e m e n t I d = " 9 7 0 3 5 0 5 3 9 " > + 
+             < T o o l t i p T e x t   l a n g = " e n - U S " > S p e c i f i e s   t h e   p o s t e d   c r e d i t   m e m o   n u m b e r .   Y o u   c a n n o t   c h a n g e   t h e   n u m b e r   b e c a u s e   t h e   d o c u m e n t   h a s   a l r e a d y   b e e n   p o s t e d . < / T o o l t i p T e x t > + 
+         < / T o o l t i p > + 
+         < T o o l t i p   c o l u m n = " S a l e s P e r s o n N a m e "   E l e m e n t I d = " 8 7 1 4 9 2 9 8 3 " > + 
+             < T o o l t i p T e x t   l a n g = " e n - U S " > S p e c i f i e s   t h e   n a m e   o f   t h e   s a l e s p e r s o n   o r   p u r c h a s e r . < / T o o l t i p T e x t > + 
+         < / T o o l t i p > + 
+         < T o o l t i p   c o l u m n = " S e l l t o C u s t o m e r N o "   E l e m e n t I d = " 2 0 5 0 6 4 7 3 4 9 " > + 
+             < T o o l t i p T e x t   l a n g = " e n - U S " > S p e c i f i e s   t h e   n u m b e r   o f   t h e   c u s t o m e r   t h a t   y o u   s h i p p e d   t h e   i t e m s   o n   t h e   c r e d i t   m e m o   t o . < / T o o l t i p T e x t > + 
+         < / T o o l t i p > + 
+         < T o o l t i p   c o l u m n = " A m o u n t E x c l u d i n g V A T _ L i n e "   E l e m e n t I d = " 1 0 6 2 4 6 0 0 4 0 " > + 
+             < T o o l t i p T e x t   l a n g = " e n - U S " > S p e c i f i e s   t h e   l i n e ' s   n e t   a m o u n t . < / T o o l t i p T e x t > + 
+         < / T o o l t i p > + 
+         < T o o l t i p   c o l u m n = " A m o u n t I n c l u d i n g V A T _ L i n e "   E l e m e n t I d = " 7 7 0 9 2 8 4 0 2 " > + 
+             < T o o l t i p T e x t   l a n g = " e n - U S " > S p e c i f i e s   t h e   n e t   a m o u n t ,   i n c l u d i n g   V A T ,   f o r   t h i s   l i n e . < / T o o l t i p T e x t > + 
+         < / T o o l t i p > + 
+         < T o o l t i p   c o l u m n = " D e s c r i p t i o n _ L i n e "   E l e m e n t I d = " 1 4 0 6 8 2 2 3 1 0 " > + 
+             < T o o l t i p T e x t   l a n g = " e n - U S " > S p e c i f i e s   t h e   n a m e   o f   t h e   i t e m   o r   g e n e r a l   l e d g e r   a c c o u n t ,   o r   s o m e   d e s c r i p t i v e   t e x t . < / T o o l t i p T e x t > + 
+         < / T o o l t i p > + 
+         < T o o l t i p   c o l u m n = " L i n e D i s c o u n t P e r c e n t _ L i n e "   E l e m e n t I d = " 9 0 7 8 2 7 4 3 6 " > + 
+             < T o o l t i p T e x t   l a n g = " e n - U S " > S p e c i f i e s   t h e   d i s c o u n t   p e r c e n t a g e   t h a t   i s   g r a n t e d   f o r   t h e   i t e m   o n   t h e   l i n e . < / T o o l t i p T e x t > + 
+         < / T o o l t i p > + 
+         < T o o l t i p   c o l u m n = " I t e m N o _ L i n e "   E l e m e n t I d = " 1 9 1 0 2 9 6 2 8 8 " > + 
+             < T o o l t i p T e x t   l a n g = " e n - U S " > S p e c i f i e s   t h e   n u m b e r   o f   t h e   i n v o l v e d   e n t r y   o r   r e c o r d ,   a c c o r d i n g   t o   t h e   s p e c i f i e d   n u m b e r   s e r i e s . < / T o o l t i p T e x t > + 
+         < / T o o l t i p > + 
+         < T o o l t i p   c o l u m n = " I t e m R e f e r e n c e N o _ L i n e "   E l e m e n t I d = " 9 2 7 2 3 5 7 " > + 
+             < T o o l t i p T e x t   l a n g = " e n - U S " > S p e c i f i e s   t h e   r e f e r e n c e d   i t e m   n u m b e r . < / T o o l t i p T e x t > + 
+         < / T o o l t i p > + 
+         < T o o l t i p   c o l u m n = " U n i t O f M e a s u r e "   E l e m e n t I d = " 1 8 0 8 2 2 8 0 1 8 " > + 
+             < T o o l t i p T e x t   l a n g = " e n - U S " > S p e c i f i e s   t h e   n a m e   o f   t h e   i t e m   o r   r e s o u r c e ' s   u n i t   o f   m e a s u r e ,   s u c h   a s   p i e c e   o r   h o u r . < / T o o l t i p T e x t > + 
+         < / T o o l t i p > + 
+         < T o o l t i p   c o l u m n = " L i n e N o _ A s s e m b l y L i n e "   E l e m e n t I d = " 6 4 0 5 8 3 8 9 1 " > + 
+             < T o o l t i p T e x t   l a n g = " e n - U S " > S p e c i f i e s   t h e   n u m b e r   o f   t h e   i n v o l v e d   e n t r y   o r   r e c o r d ,   a c c o r d i n g   t o   t h e   s p e c i f i e d   n u m b e r   s e r i e s . < / T o o l t i p T e x t > + 
+         < / T o o l t i p > + 
+         < T o o l t i p   c o l u m n = " D e s c r i p t i o n _ A s s e m b l y L i n e "   E l e m e n t I d = " 2 8 0 7 4 3 7 9 6 " > + 
+             < T o o l t i p T e x t   l a n g = " e n - U S " > S p e c i f i e s   t h e   d e s c r i p t i o n   o f   t h e   a s s e m b l y   c o m p o n e n t   o n   t h e   p o s t e d   a s s e m b l y   l i n e . < / T o o l t i p T e x t > + 
+         < / T o o l t i p > + 
+         < T o o l t i p   c o l u m n = " Q u a n t i t y _ A s s e m b l y L i n e "   E l e m e n t I d = " 1 9 5 7 6 4 8 2 3 1 " > + 
+             < T o o l t i p T e x t   l a n g = " e n - U S " > S p e c i f i e s   h o w   m a n y   u n i t s   o f   t h e   a s s e m b l y   c o m p o n e n t   w e r e   p o s t e d   a s   c o n s u m e d   b y   t h e   p o s t e d   a s s e m b l y   o r d e r   l i n e . < / T o o l t i p T e x t > + 
+         < / T o o l t i p > + 
+         < T o o l t i p   c o l u m n = " V a r i a n t C o d e _ A s s e m b l y L i n e "   E l e m e n t I d = " 1 8 6 9 4 0 7 6 7 2 " > + 
+             < T o o l t i p T e x t   l a n g = " e n - U S " > S p e c i f i e s   t h e   v a r i a n t   o f   t h e   i t e m   o n   t h e   l i n e . < / T o o l t i p T e x t > + 
+         < / T o o l t i p > + 
+         < T o o l t i p   c o l u m n = " I n v o i c e D i s c o u n t A m o u n t _ V A T A m o u n t L i n e "   E l e m e n t I d = " 8 2 4 7 3 0 1 4 1 " > + 
+             < T o o l t i p T e x t   l a n g = " e n - U S " > S p e c i f i e s   t h e   i n v o i c e   d i s c o u n t   a m o u n t   f o r   a   s p e c i f i c   V A T   i d e n t i f i e r . < / T o o l t i p T e x t > + 
+         < / T o o l t i p > + 
+         < T o o l t i p   c o l u m n = " I n v o i c e D i s c o u n t B a s e A m o u n t _ V A T A m o u n t L i n e "   E l e m e n t I d = " 2 0 4 0 3 3 2 2 6 6 " > + 
+             < T o o l t i p T e x t   l a n g = " e n - U S " > S p e c i f i e s   t h e   i n v o i c e   d i s c o u n t   b a s e   a m o u n t . < / T o o l t i p T e x t > + 
+         < / T o o l t i p > + 
+         < T o o l t i p   c o l u m n = " L i n e A m o u n t _ V a t A m o u n t L i n e "   E l e m e n t I d = " 2 1 4 6 5 4 0 1 " > + 
+             < T o o l t i p T e x t   l a n g = " e n - U S " > S p e c i f i e s   t h e   t o t a l   a m o u n t   f o r   s a l e s   o r   p u r c h a s e   l i n e s   w i t h   a   s p e c i f i c   V A T   i d e n t i f i e r . < / T o o l t i p T e x t > + 
+         < / T o o l t i p > + 
+         < T o o l t i p   c o l u m n = " V A T A m o u n t _ V a t A m o u n t L i n e "   E l e m e n t I d = " 1 8 9 1 8 2 0 6 2 0 " > + 
+             < T o o l t i p T e x t   l a n g = " e n - U S " > S p e c i f i e s   t h e   a m o u n t   o f   V A T   t h a t   i s   i n c l u d e d   i n   t h e   t o t a l   a m o u n t . < / T o o l t i p T e x t > + 
+         < / T o o l t i p > + 
+         < T o o l t i p   c o l u m n = " V A T B a s e _ V a t A m o u n t L i n e "   E l e m e n t I d = " 1 4 5 8 9 3 7 8 1 9 " > + 
+             < T o o l t i p T e x t   l a n g = " e n - U S " > S p e c i f i e s   t h e   t o t a l   n e t   a m o u n t   ( a m o u n t   e x c l u d i n g   V A T )   f o r   s a l e s   o r   p u r c h a s e   l i n e s   w i t h   a   s p e c i f i c   V A T   I d e n t i f i e r . < / T o o l t i p T e x t > + 
+         < / T o o l t i p > + 
+         < T o o l t i p   c o l u m n = " V A T I d e n t i f i e r _ V a t A m o u n t L i n e "   E l e m e n t I d = " 1 1 4 2 0 7 0 0 3 5 " > + 
+             < T o o l t i p T e x t   l a n g = " e n - U S " > S p e c i f i e s   t h e   V A T   I d e n t i f i e r   v a l u e . < / T o o l t i p T e x t > + 
+         < / T o o l t i p > + 
+         < T o o l t i p   c o l u m n = " V A T P c t _ V a t A m o u n t L i n e "   E l e m e n t I d = " 1 4 5 3 5 4 2 7 7 7 " > + 
+             < T o o l t i p T e x t   l a n g = " e n - U S " > S p e c i f i e s   t h e   V A T   %   t h a t   w a s   u s e d   o n   t h e   s a l e s   o r   p u r c h a s e   l i n e s   w i t h   t h i s   V A T   I d e n t i f i e r . < / T o o l t i p T e x t > + 
+         < / T o o l t i p > + 
+         < T o o l t i p   c o l u m n = " V A T I d e n t i f i e r _ V A T C l a u s e L i n e "   E l e m e n t I d = " 1 4 6 4 4 7 2 4 7 8 " > + 
+             < T o o l t i p T e x t   l a n g = " e n - U S " > S p e c i f i e s   t h e   V A T   I d e n t i f i e r   v a l u e . < / T o o l t i p T e x t > + 
+         < / T o o l t i p > + 
+         < T o o l t i p   c o l u m n = " C o d e _ V A T C l a u s e L i n e "   E l e m e n t I d = " 1 8 2 4 5 8 9 8 4 7 " > + 
+             < T o o l t i p T e x t   l a n g = " e n - U S " > S p e c i f i e s   t h e   c o d e   f o r   a   V A T   c l a u s e ,   w h i c h   i s   u s e d   t o   p r o v i d e   a   V A T   d e s c r i p t i o n   a s s o c i a t e d   w i t h   a   s a l e s   l i n e   o n   a   s a l e s   i n v o i c e ,   c r e d i t   m e m o ,   o r   o t h e r   s a l e s   d o c u m e n t . < / T o o l t i p T e x t > + 
+         < / T o o l t i p > + 
+         < T o o l t i p   c o l u m n = " D e s c r i p t i o n 2 _ V A T C l a u s e L i n e "   E l e m e n t I d = " 1 3 7 9 6 6 7 4 7 0 " > + 
+             < T o o l t i p T e x t   l a n g = " e n - U S " > S p e c i f i e s   a n   a d d i t i o n a l   d e s c r i p t i o n   o f   a   V A T   c l a u s e . < / T o o l t i p T e x t > + 
+         < / T o o l t i p > + 
+         < T o o l t i p   c o l u m n = " V A T A m o u n t _ V A T C l a u s e L i n e "   E l e m e n t I d = " 2 2 2 4 6 9 0 5 9 " > + 
+             < T o o l t i p T e x t   l a n g = " e n - U S " > S p e c i f i e s   t h e   a m o u n t   o f   V A T   t h a t   i s   i n c l u d e d   i n   t h e   t o t a l   a m o u n t . < / T o o l t i p T e x t > + 
+         < / T o o l t i p > + 
+     < / T o o l t i p s > + 
+     < H e a d e r   E l e m e n t T y p e = " D a t a I t e m "   E l e m e n t I d = " 1 2 4 0 3 7 3 8 8 6 " > + 
+         < A p p l i e s T o D o c u m e n t   E l e m e n t T y p e = " C o l u m n "   E l e m e n t I d = " 7 8 4 1 8 3 9 6 5 "   D a t a T y p e = " T e x t " > A p p l i e s T o D o c u m e n t < / A p p l i e s T o D o c u m e n t > + 
+         < A p p l i e s T o D o c u m e n t _ L b l   E l e m e n t T y p e = " C o l u m n "   E l e m e n t I d = " 1 9 9 2 0 4 2 5 9 4 "   D a t a T y p e = " L a b e l " > A p p l i e s T o D o c u m e n t _ L b l < / A p p l i e s T o D o c u m e n t _ L b l > + 
+         < B i l l T o C o n t a c t E m a i l   E l e m e n t T y p e = " C o l u m n "   E l e m e n t I d = " 3 3 5 8 2 7 8 9 5 "   D a t a T y p e = " T e x t " > B i l l T o C o n t a c t E m a i l < / B i l l T o C o n t a c t E m a i l > + 
+         < B i l l T o C o n t a c t E m a i l L b l   E l e m e n t T y p e = " C o l u m n "   E l e m e n t I d = " 2 9 6 4 7 8 3 6 5 "   D a t a T y p e = " L a b e l " > B i l l T o C o n t a c t E m a i l L b l < / B i l l T o C o n t a c t E m a i l L b l > + 
+         < B i l l T o C o n t a c t M o b i l e P h o n e N o   E l e m e n t T y p e = " C o l u m n "   E l e m e n t I d = " 2 4 8 4 8 8 6 9 6 "   D a t a T y p e = " T e x t " > B i l l T o C o n t a c t M o b i l e P h o n e N o < / B i l l T o C o n t a c t M o b i l e P h o n e N o > + 
+         < B i l l T o C o n t a c t M o b i l e P h o n e N o L b l   E l e m e n t T y p e = " C o l u m n "   E l e m e n t I d = " 2 7 6 3 1 1 3 3 8 "   D a t a T y p e = " L a b e l " > B i l l T o C o n t a c t M o b i l e P h o n e N o L b l < / B i l l T o C o n t a c t M o b i l e P h o n e N o L b l > + 
+         < B i l l T o C o n t a c t P h o n e N o   E l e m e n t T y p e = " C o l u m n "   E l e m e n t I d = " 3 6 2 4 7 7 4 8 8 "   D a t a T y p e = " T e x t " > B i l l T o C o n t a c t P h o n e N o < / B i l l T o C o n t a c t P h o n e N o > + 
+         < B i l l T o C o n t a c t P h o n e N o L b l   E l e m e n t T y p e = " C o l u m n "   E l e m e n t I d = " 2 1 2 3 3 4 5 9 6 6 "   D a t a T y p e = " L a b e l " > B i l l T o C o n t a c t P h o n e N o L b l < / B i l l T o C o n t a c t P h o n e N o L b l > + 
+         < B i l l t o C u s t u m e r N o   E l e m e n t T y p e = " C o l u m n "   E l e m e n t I d = " 2 8 0 4 7 3 0 5 8 "   D a t a T y p e = " C o d e " > B i l l t o C u s t u m e r N o < / B i l l t o C u s t u m e r N o > + 
+         < B i l l t o C u s t u m e r N o _ L b l   E l e m e n t T y p e = " C o l u m n "   E l e m e n t I d = " 2 1 8 1 7 1 2 6 3 "   D a t a T y p e = " S t r i n g " > B i l l t o C u s t u m e r N o _ L b l < / B i l l t o C u s t u m e r N o _ L b l > + 
+         < C o m p a n y A d d r e s s 1   E l e m e n t T y p e = " C o l u m n "   E l e m e n t I d = " 1 8 8 4 1 6 4 3 2 3 "   D a t a T y p e = " T e x t " > C o m p a n y A d d r e s s 1 < / C o m p a n y A d d r e s s 1 > + 
+         < C o m p a n y A d d r e s s 2   E l e m e n t T y p e = " C o l u m n "   E l e m e n t I d = " 1 2 4 6 4 6 7 7 0 6 "   D a t a T y p e = " T e x t " > C o m p a n y A d d r e s s 2 < / C o m p a n y A d d r e s s 2 > + 
+         < C o m p a n y A d d r e s s 3   E l e m e n t T y p e = " C o l u m n "   E l e m e n t I d = " 6 0 8 7 7 1 0 8 9 "   D a t a T y p e = " T e x t " > C o m p a n y A d d r e s s 3 < / C o m p a n y A d d r e s s 3 > + 
+         < C o m p a n y A d d r e s s 4   E l e m e n t T y p e = " C o l u m n "   E l e m e n t I d = " 7 7 7 6 8 0 1 1 2 "   D a t a T y p e = " T e x t " > C o m p a n y A d d r e s s 4 < / C o m p a n y A d d r e s s 4 > + 
+         < C o m p a n y A d d r e s s 5   E l e m e n t T y p e = " C o l u m n "   E l e m e n t I d = " 1 3 9 9 8 3 4 9 5 "   D a t a T y p e = " T e x t " > C o m p a n y A d d r e s s 5 < / C o m p a n y A d d r e s s 5 > + 
+         < C o m p a n y A d d r e s s 6   E l e m e n t T y p e = " C o l u m n "   E l e m e n t I d = " 4 9 7 7 1 3 1 2 2 "   D a t a T y p e = " T e x t " > C o m p a n y A d d r e s s 6 < / C o m p a n y A d d r e s s 6 > + 
+         < C o m p a n y A d d r e s s 7   E l e m e n t T y p e = " C o l u m n "   E l e m e n t I d = " 1 1 3 5 4 0 9 7 3 9 "   D a t a T y p e = " T e x t " > C o m p a n y A d d r e s s 7 < / C o m p a n y A d d r e s s 7 > + 
+         < C o m p a n y A d d r e s s 8   E l e m e n t T y p e = " C o l u m n "   E l e m e n t I d = " 1 7 1 5 2 5 5 3 0 0 "   D a t a T y p e = " T e x t " > C o m p a n y A d d r e s s 8 < / C o m p a n y A d d r e s s 8 > + 
+         < C o m p a n y B a n k A c c o u n t N o   E l e m e n t T y p e = " C o l u m n "   E l e m e n t I d = " 3 0 1 4 0 2 0 4 "   D a t a T y p e = " T e x t " > C o m p a n y B a n k A c c o u n t N o < / C o m p a n y B a n k A c c o u n t N o > + 
+         < C o m p a n y B a n k A c c o u n t N o _ L b l   E l e m e n t T y p e = " C o l u m n "   E l e m e n t I d = " 1 0 9 7 7 4 3 3 4 5 "   D a t a T y p e = " L a b e l " > C o m p a n y B a n k A c c o u n t N o _ L b l < / C o m p a n y B a n k A c c o u n t N o _ L b l > + 
+         < C o m p a n y B a n k B r a n c h N o   E l e m e n t T y p e = " C o l u m n "   E l e m e n t I d = " 7 9 3 1 3 3 0 5 7 "   D a t a T y p e = " T e x t " > C o m p a n y B a n k B r a n c h N o < / C o m p a n y B a n k B r a n c h N o > + 
+         < C o m p a n y B a n k B r a n c h N o _ L b l   E l e m e n t T y p e = " C o l u m n "   E l e m e n t I d = " 3 2 7 9 0 6 6 9 2 "   D a t a T y p e = " S t r i n g " > C o m p a n y B a n k B r a n c h N o _ L b l < / C o m p a n y B a n k B r a n c h N o _ L b l > + 
+         < C o m p a n y B a n k N a m e   E l e m e n t T y p e = " C o l u m n "   E l e m e n t I d = " 1 5 3 4 9 0 5 6 0 5 "   D a t a T y p e = " T e x t " > C o m p a n y B a n k N a m e < / C o m p a n y B a n k N a m e > + 
+         < C o m p a n y B a n k N a m e _ L b l   E l e m e n t T y p e = " C o l u m n "   E l e m e n t I d = " 1 2 0 4 3 0 7 0 1 4 "   D a t a T y p e = " L a b e l " > C o m p a n y B a n k N a m e _ L b l < / C o m p a n y B a n k N a m e _ L b l > + 
+         < C o m p a n y C u s t o m G i r o   E l e m e n t T y p e = " C o l u m n "   E l e m e n t I d = " 1 6 7 0 4 7 5 7 9 8 "   D a t a T y p e = " T e x t " > C o m p a n y C u s t o m G i r o < / C o m p a n y C u s t o m G i r o > + 
+         < C o m p a n y C u s t o m G i r o _ L b l   E l e m e n t T y p e = " C o l u m n "   E l e m e n t I d = " 8 9 1 4 3 9 6 2 5 "   D a t a T y p e = " T e x t " > C o m p a n y C u s t o m G i r o _ L b l < / C o m p a n y C u s t o m G i r o _ L b l > + 
+         < C o m p a n y E M a i l   E l e m e n t T y p e = " C o l u m n "   E l e m e n t I d = " 1 6 7 7 0 7 4 0 5 8 "   D a t a T y p e = " T e x t " > C o m p a n y E M a i l < / C o m p a n y E M a i l > + 
+         < C o m p a n y G i r o N o   E l e m e n t T y p e = " C o l u m n "   E l e m e n t I d = " 1 3 6 0 1 9 6 3 2 0 "   D a t a T y p e = " T e x t " > C o m p a n y G i r o N o < / C o m p a n y G i r o N o > + 
+         < C o m p a n y G i r o N o _ L b l   E l e m e n t T y p e = " C o l u m n "   E l e m e n t I d = " 8 6 1 6 0 2 1 1 5 "   D a t a T y p e = " L a b e l " > C o m p a n y G i r o N o _ L b l < / C o m p a n y G i r o N o _ L b l > + 
+         < C o m p a n y H o m e P a g e   E l e m e n t T y p e = " C o l u m n "   E l e m e n t I d = " 1 9 8 9 1 8 8 7 0 "   D a t a T y p e = " T e x t " > C o m p a n y H o m e P a g e < / C o m p a n y H o m e P a g e > + 
+         < C o m p a n y I B A N   E l e m e n t T y p e = " C o l u m n "   E l e m e n t I d = " 9 0 6 5 4 9 1 8 2 "   D a t a T y p e = " C o d e " > C o m p a n y I B A N < / C o m p a n y I B A N > + 
+         < C o m p a n y I B A N _ L b l   E l e m e n t T y p e = " C o l u m n "   E l e m e n t I d = " 1 2 6 7 9 5 2 2 2 7 "   D a t a T y p e = " S t r i n g " > C o m p a n y I B A N _ L b l < / C o m p a n y I B A N _ L b l > + 
+         < C o m p a n y L e g a l O f f i c e   E l e m e n t T y p e = " C o l u m n "   E l e m e n t I d = " 7 1 4 2 5 8 1 1 1 "   D a t a T y p e = " T e x t " > C o m p a n y L e g a l O f f i c e < / C o m p a n y L e g a l O f f i c e > + 
+         < C o m p a n y L e g a l O f f i c e _ L b l   E l e m e n t T y p e = " C o l u m n "   E l e m e n t I d = " 1 5 3 3 1 7 5 1 0 8 "   D a t a T y p e = " T e x t " > C o m p a n y L e g a l O f f i c e _ L b l < / C o m p a n y L e g a l O f f i c e _ L b l > + 
+         < C o m p a n y L e g a l S t a t e m e n t   E l e m e n t T y p e = " C o l u m n "   E l e m e n t I d = " 4 4 8 3 5 8 8 7 6 "   D a t a T y p e = " T e x t " > C o m p a n y L e g a l S t a t e m e n t < / C o m p a n y L e g a l S t a t e m e n t > + 
+         < C o m p a n y L o g o P o s i t i o n   E l e m e n t T y p e = " C o l u m n "   E l e m e n t I d = " 1 4 2 5 2 6 6 6 8 8 "   D a t a T y p e = " I n t e g e r " > C o m p a n y L o g o P o s i t i o n < / C o m p a n y L o g o P o s i t i o n > + 
+         < C o m p a n y P h o n e N o   E l e m e n t T y p e = " C o l u m n "   E l e m e n t I d = " 2 5 0 4 4 0 6 5 5 "   D a t a T y p e = " T e x t " > C o m p a n y P h o n e N o < / C o m p a n y P h o n e N o > + 
+         < C o m p a n y P h o n e N o _ L b l   E l e m e n t T y p e = " C o l u m n "   E l e m e n t I d = " 5 5 8 5 9 3 5 8 6 "   D a t a T y p e = " L a b e l " > C o m p a n y P h o n e N o _ L b l < / C o m p a n y P h o n e N o _ L b l > + 
+         < C o m p a n y P i c t u r e   E l e m e n t T y p e = " C o l u m n "   E l e m e n t I d = " 1 3 9 7 4 1 1 0 7 4 "   D a t a T y p e = " B l o b "   / > + 
+         < C o m p a n y R e g i s t r a t i o n N u m b e r   E l e m e n t T y p e = " C o l u m n "   E l e m e n t I d = " 2 0 2 3 6 3 9 4 2 4 "   D a t a T y p e = " T e x t " > C o m p a n y R e g i s t r a t i o n N u m b e r < / C o m p a n y R e g i s t r a t i o n N u m b e r > + 
+         < C o m p a n y R e g i s t r a t i o n N u m b e r _ L b l   E l e m e n t T y p e = " C o l u m n "   E l e m e n t I d = " 1 8 3 3 1 0 6 6 5 3 "   D a t a T y p e = " T e x t " > C o m p a n y R e g i s t r a t i o n N u m b e r _ L b l < / C o m p a n y R e g i s t r a t i o n N u m b e r _ L b l > + 
+         < C o m p a n y S W I F T   E l e m e n t T y p e = " C o l u m n "   E l e m e n t I d = " 6 6 8 2 5 0 2 4 5 "   D a t a T y p e = " C o d e " > C o m p a n y S W I F T < / C o m p a n y S W I F T > + 
+         < C o m p a n y S W I F T _ L b l   E l e m e n t T y p e = " C o l u m n "   E l e m e n t I d = " 2 0 2 9 5 9 7 3 8 4 "   D a t a T y p e = " S t r i n g " > C o m p a n y S W I F T _ L b l < / C o m p a n y S W I F T _ L b l > + 
+         < C o m p a n y V A T R e g i s t r a t i o n N o   E l e m e n t T y p e = " C o l u m n "   E l e m e n t I d = " 1 9 1 4 0 1 3 6 4 9 "   D a t a T y p e = " T e x t " > C o m p a n y V A T R e g i s t r a t i o n N o < / C o m p a n y V A T R e g i s t r a t i o n N o > + 
+         < C o m p a n y V A T R e g i s t r a t i o n N o _ L b l   E l e m e n t T y p e = " C o l u m n "   E l e m e n t I d = " 9 2 4 5 0 3 1 2 4 "   D a t a T y p e = " T e x t " > C o m p a n y V A T R e g i s t r a t i o n N o _ L b l < / C o m p a n y V A T R e g i s t r a t i o n N o _ L b l > + 
+         < C o m p a n y V A T R e g N o   E l e m e n t T y p e = " C o l u m n "   E l e m e n t I d = " 1 7 1 4 3 1 9 3 6 "   D a t a T y p e = " T e x t " > C o m p a n y V A T R e g N o < / C o m p a n y V A T R e g N o > + 
+         < C o m p a n y V A T R e g N o _ L b l   E l e m e n t T y p e = " C o l u m n "   E l e m e n t I d = " 7 7 3 2 0 1 5 0 1 "   D a t a T y p e = " T e x t " > C o m p a n y V A T R e g N o _ L b l < / C o m p a n y V A T R e g N o _ L b l > + 
+         < C o p y _ L b l   E l e m e n t T y p e = " C o l u m n "   E l e m e n t I d = " 6 0 4 7 8 2 7 8 1 "   D a t a T y p e = " L a b e l " > C o p y _ L b l < / C o p y _ L b l > + 
+         < C u s t o m e r A d d r e s s 1   E l e m e n t T y p e = " C o l u m n "   E l e m e n t I d = " 1 8 0 1 9 6 6 4 5 4 "   D a t a T y p e = " T e x t " > C u s t o m e r A d d r e s s 1 < / C u s t o m e r A d d r e s s 1 > + 
+         < C u s t o m e r A d d r e s s 2   E l e m e n t T y p e = " C o l u m n "   E l e m e n t I d = " 1 1 6 4 2 6 9 8 3 7 "   D a t a T y p e = " T e x t " > C u s t o m e r A d d r e s s 2 < / C u s t o m e r A d d r e s s 2 > + 
+         < C u s t o m e r A d d r e s s 3   E l e m e n t T y p e = " C o l u m n "   E l e m e n t I d = " 5 2 6 5 7 3 2 2 0 "   D a t a T y p e = " T e x t " > C u s t o m e r A d d r e s s 3 < / C u s t o m e r A d d r e s s 3 > + 
+         < C u s t o m e r A d d r e s s 4   E l e m e n t T y p e = " C o l u m n "   E l e m e n t I d = " 1 1 1 1 2 3 3 9 7 "   D a t a T y p e = " T e x t " > C u s t o m e r A d d r e s s 4 < / C u s t o m e r A d d r e s s 4 > + 
+         < C u s t o m e r A d d r e s s 5   E l e m e n t T y p e = " C o l u m n "   E l e m e n t I d = " 7 4 8 8 2 0 0 1 4 "   D a t a T y p e = " T e x t " > C u s t o m e r A d d r e s s 5 < / C u s t o m e r A d d r e s s 5 > + 
+         < C u s t o m e r A d d r e s s 6   E l e m e n t T y p e = " C o l u m n "   E l e m e n t I d = " 1 3 8 6 5 1 6 6 3 1 "   D a t a T y p e = " T e x t " > C u s t o m e r A d d r e s s 6 < / C u s t o m e r A d d r e s s 6 > + 
+         < C u s t o m e r A d d r e s s 7   E l e m e n t T y p e = " C o l u m n "   E l e m e n t I d = " 2 0 2 4 2 1 3 2 4 8 "   D a t a T y p e = " T e x t " > C u s t o m e r A d d r e s s 7 < / C u s t o m e r A d d r e s s 7 > + 
+         < C u s t o m e r A d d r e s s 8   E l e m e n t T y p e = " C o l u m n "   E l e m e n t I d = " 1 0 4 8 6 9 8 5 8 5 "   D a t a T y p e = " T e x t " > C u s t o m e r A d d r e s s 8 < / C u s t o m e r A d d r e s s 8 > + 
+         < C u s t o m e r P o s t a l B a r C o d e   E l e m e n t T y p e = " C o l u m n "   E l e m e n t I d = " 3 9 8 5 8 0 6 8 8 "   D a t a T y p e = " T e x t " > C u s t o m e r P o s t a l B a r C o d e < / C u s t o m e r P o s t a l B a r C o d e > + 
+         < D o c u m e n t C o p y T e x t   E l e m e n t T y p e = " C o l u m n "   E l e m e n t I d = " 1 8 2 4 9 4 6 0 4 6 "   D a t a T y p e = " S t r i n g " > D o c u m e n t C o p y T e x t < / D o c u m e n t C o p y T e x t > + 
+         < D o c u m e n t D a t e   E l e m e n t T y p e = " C o l u m n "   E l e m e n t I d = " 5 5 2 8 7 1 9 1 4 "   D a t a T y p e = " S t r i n g " > D o c u m e n t D a t e < / D o c u m e n t D a t e > + 
+         < D o c u m e n t D a t e _ L b l   E l e m e n t T y p e = " C o l u m n "   E l e m e n t I d = " 1 0 2 6 4 9 4 8 3 "   D a t a T y p e = " S t r i n g " > D o c u m e n t D a t e _ L b l < / D o c u m e n t D a t e _ L b l > + 
+         < D o c u m e n t N o   E l e m e n t T y p e = " C o l u m n "   E l e m e n t I d = " 9 7 0 3 5 0 5 3 9 "   D a t a T y p e = " C o d e " > D o c u m e n t N o < / D o c u m e n t N o > + 
+         < D o c u m e n t N o _ L b l   E l e m e n t T y p e = " C o l u m n "   E l e m e n t I d = " 7 8 9 7 9 5 9 7 8 "   D a t a T y p e = " L a b e l " > D o c u m e n t N o _ L b l < / D o c u m e n t N o _ L b l > + 
+         < D o c u m e n t T i t l e _ L b l   E l e m e n t T y p e = " C o l u m n "   E l e m e n t I d = " 8 5 8 4 2 3 9 2 9 "   D a t a T y p e = " L a b e l " > D o c u m e n t T i t l e _ L b l < / D o c u m e n t T i t l e _ L b l > + 
+         < D u e D a t e   E l e m e n t T y p e = " C o l u m n "   E l e m e n t I d = " 7 4 5 1 7 0 2 0 3 "   D a t a T y p e = " S t r i n g " > D u e D a t e < / D u e D a t e > + 
+         < D u e D a t e _ L b l   E l e m e n t T y p e = " C o l u m n "   E l e m e n t I d = " 1 6 4 8 2 8 4 6 4 8 "   D a t a T y p e = " S t r i n g " > D u e D a t e _ L b l < / D u e D a t e _ L b l > + 
+         < E M a i l _ H e a d e r _ L b l   E l e m e n t T y p e = " C o l u m n "   E l e m e n t I d = " 5 1 3 1 7 0 8 0 4 "   D a t a T y p e = " L a b e l " > E M a i l _ H e a d e r _ L b l < / E M a i l _ H e a d e r _ L b l > + 
+         < E x c h a n g e R a t e A S T e x t   E l e m e n t T y p e = " C o l u m n "   E l e m e n t I d = " 1 1 5 7 2 6 2 0 5 3 "   D a t a T y p e = " T e x t " > E x c h a n g e R a t e A S T e x t < / E x c h a n g e R a t e A S T e x t > + 
+         < E x t e r n a l D o c u m e n t N o   E l e m e n t T y p e = " C o l u m n "   E l e m e n t I d = " 7 3 3 9 5 3 9 6 6 "   D a t a T y p e = " C o d e " > E x t e r n a l D o c u m e n t N o < / E x t e r n a l D o c u m e n t N o > + 
+         < E x t e r n a l D o c u m e n t N o L b l   E l e m e n t T y p e = " C o l u m n "   E l e m e n t I d = " 7 8 3 2 8 7 4 5 2 "   D a t a T y p e = " S t r i n g " > E x t e r n a l D o c u m e n t N o L b l < / E x t e r n a l D o c u m e n t N o L b l > + 
+         < H o m e P a g e _ H e a d e r _ L b l   E l e m e n t T y p e = " C o l u m n "   E l e m e n t I d = " 1 8 7 9 7 2 5 0 8 4 "   D a t a T y p e = " L a b e l " > H o m e P a g e _ H e a d e r _ L b l < / H o m e P a g e _ H e a d e r _ L b l > + 
+         < I n v o i c e D i s c o u n t A m o u n t _ L b l   E l e m e n t T y p e = " C o l u m n "   E l e m e n t I d = " 1 5 9 3 0 1 2 7 3 6 "   D a t a T y p e = " L a b e l " > I n v o i c e D i s c o u n t A m o u n t _ L b l < / I n v o i c e D i s c o u n t A m o u n t _ L b l > + 
+         < I n v o i c e D i s c o u n t B a s e A m o u n t _ L b l   E l e m e n t T y p e = " C o l u m n "   E l e m e n t I d = " 2 0 2 9 2 6 6 8 7 5 "   D a t a T y p e = " L a b e l " > I n v o i c e D i s c o u n t B a s e A m o u n t _ L b l < / I n v o i c e D i s c o u n t B a s e A m o u n t _ L b l > + 
+         < L e g a l E n t i t y T y p e   E l e m e n t T y p e = " C o l u m n "   E l e m e n t I d = " 2 0 5 1 8 7 3 5 6 3 "   D a t a T y p e = " T e x t " > L e g a l E n t i t y T y p e < / L e g a l E n t i t y T y p e > + 
+         < L e g a l E n t i t y T y p e _ L b l   E l e m e n t T y p e = " C o l u m n "   E l e m e n t I d = " 2 0 8 0 2 2 4 7 9 2 "   D a t a T y p e = " T e x t " > L e g a l E n t i t y T y p e _ L b l < / L e g a l E n t i t y T y p e _ L b l > + 
+         < L i n e A m o u n t A f t e r I n v o i c e D i s c o u n t _ L b l   E l e m e n t T y p e = " C o l u m n "   E l e m e n t I d = " 6 7 3 7 2 1 0 9 4 "   D a t a T y p e = " L a b e l " > L i n e A m o u n t A f t e r I n v o i c e D i s c o u n t _ L b l < / L i n e A m o u n t A f t e r I n v o i c e D i s c o u n t _ L b l > + 
+         < L o c a l C u r r e n c y _ L b l   E l e m e n t T y p e = " C o l u m n "   E l e m e n t I d = " 1 5 5 9 6 9 3 4 2 2 "   D a t a T y p e = " L a b e l " > L o c a l C u r r e n c y _ L b l < / L o c a l C u r r e n c y _ L b l > + 
+         < P a g e _ L b l   E l e m e n t T y p e = " C o l u m n "   E l e m e n t I d = " 6 8 0 6 4 8 0 9 1 "   D a t a T y p e = " L a b e l " > P a g e _ L b l < / P a g e _ L b l > + 
+         < P a y m e n t M e t h o d D e s c r i p t i o n   E l e m e n t T y p e = " C o l u m n "   E l e m e n t I d = " 5 8 5 7 5 7 9 7 4 "   D a t a T y p e = " T e x t " > P a y m e n t M e t h o d D e s c r i p t i o n < / P a y m e n t M e t h o d D e s c r i p t i o n > + 
+         < P a y m e n t M e t h o d D e s c r i p t i o n _ L b l   E l e m e n t T y p e = " C o l u m n "   E l e m e n t I d = " 7 9 7 1 1 7 3 2 3 "   D a t a T y p e = " L a b e l " > P a y m e n t M e t h o d D e s c r i p t i o n _ L b l < / P a y m e n t M e t h o d D e s c r i p t i o n _ L b l > + 
+         < P a y m e n t T e r m s D e s c r i p t i o n   E l e m e n t T y p e = " C o l u m n "   E l e m e n t I d = " 2 0 3 8 7 4 2 7 0 0 "   D a t a T y p e = " T e x t " > P a y m e n t T e r m s D e s c r i p t i o n < / P a y m e n t T e r m s D e s c r i p t i o n > + 
+         < P a y m e n t T e r m s D e s c r i p t i o n _ L b l   E l e m e n t T y p e = " C o l u m n "   E l e m e n t I d = " 1 8 7 4 4 9 4 3 2 1 "   D a t a T y p e = " L a b e l " > P a y m e n t T e r m s D e s c r i p t i o n _ L b l < / P a y m e n t T e r m s D e s c r i p t i o n _ L b l > + 
+         < P r i c e s I n c l u d i n g V A T   E l e m e n t T y p e = " C o l u m n "   E l e m e n t I d = " 5 1 8 8 1 7 1 6 7 "   D a t a T y p e = " B o o l e a n " > P r i c e s I n c l u d i n g V A T < / P r i c e s I n c l u d i n g V A T > + 
+         < P r i c e s I n c l u d i n g V A T Y e s N o   E l e m e n t T y p e = " C o l u m n "   E l e m e n t I d = " 1 4 1 1 1 4 7 5 9 9 "   D a t a T y p e = " S t r i n g " > P r i c e s I n c l u d i n g V A T Y e s N o < / P r i c e s I n c l u d i n g V A T Y e s N o > + 
+         < P r i c e s I n c l u d i n g V A T _ L b l   E l e m e n t T y p e = " C o l u m n "   E l e m e n t I d = " 1 3 7 7 9 7 9 4 4 4 "   D a t a T y p e = " S t r i n g " > P r i c e s I n c l u d i n g V A T _ L b l < / P r i c e s I n c l u d i n g V A T _ L b l > + 
+         < S a l e s I n v o i c e L i n e D i s c o u n t _ L b l   E l e m e n t T y p e = " C o l u m n "   E l e m e n t I d = " 6 6 4 6 0 1 5 8 2 "   D a t a T y p e = " L a b e l " > S a l e s I n v o i c e L i n e D i s c o u n t _ L b l < / S a l e s I n v o i c e L i n e D i s c o u n t _ L b l > + 
+         < S a l e s P e r s o n B l a n k _ L b l   E l e m e n t T y p e = " C o l u m n "   E l e m e n t I d = " 6 5 4 6 2 4 6 0 1 "   D a t a T y p e = " T e x t " > S a l e s P e r s o n B l a n k _ L b l < / S a l e s P e r s o n B l a n k _ L b l > + 
+         < S a l e s P e r s o n N a m e   E l e m e n t T y p e = " C o l u m n "   E l e m e n t I d = " 8 7 1 4 9 2 9 8 3 "   D a t a T y p e = " T e x t " > S a l e s P e r s o n N a m e < / S a l e s P e r s o n N a m e > + 
+         < S a l e s P e r s o n _ L b l   E l e m e n t T y p e = " C o l u m n "   E l e m e n t I d = " 1 5 6 4 1 9 6 3 6 5 "   D a t a T y p e = " L a b e l " > S a l e s P e r s o n _ L b l < / S a l e s P e r s o n _ L b l > + 
+         < S e l l T o C o n t a c t E m a i l   E l e m e n t T y p e = " C o l u m n "   E l e m e n t I d = " 2 6 2 8 2 4 5 6 4 "   D a t a T y p e = " T e x t " > S e l l T o C o n t a c t E m a i l < / S e l l T o C o n t a c t E m a i l > + 
+         < S e l l T o C o n t a c t E m a i l L b l   E l e m e n t T y p e = " C o l u m n "   E l e m e n t I d = " 3 7 0 9 2 0 3 7 4 "   D a t a T y p e = " L a b e l " > S e l l T o C o n t a c t E m a i l L b l < / S e l l T o C o n t a c t E m a i l L b l > + 
+         < S e l l T o C o n t a c t M o b i l e P h o n e N o   E l e m e n t T y p e = " C o l u m n "   E l e m e n t I d = " 1 8 4 3 5 8 7 4 7 "   D a t a T y p e = " T e x t " > S e l l T o C o n t a c t M o b i l e P h o n e N o < / S e l l T o C o n t a c t M o b i l e P h o n e N o > + 
+         < S e l l T o C o n t a c t M o b i l e P h o n e N o L b l   E l e m e n t T y p e = " C o l u m n "   E l e m e n t I d = " 1 4 5 7 5 2 8 4 1 7 "   D a t a T y p e = " L a b e l " > S e l l T o C o n t a c t M o b i l e P h o n e N o L b l < / S e l l T o C o n t a c t M o b i l e P h o n e N o L b l > + 
+         < S e l l T o C o n t a c t P h o n e N o   E l e m e n t T y p e = " C o l u m n "   E l e m e n t I d = " 1 6 1 3 8 2 2 4 8 3 "   D a t a T y p e = " T e x t " > S e l l T o C o n t a c t P h o n e N o < / S e l l T o C o n t a c t P h o n e N o > + 
+         < S e l l T o C o n t a c t P h o n e N o L b l   E l e m e n t T y p e = " C o l u m n "   E l e m e n t I d = " 1 0 5 0 6 8 6 8 0 9 "   D a t a T y p e = " L a b e l " > S e l l T o C o n t a c t P h o n e N o L b l < / S e l l T o C o n t a c t P h o n e N o L b l > + 
+         < S e l l t o C u s t o m e r N o   E l e m e n t T y p e = " C o l u m n "   E l e m e n t I d = " 2 0 5 0 6 4 7 3 4 9 "   D a t a T y p e = " C o d e " > S e l l t o C u s t o m e r N o < / S e l l t o C u s t o m e r N o > + 
+         < S e l l t o C u s t o m e r N o _ L b l   E l e m e n t T y p e = " C o l u m n "   E l e m e n t I d = " 2 9 8 3 8 1 5 1 2 "   D a t a T y p e = " S t r i n g " > S e l l t o C u s t o m e r N o _ L b l < / S e l l t o C u s t o m e r N o _ L b l > + 
+         < S h i p m e n t D a t e   E l e m e n t T y p e = " C o l u m n "   E l e m e n t I d = " 9 3 1 1 1 1 4 6 5 "   D a t a T y p e = " S t r i n g " > S h i p m e n t D a t e < / S h i p m e n t D a t e > + 
+         < S h i p m e n t D a t e _ L b l   E l e m e n t T y p e = " C o l u m n "   E l e m e n t I d = " 6 1 4 4 0 0 3 6 4 "   D a t a T y p e = " S t r i n g " > S h i p m e n t D a t e _ L b l < / S h i p m e n t D a t e _ L b l > + 
+         < S h i p m e n t M e t h o d D e s c r i p t i o n   E l e m e n t T y p e = " C o l u m n "   E l e m e n t I d = " 2 0 5 9 4 0 3 2 6 0 "   D a t a T y p e = " T e x t " > S h i p m e n t M e t h o d D e s c r i p t i o n < / S h i p m e n t M e t h o d D e s c r i p t i o n > + 
+         < S h i p m e n t M e t h o d D e s c r i p t i o n _ L b l   E l e m e n t T y p e = " C o l u m n "   E l e m e n t I d = " 1 1 7 9 9 7 8 4 6 5 "   D a t a T y p e = " L a b e l " > S h i p m e n t M e t h o d D e s c r i p t i o n _ L b l < / S h i p m e n t M e t h o d D e s c r i p t i o n _ L b l > + 
+         < S h i p m e n t _ L b l   E l e m e n t T y p e = " C o l u m n "   E l e m e n t I d = " 2 0 8 5 7 6 7 1 2 0 "   D a t a T y p e = " L a b e l " > S h i p m e n t _ L b l < / S h i p m e n t _ L b l > + 
+         < S h i p T o A d d r e s s 1   E l e m e n t T y p e = " C o l u m n "   E l e m e n t I d = " 1 3 5 7 6 7 2 8 6 1 "   D a t a T y p e = " T e x t " > S h i p T o A d d r e s s 1 < / S h i p T o A d d r e s s 1 > + 
+         < S h i p T o A d d r e s s 2   E l e m e n t T y p e = " C o l u m n "   E l e m e n t I d = " 1 0 2 4 2 0 4 5 8 4 "   D a t a T y p e = " T e x t " > S h i p T o A d d r e s s 2 < / S h i p T o A d d r e s s 2 > + 
+         < S h i p T o A d d r e s s 3   E l e m e n t T y p e = " C o l u m n "   E l e m e n t I d = " 1 6 6 1 9 0 1 2 0 1 "   D a t a T y p e = " T e x t " > S h i p T o A d d r e s s 3 < / S h i p T o A d d r e s s 3 > + 
+         < S h i p T o A d d r e s s 4   E l e m e n t T y p e = " C o l u m n "   E l e m e n t I d = " 5 5 5 4 1 6 9 9 0 "   D a t a T y p e = " T e x t " > S h i p T o A d d r e s s 4 < / S h i p T o A d d r e s s 4 > + 
+         < S h i p T o A d d r e s s 5   E l e m e n t T y p e = " C o l u m n "   E l e m e n t I d = " 1 1 9 3 1 1 3 6 0 7 "   D a t a T y p e = " T e x t " > S h i p T o A d d r e s s 5 < / S h i p T o A d d r e s s 5 > + 
+         < S h i p T o A d d r e s s 6   E l e m e n t T y p e = " C o l u m n "   E l e m e n t I d = " 7 1 9 9 7 6 2 4 4 "   D a t a T y p e = " T e x t " > S h i p T o A d d r e s s 6 < / S h i p T o A d d r e s s 6 > + 
+         < S h i p T o A d d r e s s 7   E l e m e n t T y p e = " C o l u m n "   E l e m e n t I d = " 8 2 2 7 9 6 2 7 "   D a t a T y p e = " T e x t " > S h i p T o A d d r e s s 7 < / S h i p T o A d d r e s s 7 > + 
+         < S h i p T o A d d r e s s 8   E l e m e n t T y p e = " C o l u m n "   E l e m e n t I d = " 1 4 9 2 9 9 2 1 7 8 "   D a t a T y p e = " T e x t " > S h i p T o A d d r e s s 8 < / S h i p T o A d d r e s s 8 > + 
+         < S h i p T o A d d r e s s _ L b l   E l e m e n t T y p e = " C o l u m n "   E l e m e n t I d = " 1 6 5 0 5 0 5 0 1 7 "   D a t a T y p e = " L a b e l " > S h i p T o A d d r e s s _ L b l < / S h i p T o A d d r e s s _ L b l > + 
+         < S h i p T o P h o n e N o   E l e m e n t T y p e = " C o l u m n "   E l e m e n t I d = " 3 6 9 7 0 2 2 5 5 "   D a t a T y p e = " T e x t " > S h i p T o P h o n e N o < / S h i p T o P h o n e N o > + 
+         < S h o w S h i p p i n g A d d r e s s   E l e m e n t T y p e = " C o l u m n "   E l e m e n t I d = " 1 1 2 0 0 7 1 2 6 6 "   D a t a T y p e = " B o o l e a n " > S h o w S h i p p i n g A d d r e s s < / S h o w S h i p p i n g A d d r e s s > + 
+         < S h o w W o r k D e s c r i p t i o n   E l e m e n t T y p e = " C o l u m n "   E l e m e n t I d = " 7 8 5 4 6 8 8 6 5 "   D a t a T y p e = " B o o l e a n " > S h o w W o r k D e s c r i p t i o n < / S h o w W o r k D e s c r i p t i o n > + 
+         < S u b t o t a l _ L b l   E l e m e n t T y p e = " C o l u m n "   E l e m e n t I d = " 1 9 6 7 7 9 5 1 4 2 "   D a t a T y p e = " L a b e l " > S u b t o t a l _ L b l < / S u b t o t a l _ L b l > + 
+         < T o t a l _ L b l   E l e m e n t T y p e = " C o l u m n "   E l e m e n t I d = " 1 2 1 0 1 0 0 8 7 8 "   D a t a T y p e = " L a b e l " > T o t a l _ L b l < / T o t a l _ L b l > + 
+         < V A T A m o u n t S p e c i f i c a t i o n _ L b l   E l e m e n t T y p e = " C o l u m n "   E l e m e n t I d = " 8 7 8 7 0 6 8 4 6 "   D a t a T y p e = " L a b e l " > V A T A m o u n t S p e c i f i c a t i o n _ L b l < / V A T A m o u n t S p e c i f i c a t i o n _ L b l > + 
+         < V A T A m o u n t _ L b l   E l e m e n t T y p e = " C o l u m n "   E l e m e n t I d = " 1 0 9 4 6 5 7 2 9 "   D a t a T y p e = " L a b e l " > V A T A m o u n t _ L b l < / V A T A m o u n t _ L b l > + 
+         < V A T B a s e _ L b l   E l e m e n t T y p e = " C o l u m n "   E l e m e n t I d = " 1 8 6 6 1 5 8 2 7 8 "   D a t a T y p e = " L a b e l " > V A T B a s e _ L b l < / V A T B a s e _ L b l > + 
+         < V A T C l a u s e s _ L b l   E l e m e n t T y p e = " C o l u m n "   E l e m e n t I d = " 1 3 8 3 9 2 0 0 1 9 "   D a t a T y p e = " L a b e l " > V A T C l a u s e s _ L b l < / V A T C l a u s e s _ L b l > + 
+         < V A T C l a u s e _ L b l   E l e m e n t T y p e = " C o l u m n "   E l e m e n t I d = " 1 5 7 0 4 9 5 4 9 0 "   D a t a T y p e = " S t r i n g " > V A T C l a u s e _ L b l < / V A T C l a u s e _ L b l > + 
+         < V A T I d e n t i f i e r _ L b l   E l e m e n t T y p e = " C o l u m n "   E l e m e n t I d = " 1 6 8 6 6 2 3 9 8 4 "   D a t a T y p e = " L a b e l " > V A T I d e n t i f i e r _ L b l < / V A T I d e n t i f i e r _ L b l > + 
+         < V A T P e r c e n t a g e _ L b l   E l e m e n t T y p e = " C o l u m n "   E l e m e n t I d = " 6 7 6 6 5 4 5 6 5 "   D a t a T y p e = " L a b e l " > V A T P e r c e n t a g e _ L b l < / V A T P e r c e n t a g e _ L b l > + 
+         < V A T R e g i s t r a t i o n N o   E l e m e n t T y p e = " C o l u m n "   E l e m e n t I d = " 1 8 8 9 1 9 5 4 0 2 "   D a t a T y p e = " T e x t " > V A T R e g i s t r a t i o n N o < / V A T R e g i s t r a t i o n N o > + 
+         < V A T R e g i s t r a t i o n N o _ L b l   E l e m e n t T y p e = " C o l u m n "   E l e m e n t I d = " 1 4 2 4 6 1 6 0 8 5 "   D a t a T y p e = " T e x t " > V A T R e g i s t r a t i o n N o _ L b l < / V A T R e g i s t r a t i o n N o _ L b l > + 
+         < Y o u r R e f e r e n c e   E l e m e n t T y p e = " C o l u m n "   E l e m e n t I d = " 1 1 0 3 9 9 5 1 "   D a t a T y p e = " T e x t " > Y o u r R e f e r e n c e < / Y o u r R e f e r e n c e > + 
+         < Y o u r R e f e r e n c e _ L b l   E l e m e n t T y p e = " C o l u m n "   E l e m e n t I d = " 4 6 5 4 7 7 4 2 6 "   D a t a T y p e = " S t r i n g " > Y o u r R e f e r e n c e _ L b l < / Y o u r R e f e r e n c e _ L b l > + 
+         < L i n e   E l e m e n t T y p e = " D a t a I t e m "   E l e m e n t I d = " 4 1 1 9 7 6 1 3 3 " > + 
+             < A m o u n t E x c l u d i n g V A T _ L i n e   E l e m e n t T y p e = " C o l u m n "   E l e m e n t I d = " 1 0 6 2 4 6 0 0 4 0 "   D a t a T y p e = " D e c i m a l " > A m o u n t E x c l u d i n g V A T _ L i n e < / A m o u n t E x c l u d i n g V A T _ L i n e > + 
+             < A m o u n t E x c l u d i n g V A T _ L i n e _ L b l   E l e m e n t T y p e = " C o l u m n "   E l e m e n t I d = " 2 0 0 2 8 7 4 4 7 5 "   D a t a T y p e = " S t r i n g " > A m o u n t E x c l u d i n g V A T _ L i n e _ L b l < / A m o u n t E x c l u d i n g V A T _ L i n e _ L b l > + 
+             < A m o u n t I n c l u d i n g V A T _ L i n e   E l e m e n t T y p e = " C o l u m n "   E l e m e n t I d = " 7 7 0 9 2 8 4 0 2 "   D a t a T y p e = " D e c i m a l " > A m o u n t I n c l u d i n g V A T _ L i n e < / A m o u n t I n c l u d i n g V A T _ L i n e > + 
+             < A m o u n t I n c l u d i n g V A T _ L i n e _ L b l   E l e m e n t T y p e = " C o l u m n "   E l e m e n t I d = " 9 3 0 7 4 7 3 1 3 "   D a t a T y p e = " S t r i n g " > A m o u n t I n c l u d i n g V A T _ L i n e _ L b l < / A m o u n t I n c l u d i n g V A T _ L i n e _ L b l > + 
+             < D e s c r i p t i o n _ L i n e   E l e m e n t T y p e = " C o l u m n "   E l e m e n t I d = " 1 4 0 6 8 2 2 3 1 0 "   D a t a T y p e = " T e x t " > D e s c r i p t i o n _ L i n e < / D e s c r i p t i o n _ L i n e > + 
+             < D e s c r i p t i o n _ L i n e _ L b l   E l e m e n t T y p e = " C o l u m n "   E l e m e n t I d = " 2 1 1 8 9 5 1 4 9 5 "   D a t a T y p e = " S t r i n g " > D e s c r i p t i o n _ L i n e _ L b l < / D e s c r i p t i o n _ L i n e _ L b l > + 
+             < I t e m N o _ L i n e   E l e m e n t T y p e = " C o l u m n "   E l e m e n t I d = " 1 9 1 0 2 9 6 2 8 8 "   D a t a T y p e = " C o d e " > I t e m N o _ L i n e < / I t e m N o _ L i n e > + 
+             < I t e m N o _ L i n e _ L b l   E l e m e n t T y p e = " C o l u m n "   E l e m e n t I d = " 1 3 4 0 0 7 9 6 1 3 "   D a t a T y p e = " S t r i n g " > I t e m N o _ L i n e _ L b l < / I t e m N o _ L i n e _ L b l > + 
+             < I t e m R e f e r e n c e N o _ L i n e   E l e m e n t T y p e = " C o l u m n "   E l e m e n t I d = " 9 2 7 2 3 5 7 "   D a t a T y p e = " C o d e " > I t e m R e f e r e n c e N o _ L i n e < / I t e m R e f e r e n c e N o _ L i n e > + 
+             < I t e m R e f e r e n c e N o _ L i n e _ L b l   E l e m e n t T y p e = " C o l u m n "   E l e m e n t I d = " 1 9 8 0 6 3 1 1 3 0 "   D a t a T y p e = " S t r i n g " > I t e m R e f e r e n c e N o _ L i n e _ L b l < / I t e m R e f e r e n c e N o _ L i n e _ L b l > + 
+             < L i n e A m o u n t _ L i n e   E l e m e n t T y p e = " C o l u m n "   E l e m e n t I d = " 2 6 8 9 3 7 1 6 2 "   D a t a T y p e = " T e x t " > L i n e A m o u n t _ L i n e < / L i n e A m o u n t _ L i n e > + 
+             < L i n e A m o u n t _ L i n e _ L b l   E l e m e n t T y p e = " C o l u m n "   E l e m e n t I d = " 9 9 2 9 0 1 8 4 5 "   D a t a T y p e = " S t r i n g " > L i n e A m o u n t _ L i n e _ L b l < / L i n e A m o u n t _ L i n e _ L b l > + 
+             < L i n e D i s c o u n t P e r c e n t T e x t _ L i n e   E l e m e n t T y p e = " C o l u m n "   E l e m e n t I d = " 6 1 3 1 3 5 1 9 "   D a t a T y p e = " T e x t " > L i n e D i s c o u n t P e r c e n t T e x t _ L i n e < / L i n e D i s c o u n t P e r c e n t T e x t _ L i n e > + 
+             < L i n e D i s c o u n t P e r c e n t _ L i n e   E l e m e n t T y p e = " C o l u m n "   E l e m e n t I d = " 9 0 7 8 2 7 4 3 6 "   D a t a T y p e = " D e c i m a l " > L i n e D i s c o u n t P e r c e n t _ L i n e < / L i n e D i s c o u n t P e r c e n t _ L i n e > + 
+             < L i n e N o _ L i n e   E l e m e n t T y p e = " C o l u m n "   E l e m e n t I d = " 6 9 8 9 8 5 9 7 9 "   D a t a T y p e = " I n t e g e r " > L i n e N o _ L i n e < / L i n e N o _ L i n e > + 
+             < Q u a n t i t y _ L i n e   E l e m e n t T y p e = " C o l u m n "   E l e m e n t I d = " 1 0 6 8 5 4 3 5 3 7 "   D a t a T y p e = " T e x t " > Q u a n t i t y _ L i n e < / Q u a n t i t y _ L i n e > + 
+             < Q u a n t i t y _ L i n e _ L b l   E l e m e n t T y p e = " C o l u m n "   E l e m e n t I d = " 2 0 3 4 5 0 6 8 0 2 "   D a t a T y p e = " S t r i n g " > Q u a n t i t y _ L i n e _ L b l < / Q u a n t i t y _ L i n e _ L b l > + 
+             < S h i p m e n t D a t e _ L i n e   E l e m e n t T y p e = " C o l u m n "   E l e m e n t I d = " 1 6 7 3 3 7 5 4 1 6 "   D a t a T y p e = " S t r i n g " > S h i p m e n t D a t e _ L i n e < / S h i p m e n t D a t e _ L i n e > + 
+             < S h i p m e n t D a t e _ L i n e _ L b l   E l e m e n t T y p e = " C o l u m n "   E l e m e n t I d = " 8 5 3 2 2 4 3 6 3 "   D a t a T y p e = " L a b e l " > S h i p m e n t D a t e _ L i n e _ L b l < / S h i p m e n t D a t e _ L i n e _ L b l > + 
+             < T r a n s H e a d e r A m o u n t   E l e m e n t T y p e = " C o l u m n "   E l e m e n t I d = " 2 0 2 8 3 0 6 2 7 6 "   D a t a T y p e = " D e c i m a l " > T r a n s H e a d e r A m o u n t < / T r a n s H e a d e r A m o u n t > + 
+             < T y p e _ L i n e   E l e m e n t T y p e = " C o l u m n "   E l e m e n t I d = " 2 7 2 8 0 4 9 2 4 "   D a t a T y p e = " S t r i n g " > T y p e _ L i n e < / T y p e _ L i n e > + 
+             < U n i t O f M e a s u r e   E l e m e n t T y p e = " C o l u m n "   E l e m e n t I d = " 1 8 0 8 2 2 8 0 1 8 "   D a t a T y p e = " T e x t " > U n i t O f M e a s u r e < / U n i t O f M e a s u r e > + 
+             < U n i t O f M e a s u r e _ L b l   E l e m e n t T y p e = " C o l u m n "   E l e m e n t I d = " 9 8 1 9 5 1 2 4 9 "   D a t a T y p e = " S t r i n g " > U n i t O f M e a s u r e _ L b l < / U n i t O f M e a s u r e _ L b l > + 
+             < U n i t P r i c e   E l e m e n t T y p e = " C o l u m n "   E l e m e n t I d = " 1 4 7 8 2 2 1 5 2 6 "   D a t a T y p e = " T e x t " > U n i t P r i c e < / U n i t P r i c e > + 
+             < U n i t P r i c e _ L b l   E l e m e n t T y p e = " C o l u m n "   E l e m e n t I d = " 1 1 6 3 9 2 6 6 0 3 "   D a t a T y p e = " S t r i n g " > U n i t P r i c e _ L b l < / U n i t P r i c e _ L b l > + 
+             < V A T I d e n t i f i e r _ L i n e   E l e m e n t T y p e = " C o l u m n "   E l e m e n t I d = " 1 7 7 3 6 2 2 4 1 2 "   D a t a T y p e = " C o d e " > V A T I d e n t i f i e r _ L i n e < / V A T I d e n t i f i e r _ L i n e > + 
+             < V A T I d e n t i f i e r _ L i n e _ L b l   E l e m e n t T y p e = " C o l u m n "   E l e m e n t I d = " 5 3 3 7 8 2 7 0 3 "   D a t a T y p e = " S t r i n g " > V A T I d e n t i f i e r _ L i n e _ L b l < / V A T I d e n t i f i e r _ L i n e _ L b l > + 
+             < V A T P c t _ L i n e   E l e m e n t T y p e = " C o l u m n "   E l e m e n t I d = " 1 9 7 4 0 0 1 9 4 4 "   D a t a T y p e = " T e x t " > V A T P c t _ L i n e < / V A T P c t _ L i n e > + 
+             < V A T P c t _ L i n e _ L b l   E l e m e n t T y p e = " C o l u m n "   E l e m e n t I d = " 1 2 0 7 5 2 9 9 1 5 "   D a t a T y p e = " S t r i n g " > V A T P c t _ L i n e _ L b l < / V A T P c t _ L i n e _ L b l > + 
+             < S h i p m e n t L i n e   E l e m e n t T y p e = " D a t a I t e m "   E l e m e n t I d = " 2 0 1 5 9 9 6 0 5 1 " > + 
+                 < D o c u m e n t N o _ S h i p m e n t L i n e   E l e m e n t T y p e = " C o l u m n "   E l e m e n t I d = " 1 2 4 3 7 6 7 7 6 2 "   D a t a T y p e = " C o d e " > D o c u m e n t N o _ S h i p m e n t L i n e < / D o c u m e n t N o _ S h i p m e n t L i n e > + 
+                 < P o s t i n g D a t e _ S h i p m e n t L i n e   E l e m e n t T y p e = " C o l u m n "   E l e m e n t I d = " 1 8 3 4 0 0 3 2 0 "   D a t a T y p e = " S t r i n g " > P o s t i n g D a t e _ S h i p m e n t L i n e < / P o s t i n g D a t e _ S h i p m e n t L i n e > + 
+                 < P o s t i n g D a t e _ S h i p m e n t L i n e _ L b l   E l e m e n t T y p e = " C o l u m n "   E l e m e n t I d = " 1 0 9 0 0 6 9 0 2 7 "   D a t a T y p e = " S t r i n g " > P o s t i n g D a t e _ S h i p m e n t L i n e _ L b l < / P o s t i n g D a t e _ S h i p m e n t L i n e _ L b l > + 
+                 < Q u a n t i t y _ S h i p m e n t L i n e   E l e m e n t T y p e = " C o l u m n "   E l e m e n t I d = " 1 6 3 7 0 3 4 2 4 7 "   D a t a T y p e = " D e c i m a l " > Q u a n t i t y _ S h i p m e n t L i n e < / Q u a n t i t y _ S h i p m e n t L i n e > + 
+                 < Q u a n t i t y _ S h i p m e n t L i n e _ L b l   E l e m e n t T y p e = " C o l u m n "   E l e m e n t I d = " 1 6 0 2 6 6 7 3 8 6 "   D a t a T y p e = " S t r i n g " > Q u a n t i t y _ S h i p m e n t L i n e _ L b l < / Q u a n t i t y _ S h i p m e n t L i n e _ L b l > + 
+             < / S h i p m e n t L i n e > + 
+             < A s s e m b l y L i n e   E l e m e n t T y p e = " D a t a I t e m "   E l e m e n t I d = " 1 2 0 5 9 4 2 8 5 " > + 
+                 < D e s c r i p t i o n _ A s s e m b l y L i n e   E l e m e n t T y p e = " C o l u m n "   E l e m e n t I d = " 2 8 0 7 4 3 7 9 6 "   D a t a T y p e = " T e x t " > D e s c r i p t i o n _ A s s e m b l y L i n e < / D e s c r i p t i o n _ A s s e m b l y L i n e > + 
+                 < L i n e N o _ A s s e m b l y L i n e   E l e m e n t T y p e = " C o l u m n "   E l e m e n t I d = " 6 4 0 5 8 3 8 9 1 "   D a t a T y p e = " C o d e " > L i n e N o _ A s s e m b l y L i n e < / L i n e N o _ A s s e m b l y L i n e > + 
+                 < Q u a n t i t y _ A s s e m b l y L i n e   E l e m e n t T y p e = " C o l u m n "   E l e m e n t I d = " 1 9 5 7 6 4 8 2 3 1 "   D a t a T y p e = " D e c i m a l " > Q u a n t i t y _ A s s e m b l y L i n e < / Q u a n t i t y _ A s s e m b l y L i n e > + 
+                 < U n i t O f M e a s u r e _ A s s e m b l y L i n e   E l e m e n t T y p e = " C o l u m n "   E l e m e n t I d = " 1 6 4 9 1 2 3 7 7 3 "   D a t a T y p e = " T e x t " > U n i t O f M e a s u r e _ A s s e m b l y L i n e < / U n i t O f M e a s u r e _ A s s e m b l y L i n e > + 
+                 < V a r i a n t C o d e _ A s s e m b l y L i n e   E l e m e n t T y p e = " C o l u m n "   E l e m e n t I d = " 1 8 6 9 4 0 7 6 7 2 "   D a t a T y p e = " C o d e " > V a r i a n t C o d e _ A s s e m b l y L i n e < / V a r i a n t C o d e _ A s s e m b l y L i n e > + 
+             < / A s s e m b l y L i n e > + 
+         < / L i n e > + 
+         < W o r k D e s c r i p t i o n L i n e s   E l e m e n t T y p e = " D a t a I t e m "   E l e m e n t I d = " 2 7 6 8 1 9 4 4 7 " > + 
+             < W o r k D e s c r i p t i o n L i n e   E l e m e n t T y p e = " C o l u m n "   E l e m e n t I d = " 1 9 4 7 6 2 1 6 7 6 "   D a t a T y p e = " T e x t " > W o r k D e s c r i p t i o n L i n e < / W o r k D e s c r i p t i o n L i n e > + 
+             < W o r k D e s c r i p t i o n L i n e N u m b e r   E l e m e n t T y p e = " C o l u m n "   E l e m e n t I d = " 7 9 7 3 0 7 2 2 3 "   D a t a T y p e = " I n t e g e r " > W o r k D e s c r i p t i o n L i n e N u m b e r < / W o r k D e s c r i p t i o n L i n e N u m b e r > + 
+         < / W o r k D e s c r i p t i o n L i n e s > + 
+         < V A T A m o u n t L i n e   E l e m e n t T y p e = " D a t a I t e m "   E l e m e n t I d = " 8 2 7 5 3 4 3 4 8 " > + 
+             < I n v o i c e D i s c o u n t A m o u n t _ V A T A m o u n t L i n e   E l e m e n t T y p e = " C o l u m n "   E l e m e n t I d = " 8 2 4 7 3 0 1 4 1 "   D a t a T y p e = " D e c i m a l " > I n v o i c e D i s c o u n t A m o u n t _ V A T A m o u n t L i n e < / I n v o i c e D i s c o u n t A m o u n t _ V A T A m o u n t L i n e > + 
+             < I n v o i c e D i s c o u n t A m o u n t _ V A T A m o u n t L i n e _ L b l   E l e m e n t T y p e = " C o l u m n "   E l e m e n t I d = " 1 5 6 2 2 0 0 0 3 4 "   D a t a T y p e = " S t r i n g " > I n v o i c e D i s c o u n t A m o u n t _ V A T A m o u n t L i n e _ L b l < / I n v o i c e D i s c o u n t A m o u n t _ V A T A m o u n t L i n e _ L b l > + 
+             < I n v o i c e D i s c o u n t B a s e A m o u n t _ V A T A m o u n t L i n e   E l e m e n t T y p e = " C o l u m n "   E l e m e n t I d = " 2 0 4 0 3 3 2 2 6 6 "   D a t a T y p e = " D e c i m a l " > I n v o i c e D i s c o u n t B a s e A m o u n t _ V A T A m o u n t L i n e < / I n v o i c e D i s c o u n t B a s e A m o u n t _ V A T A m o u n t L i n e > + 
+             < I n v o i c e D i s c o u n t B a s e A m o u n t _ V A T A m o u n t L i n e _ L b l   E l e m e n t T y p e = " C o l u m n "   E l e m e n t I d = " 4 0 5 9 6 0 3 3 1 "   D a t a T y p e = " S t r i n g " > I n v o i c e D i s c o u n t B a s e A m o u n t _ V A T A m o u n t L i n e _ L b l < / I n v o i c e D i s c o u n t B a s e A m o u n t _ V A T A m o u n t L i n e _ L b l > + 
+             < L i n e A m o u n t _ V a t A m o u n t L i n e   E l e m e n t T y p e = " C o l u m n "   E l e m e n t I d = " 2 1 4 6 5 4 0 1 "   D a t a T y p e = " D e c i m a l " > L i n e A m o u n t _ V a t A m o u n t L i n e < / L i n e A m o u n t _ V a t A m o u n t L i n e > + 
+             < L i n e A m o u n t _ V a t A m o u n t L i n e _ L b l   E l e m e n t T y p e = " C o l u m n "   E l e m e n t I d = " 1 1 1 0 9 1 2 1 2 4 "   D a t a T y p e = " S t r i n g " > L i n e A m o u n t _ V a t A m o u n t L i n e _ L b l < / L i n e A m o u n t _ V a t A m o u n t L i n e _ L b l > + 
+             < N o O f V A T I d e n t i f i e r s   E l e m e n t T y p e = " C o l u m n "   E l e m e n t I d = " 1 1 5 3 2 6 3 0 2 6 "   D a t a T y p e = " I n t e g e r " > N o O f V A T I d e n t i f i e r s < / N o O f V A T I d e n t i f i e r s > + 
+             < V A T A m o u n t L C Y _ V A T A m o u n t L i n e   E l e m e n t T y p e = " C o l u m n "   E l e m e n t I d = " 1 5 8 1 9 9 4 3 5 0 "   D a t a T y p e = " D e c i m a l " > V A T A m o u n t L C Y _ V A T A m o u n t L i n e < / V A T A m o u n t L C Y _ V A T A m o u n t L i n e > + 
+             < V A T A m o u n t L C Y _ V A T A m o u n t L i n e _ L b l   E l e m e n t T y p e = " C o l u m n "   E l e m e n t I d = " 9 2 3 0 0 3 3 7 "   D a t a T y p e = " L a b e l " > V A T A m o u n t L C Y _ V A T A m o u n t L i n e _ L b l < / V A T A m o u n t L C Y _ V A T A m o u n t L i n e _ L b l > + 
+             < V A T A m o u n t _ V a t A m o u n t L i n e   E l e m e n t T y p e = " C o l u m n "   E l e m e n t I d = " 1 8 9 1 8 2 0 6 2 0 "   D a t a T y p e = " D e c i m a l " > V A T A m o u n t _ V a t A m o u n t L i n e < / V A T A m o u n t _ V a t A m o u n t L i n e > + 
+             < V A T A m o u n t _ V a t A m o u n t L i n e _ L b l   E l e m e n t T y p e = " C o l u m n "   E l e m e n t I d = " 1 5 1 3 5 5 5 4 7 3 "   D a t a T y p e = " S t r i n g " > V A T A m o u n t _ V a t A m o u n t L i n e _ L b l < / V A T A m o u n t _ V a t A m o u n t L i n e _ L b l > + 
+             < V A T B a s e L C Y _ V A T A m o u n t L i n e   E l e m e n t T y p e = " C o l u m n "   E l e m e n t I d = " 1 8 6 0 9 4 5 6 3 5 "   D a t a T y p e = " D e c i m a l " > V A T B a s e L C Y _ V A T A m o u n t L i n e < / V A T B a s e L C Y _ V A T A m o u n t L i n e > + 
+             < V A T B a s e L C Y _ V A T A m o u n t L i n e _ L b l   E l e m e n t T y p e = " C o l u m n "   E l e m e n t I d = " 1 2 3 6 4 6 7 9 9 8 "   D a t a T y p e = " L a b e l " > V A T B a s e L C Y _ V A T A m o u n t L i n e _ L b l < / V A T B a s e L C Y _ V A T A m o u n t L i n e _ L b l > + 
+             < V A T B a s e _ V a t A m o u n t L i n e   E l e m e n t T y p e = " C o l u m n "   E l e m e n t I d = " 1 4 5 8 9 3 7 8 1 9 "   D a t a T y p e = " D e c i m a l " > V A T B a s e _ V a t A m o u n t L i n e < / V A T B a s e _ V a t A m o u n t L i n e > + 
+             < V A T B a s e _ V a t A m o u n t L i n e _ L b l   E l e m e n t T y p e = " C o l u m n "   E l e m e n t I d = " 1 6 9 1 3 0 2 4 8 8 "   D a t a T y p e = " S t r i n g " > V A T B a s e _ V a t A m o u n t L i n e _ L b l < / V A T B a s e _ V a t A m o u n t L i n e _ L b l > + 
+             < V A T I d e n t i f i e r _ V a t A m o u n t L i n e   E l e m e n t T y p e = " C o l u m n "   E l e m e n t I d = " 1 1 4 2 0 7 0 0 3 5 "   D a t a T y p e = " C o d e " > V A T I d e n t i f i e r _ V a t A m o u n t L i n e < / V A T I d e n t i f i e r _ V a t A m o u n t L i n e > + 
+             < V A T I d e n t i f i e r _ V a t A m o u n t L i n e _ L b l   E l e m e n t T y p e = " C o l u m n "   E l e m e n t I d = " 8 6 4 5 0 4 5 0 "   D a t a T y p e = " S t r i n g " > V A T I d e n t i f i e r _ V a t A m o u n t L i n e _ L b l < / V A T I d e n t i f i e r _ V a t A m o u n t L i n e _ L b l > + 
+             < V A T P c t _ V a t A m o u n t L i n e   E l e m e n t T y p e = " C o l u m n "   E l e m e n t I d = " 1 4 5 3 5 4 2 7 7 7 "   D a t a T y p e = " D e c i m a l " > V A T P c t _ V a t A m o u n t L i n e < / V A T P c t _ V a t A m o u n t L i n e > + 
+             < V A T P c t _ V a t A m o u n t L i n e _ L b l   E l e m e n t T y p e = " C o l u m n "   E l e m e n t I d = " 6 7 6 3 2 3 7 8 "   D a t a T y p e = " S t r i n g " > V A T P c t _ V a t A m o u n t L i n e _ L b l < / V A T P c t _ V a t A m o u n t L i n e _ L b l > + 
+         < / V A T A m o u n t L i n e > + 
+         < V A T C l a u s e L i n e   E l e m e n t T y p e = " D a t a I t e m "   E l e m e n t I d = " 1 6 6 5 5 0 0 1 6 3 " > + 
+             < C o d e _ V A T C l a u s e L i n e   E l e m e n t T y p e = " C o l u m n "   E l e m e n t I d = " 1 8 2 4 5 8 9 8 4 7 "   D a t a T y p e = " C o d e " > C o d e _ V A T C l a u s e L i n e < / C o d e _ V A T C l a u s e L i n e > + 
+             < C o d e _ V A T C l a u s e L i n e _ L b l   E l e m e n t T y p e = " C o l u m n "   E l e m e n t I d = " 4 6 1 5 3 3 0 2 "   D a t a T y p e = " S t r i n g " > C o d e _ V A T C l a u s e L i n e _ L b l < / C o d e _ V A T C l a u s e L i n e _ L b l > + 
+             < D e s c r i p t i o n 2 _ V A T C l a u s e L i n e   E l e m e n t T y p e = " C o l u m n "   E l e m e n t I d = " 1 3 7 9 6 6 7 4 7 0 "   D a t a T y p e = " T e x t " > D e s c r i p t i o n 2 _ V A T C l a u s e L i n e < / D e s c r i p t i o n 2 _ V A T C l a u s e L i n e > + 
+             < D e s c r i p t i o n _ V A T C l a u s e L i n e   E l e m e n t T y p e = " C o l u m n "   E l e m e n t I d = " 1 3 0 5 5 4 5 9 2 4 "   D a t a T y p e = " T e x t " > D e s c r i p t i o n _ V A T C l a u s e L i n e < / D e s c r i p t i o n _ V A T C l a u s e L i n e > + 
+             < N o O f V A T C l a u s e s   E l e m e n t T y p e = " C o l u m n "   E l e m e n t I d = " 7 5 6 4 1 7 3 9 2 "   D a t a T y p e = " I n t e g e r " > N o O f V A T C l a u s e s < / N o O f V A T C l a u s e s > + 
+             < V A T A m o u n t _ V A T C l a u s e L i n e   E l e m e n t T y p e = " C o l u m n "   E l e m e n t I d = " 2 2 2 4 6 9 0 5 9 "   D a t a T y p e = " D e c i m a l " > V A T A m o u n t _ V A T C l a u s e L i n e < / V A T A m o u n t _ V A T C l a u s e L i n e > + 
+             < V A T I d e n t i f i e r _ V A T C l a u s e L i n e   E l e m e n t T y p e = " C o l u m n "   E l e m e n t I d = " 1 4 6 4 4 7 2 4 7 8 "   D a t a T y p e = " C o d e " > V A T I d e n t i f i e r _ V A T C l a u s e L i n e < / V A T I d e n t i f i e r _ V A T C l a u s e L i n e > + 
+         < / V A T C l a u s e L i n e > + 
+         < R e p o r t T o t a l s L i n e   E l e m e n t T y p e = " D a t a I t e m "   E l e m e n t I d = " 2 1 2 2 5 4 9 8 3 6 " > + 
+             < A m o u n t F o r m a t t e d _ R e p o r t T o t a l s L i n e   E l e m e n t T y p e = " C o l u m n "   E l e m e n t I d = " 1 5 0 6 1 3 6 8 2 5 "   D a t a T y p e = " T e x t " > A m o u n t F o r m a t t e d _ R e p o r t T o t a l s L i n e < / A m o u n t F o r m a t t e d _ R e p o r t T o t a l s L i n e > + 
+             < A m o u n t _ R e p o r t T o t a l s L i n e   E l e m e n t T y p e = " C o l u m n "   E l e m e n t I d = " 4 1 9 9 1 8 3 6 9 "   D a t a T y p e = " D e c i m a l " > A m o u n t _ R e p o r t T o t a l s L i n e < / A m o u n t _ R e p o r t T o t a l s L i n e > + 
+             < D e s c r i p t i o n _ R e p o r t T o t a l s L i n e   E l e m e n t T y p e = " C o l u m n "   E l e m e n t I d = " 5 8 1 9 9 6 0 6 7 "   D a t a T y p e = " T e x t " > D e s c r i p t i o n _ R e p o r t T o t a l s L i n e < / D e s c r i p t i o n _ R e p o r t T o t a l s L i n e > + 
+             < F o n t B o l d _ R e p o r t T o t a l s L i n e   E l e m e n t T y p e = " C o l u m n "   E l e m e n t I d = " 9 4 6 5 4 0 5 4 9 "   D a t a T y p e = " B o o l e a n " > F o n t B o l d _ R e p o r t T o t a l s L i n e < / F o n t B o l d _ R e p o r t T o t a l s L i n e > + 
+             < F o n t U n d e r l i n e _ R e p o r t T o t a l s L i n e   E l e m e n t T y p e = " C o l u m n "   E l e m e n t I d = " 2 0 2 1 5 3 3 6 9 4 "   D a t a T y p e = " B o o l e a n " > F o n t U n d e r l i n e _ R e p o r t T o t a l s L i n e < / F o n t U n d e r l i n e _ R e p o r t T o t a l s L i n e > + 
+         < / R e p o r t T o t a l s L i n e > + 
+         < L e t t e r T e x t   E l e m e n t T y p e = " D a t a I t e m "   E l e m e n t I d = " 1 5 1 0 3 5 3 8 3 4 " > + 
+             < B o d y T e x t   E l e m e n t T y p e = " C o l u m n "   E l e m e n t I d = " 1 4 9 7 5 9 8 0 8 "   D a t a T y p e = " L a b e l " > B o d y T e x t < / B o d y T e x t > + 
+             < C l o s i n g T e x t   E l e m e n t T y p e = " C o l u m n "   E l e m e n t I d = " 5 1 2 1 3 5 9 0 9 "   D a t a T y p e = " L a b e l " > C l o s i n g T e x t < / C l o s i n g T e x t > + 
+             < G r e e t i n g T e x t   E l e m e n t T y p e = " C o l u m n "   E l e m e n t I d = " 1 1 7 5 2 7 9 2 8 9 "   D a t a T y p e = " L a b e l " > G r e e t i n g T e x t < / G r e e t i n g T e x t > + 
+         < / L e t t e r T e x t > + 
+         < T o t a l s   E l e m e n t T y p e = " D a t a I t e m "   E l e m e n t I d = " 1 8 2 3 9 5 0 0 4 4 " > + 
+             < C u r r e n c y C o d e   E l e m e n t T y p e = " C o l u m n "   E l e m e n t I d = " 1 5 7 9 5 9 5 9 2 1 "   D a t a T y p e = " T e x t " > C u r r e n c y C o d e < / C u r r e n c y C o d e > + 
+             < C u r r e n c y S y m b o l   E l e m e n t T y p e = " C o l u m n "   E l e m e n t I d = " 1 1 6 2 5 1 0 7 4 8 "   D a t a T y p e = " T e x t " > C u r r e n c y S y m b o l < / C u r r e n c y S y m b o l > + 
+             < T o t a l A m o u n t I n c l u d i n g V A T   E l e m e n t T y p e = " C o l u m n "   E l e m e n t I d = " 9 1 0 5 1 1 5 7 5 "   D a t a T y p e = " S t r i n g " > T o t a l A m o u n t I n c l u d i n g V A T < / T o t a l A m o u n t I n c l u d i n g V A T > + 
+             < T o t a l E x c l u d i n g V A T T e x t   E l e m e n t T y p e = " C o l u m n "   E l e m e n t I d = " 1 9 2 2 9 4 6 3 1 0 "   D a t a T y p e = " T e x t " > T o t a l E x c l u d i n g V A T T e x t < / T o t a l E x c l u d i n g V A T T e x t > + 
+             < T o t a l I n c l u d i n g V A T T e x t   E l e m e n t T y p e = " C o l u m n "   E l e m e n t I d = " 1 2 0 4 0 1 6 3 5 2 "   D a t a T y p e = " T e x t " > T o t a l I n c l u d i n g V A T T e x t < / T o t a l I n c l u d i n g V A T T e x t > + 
+             < T o t a l I n v o i c e D i s c o u n t A m o u n t   E l e m e n t T y p e = " C o l u m n "   E l e m e n t I d = " 4 0 2 1 7 7 5 1 "   D a t a T y p e = " S t r i n g " > T o t a l I n v o i c e D i s c o u n t A m o u n t < / T o t a l I n v o i c e D i s c o u n t A m o u n t > + 
+             < T o t a l N e t A m o u n t   E l e m e n t T y p e = " C o l u m n "   E l e m e n t I d = " 4 8 3 1 9 3 3 7 2 "   D a t a T y p e = " S t r i n g " > T o t a l N e t A m o u n t < / T o t a l N e t A m o u n t > + 
+             < T o t a l P a y m e n t D i s c o u n t O n V A T   E l e m e n t T y p e = " C o l u m n "   E l e m e n t I d = " 7 3 6 0 4 1 8 8 6 "   D a t a T y p e = " D e c i m a l " > T o t a l P a y m e n t D i s c o u n t O n V A T < / T o t a l P a y m e n t D i s c o u n t O n V A T > + 
+             < T o t a l S u b T o t a l   E l e m e n t T y p e = " C o l u m n "   E l e m e n t I d = " 2 0 9 7 8 7 6 8 0 1 "   D a t a T y p e = " S t r i n g " > T o t a l S u b T o t a l < / T o t a l S u b T o t a l > + 
+             < T o t a l S u b T o t a l M i n u s I n v o i c e D i s c o u n t   E l e m e n t T y p e = " C o l u m n "   E l e m e n t I d = " 7 6 9 4 3 1 8 8 7 "   D a t a T y p e = " S t r i n g " > T o t a l S u b T o t a l M i n u s I n v o i c e D i s c o u n t < / T o t a l S u b T o t a l M i n u s I n v o i c e D i s c o u n t > + 
+             < T o t a l T e x t   E l e m e n t T y p e = " C o l u m n "   E l e m e n t I d = " 2 3 1 9 1 0 5 1 8 "   D a t a T y p e = " T e x t " > T o t a l T e x t < / T o t a l T e x t > + 
+             < T o t a l V A T A m o u n t   E l e m e n t T y p e = " C o l u m n "   E l e m e n t I d = " 1 6 2 7 1 0 2 3 2 8 "   D a t a T y p e = " S t r i n g " > T o t a l V A T A m o u n t < / T o t a l V A T A m o u n t > + 
+             < T o t a l V A T A m o u n t L C Y   E l e m e n t T y p e = " C o l u m n "   E l e m e n t I d = " 1 5 0 6 5 7 0 2 1 8 "   D a t a T y p e = " D e c i m a l " > T o t a l V A T A m o u n t L C Y < / T o t a l V A T A m o u n t L C Y > + 
+             < T o t a l V A T A m o u n t T e x t   E l e m e n t T y p e = " C o l u m n "   E l e m e n t I d = " 9 7 3 6 6 6 3 3 9 "   D a t a T y p e = " T e x t " > T o t a l V A T A m o u n t T e x t < / T o t a l V A T A m o u n t T e x t > + 
+             < T o t a l V A T B a s e L C Y   E l e m e n t T y p e = " C o l u m n "   E l e m e n t I d = " 8 3 4 4 5 0 5 2 1 "   D a t a T y p e = " D e c i m a l " > T o t a l V A T B a s e L C Y < / T o t a l V A T B a s e L C Y > + 
+         < / T o t a l s > + 
+     < / H e a d e r > + 
+ < / N a v W o r d R e p o r t X m l P a r t > 
 </file>
 
 <file path=customXml/itemProps1.xml><?xml version="1.0" encoding="utf-8"?>
